--- a/Ausgabe/Klasse_7/01_Informatik_im_Alltag/01_Arbeitsheft.docx
+++ b/Ausgabe/Klasse_7/01_Informatik_im_Alltag/01_Arbeitsheft.docx
@@ -49,7 +49,7 @@
         <w:br w:type="page"/>
       </w:r>
     </w:p>
-    <w:bookmarkStart w:id="27" w:name="woher-kommen-computer"/>
+    <w:bookmarkStart w:id="29" w:name="woher-kommen-computer"/>
     <w:p>
       <w:pPr>
         <w:pStyle w:val="Heading1"/>
@@ -72,7 +72,7 @@
         <w:pStyle w:val="BlockText"/>
       </w:pPr>
       <w:r>
-        <w:t xml:space="preserve">Warum haben Menschen begonnen, Rechenmaschinen und später Computer zu entwickeln?</w:t>
+        <w:t xml:space="preserve">Warum haben Menschen begonnen, Rechenmaschinen und später Computer zu entwickeln – und warum werden heute immer mehr Dinge digital, automatisiert und vernetzt?</w:t>
       </w:r>
     </w:p>
     <w:p>
@@ -88,7 +88,7 @@
         <w:pStyle w:val="BodyText"/>
       </w:pPr>
       <w:r>
-        <w:t xml:space="preserve">In dieser Stunde untersucht ihr einige Stationen auf dem Weg zum modernen Computer.</w:t>
+        <w:t xml:space="preserve">In dieser Stunde untersucht ihr einige Stationen auf dem Weg zum modernen Informatiksystem und schaut anschließend auf aktuelle Entwicklungstendenzen.</w:t>
       </w:r>
     </w:p>
     <w:p>
@@ -591,13 +591,13 @@
       </w:r>
     </w:p>
     <w:bookmarkEnd w:id="23"/>
-    <w:bookmarkStart w:id="25" w:name="gemeinsamkeiten-finden"/>
+    <w:bookmarkStart w:id="25" w:name="X7053f570fbf359f134095fa7a50d88b8a0f9635"/>
     <w:p>
       <w:pPr>
         <w:pStyle w:val="Heading2"/>
       </w:pPr>
       <w:r>
-        <w:t xml:space="preserve">4. Gemeinsamkeiten finden</w:t>
+        <w:t xml:space="preserve">4. Von der Rechenmaschine zur vernetzten Welt</w:t>
       </w:r>
     </w:p>
     <w:p>
@@ -605,101 +605,82 @@
         <w:pStyle w:val="FirstParagraph"/>
       </w:pPr>
       <w:r>
-        <w:t xml:space="preserve">Was verbindet die vorgestellten Personen und Entwicklungen?</w:t>
-      </w:r>
-    </w:p>
-    <w:p>
-      <w:r>
-        <w:pict>
-          <v:rect style="width:0;height:1.5pt" o:hralign="center" o:hrstd="t" o:hr="t"/>
-        </w:pict>
-      </w:r>
-    </w:p>
-    <w:p>
-      <w:r>
-        <w:pict>
-          <v:rect style="width:0;height:1.5pt" o:hralign="center" o:hrstd="t" o:hr="t"/>
-        </w:pict>
-      </w:r>
-    </w:p>
-    <w:bookmarkStart w:id="24" w:name="merksatz"/>
-    <w:p>
-      <w:pPr>
-        <w:pStyle w:val="Heading3"/>
-      </w:pPr>
-      <w:r>
-        <w:t xml:space="preserve">Merksatz</w:t>
-      </w:r>
-    </w:p>
-    <w:p>
-      <w:pPr>
-        <w:pStyle w:val="BlockText"/>
-      </w:pPr>
-      <w:r>
-        <w:t xml:space="preserve">Computer sind nicht plötzlich entstanden. Über viele Jahrhunderte entwickelten Menschen neue Ideen, um Rechnen und Informationsverarbeitung zu erleichtern oder zu automatisieren.</w:t>
-      </w:r>
-    </w:p>
-    <w:p>
-      <w:r>
-        <w:pict>
-          <v:rect style="width:0;height:1.5pt" o:hralign="center" o:hrstd="t" o:hr="t"/>
-        </w:pict>
-      </w:r>
-    </w:p>
-    <w:bookmarkEnd w:id="24"/>
-    <w:bookmarkEnd w:id="25"/>
-    <w:bookmarkStart w:id="26" w:name="ausblick"/>
-    <w:p>
-      <w:pPr>
-        <w:pStyle w:val="Heading2"/>
-      </w:pPr>
-      <w:r>
-        <w:t xml:space="preserve">Ausblick</w:t>
-      </w:r>
-    </w:p>
-    <w:p>
-      <w:pPr>
-        <w:pStyle w:val="FirstParagraph"/>
-      </w:pPr>
-      <w:r>
-        <w:t xml:space="preserve">Moderne Computer unterscheiden sich stark von den frühen Rechenmaschinen. Trotzdem beruht ihre Informationsverarbeitung auf einer überraschend einfachen Idee:</w:t>
-      </w:r>
-    </w:p>
-    <w:p>
-      <w:pPr>
-        <w:pStyle w:val="BlockText"/>
+        <w:t xml:space="preserve">Heute geht es nicht mehr nur darum, schneller zu rechnen. Drei Entwicklungstendenzen begegnen uns fast überall:</w:t>
+      </w:r>
+    </w:p>
+    <w:p>
+      <w:pPr>
+        <w:numPr>
+          <w:ilvl w:val="0"/>
+          <w:numId w:val="1003"/>
+        </w:numPr>
+        <w:pStyle w:val="Compact"/>
       </w:pPr>
       <w:r>
         <w:rPr>
           <w:bCs/>
           <w:b/>
         </w:rPr>
-        <w:t xml:space="preserve">Könnt ihr euch vorstellen, eine ganze Sprache nur aus 0 und 1 zu gestalten?</w:t>
-      </w:r>
-    </w:p>
-    <w:p>
-      <w:r>
-        <w:br w:type="page"/>
-      </w:r>
-    </w:p>
-    <w:bookmarkEnd w:id="26"/>
-    <w:bookmarkEnd w:id="27"/>
-    <w:bookmarkStart w:id="40" w:name="X61962071d8843eb83c30589331823a7471ebe74"/>
-    <w:p>
-      <w:pPr>
-        <w:pStyle w:val="Heading1"/>
-      </w:pPr>
-      <w:r>
-        <w:t xml:space="preserve">Kann man eine Sprache nur aus 0 und 1 schreiben?</w:t>
-      </w:r>
-    </w:p>
-    <w:bookmarkStart w:id="28" w:name="rückblick"/>
-    <w:p>
-      <w:pPr>
-        <w:pStyle w:val="Heading2"/>
-      </w:pPr>
-      <w:r>
-        <w:t xml:space="preserve">Rückblick</w:t>
+        <w:t xml:space="preserve">Digitalisierung:</w:t>
+      </w:r>
+      <w:r>
+        <w:t xml:space="preserve"> </w:t>
+      </w:r>
+      <w:r>
+        <w:t xml:space="preserve">Informationen und Abläufe werden digital dargestellt und verarbeitet, zum Beispiel Fahrkarten, Fotos oder Schulaufgaben.</w:t>
+      </w:r>
+    </w:p>
+    <w:p>
+      <w:pPr>
+        <w:numPr>
+          <w:ilvl w:val="0"/>
+          <w:numId w:val="1003"/>
+        </w:numPr>
+        <w:pStyle w:val="Compact"/>
+      </w:pPr>
+      <w:r>
+        <w:rPr>
+          <w:bCs/>
+          <w:b/>
+        </w:rPr>
+        <w:t xml:space="preserve">Automatisierung:</w:t>
+      </w:r>
+      <w:r>
+        <w:t xml:space="preserve"> </w:t>
+      </w:r>
+      <w:r>
+        <w:t xml:space="preserve">Informatiksysteme übernehmen Arbeitsschritte selbstständig nach vorgegebenen Regeln, zum Beispiel Waschprogramme, Rechtschreibprüfung oder automatische Lichtsteuerung.</w:t>
+      </w:r>
+    </w:p>
+    <w:p>
+      <w:pPr>
+        <w:numPr>
+          <w:ilvl w:val="0"/>
+          <w:numId w:val="1003"/>
+        </w:numPr>
+        <w:pStyle w:val="Compact"/>
+      </w:pPr>
+      <w:r>
+        <w:rPr>
+          <w:bCs/>
+          <w:b/>
+        </w:rPr>
+        <w:t xml:space="preserve">Vernetzung:</w:t>
+      </w:r>
+      <w:r>
+        <w:t xml:space="preserve"> </w:t>
+      </w:r>
+      <w:r>
+        <w:t xml:space="preserve">Geräte und Dienste tauschen Daten aus, zum Beispiel Smartphone und Smartwatch, Schulcloud oder Smarthome-Geräte.</w:t>
+      </w:r>
+    </w:p>
+    <w:bookmarkStart w:id="24" w:name="aufgabe"/>
+    <w:p>
+      <w:pPr>
+        <w:pStyle w:val="Heading3"/>
+      </w:pPr>
+      <w:r>
+        <w:t xml:space="preserve">Aufgabe</w:t>
       </w:r>
     </w:p>
     <w:p>
@@ -707,15 +688,234 @@
         <w:pStyle w:val="FirstParagraph"/>
       </w:pPr>
       <w:r>
-        <w:t xml:space="preserve">Was haben wir in der letzten Stunde über die Geschichte der Rechentechnik herausgefunden?</w:t>
-      </w:r>
-    </w:p>
+        <w:t xml:space="preserve">Ordne die Beispiele zu. Mehrere Zuordnungen können gleichzeitig passen.</w:t>
+      </w:r>
+    </w:p>
+    <w:tbl>
+      <w:tblPr>
+        <w:tblStyle w:val="Table"/>
+        <w:tblW w:type="auto" w:w="0"/>
+        <w:tblLook w:firstRow="1" w:lastRow="0" w:firstColumn="0" w:lastColumn="0" w:noHBand="0" w:noVBand="0" w:val="0020"/>
+        <w:jc w:val="start"/>
+      </w:tblPr>
+      <w:tblGrid>
+        <w:gridCol w:w="1980"/>
+        <w:gridCol w:w="1980"/>
+        <w:gridCol w:w="1980"/>
+        <w:gridCol w:w="1980"/>
+      </w:tblGrid>
+      <w:tr>
+        <w:trPr>
+          <w:tblHeader w:val="true"/>
+        </w:trPr>
+        <w:tc>
+          <w:tcPr/>
+          <w:p>
+            <w:pPr>
+              <w:pStyle w:val="Compact"/>
+              <w:jc w:val="left"/>
+            </w:pPr>
+            <w:r>
+              <w:t xml:space="preserve">Beispiel</w:t>
+            </w:r>
+          </w:p>
+        </w:tc>
+        <w:tc>
+          <w:tcPr/>
+          <w:p>
+            <w:pPr>
+              <w:pStyle w:val="Compact"/>
+              <w:jc w:val="center"/>
+            </w:pPr>
+            <w:r>
+              <w:t xml:space="preserve">Digitalisierung</w:t>
+            </w:r>
+          </w:p>
+        </w:tc>
+        <w:tc>
+          <w:tcPr/>
+          <w:p>
+            <w:pPr>
+              <w:pStyle w:val="Compact"/>
+              <w:jc w:val="center"/>
+            </w:pPr>
+            <w:r>
+              <w:t xml:space="preserve">Automatisierung</w:t>
+            </w:r>
+          </w:p>
+        </w:tc>
+        <w:tc>
+          <w:tcPr/>
+          <w:p>
+            <w:pPr>
+              <w:pStyle w:val="Compact"/>
+              <w:jc w:val="center"/>
+            </w:pPr>
+            <w:r>
+              <w:t xml:space="preserve">Vernetzung</w:t>
+            </w:r>
+          </w:p>
+        </w:tc>
+      </w:tr>
+      <w:tr>
+        <w:tc>
+          <w:tcPr/>
+          <w:p>
+            <w:pPr>
+              <w:pStyle w:val="Compact"/>
+              <w:jc w:val="left"/>
+            </w:pPr>
+            <w:r>
+              <w:t xml:space="preserve">digitales Klassenbuch</w:t>
+            </w:r>
+          </w:p>
+        </w:tc>
+        <w:tc>
+          <w:tcPr/>
+          <w:p>
+            <w:pPr>
+              <w:pStyle w:val="Compact"/>
+            </w:pPr>
+          </w:p>
+        </w:tc>
+        <w:tc>
+          <w:tcPr/>
+          <w:p>
+            <w:pPr>
+              <w:pStyle w:val="Compact"/>
+            </w:pPr>
+          </w:p>
+        </w:tc>
+        <w:tc>
+          <w:tcPr/>
+          <w:p>
+            <w:pPr>
+              <w:pStyle w:val="Compact"/>
+            </w:pPr>
+          </w:p>
+        </w:tc>
+      </w:tr>
+      <w:tr>
+        <w:tc>
+          <w:tcPr/>
+          <w:p>
+            <w:pPr>
+              <w:pStyle w:val="Compact"/>
+              <w:jc w:val="left"/>
+            </w:pPr>
+            <w:r>
+              <w:t xml:space="preserve">Bewegungsmelder schaltet Licht</w:t>
+            </w:r>
+          </w:p>
+        </w:tc>
+        <w:tc>
+          <w:tcPr/>
+          <w:p>
+            <w:pPr>
+              <w:pStyle w:val="Compact"/>
+            </w:pPr>
+          </w:p>
+        </w:tc>
+        <w:tc>
+          <w:tcPr/>
+          <w:p>
+            <w:pPr>
+              <w:pStyle w:val="Compact"/>
+            </w:pPr>
+          </w:p>
+        </w:tc>
+        <w:tc>
+          <w:tcPr/>
+          <w:p>
+            <w:pPr>
+              <w:pStyle w:val="Compact"/>
+            </w:pPr>
+          </w:p>
+        </w:tc>
+      </w:tr>
+      <w:tr>
+        <w:tc>
+          <w:tcPr/>
+          <w:p>
+            <w:pPr>
+              <w:pStyle w:val="Compact"/>
+              <w:jc w:val="left"/>
+            </w:pPr>
+            <w:r>
+              <w:t xml:space="preserve">gemeinsames Dokument in einer Cloud</w:t>
+            </w:r>
+          </w:p>
+        </w:tc>
+        <w:tc>
+          <w:tcPr/>
+          <w:p>
+            <w:pPr>
+              <w:pStyle w:val="Compact"/>
+            </w:pPr>
+          </w:p>
+        </w:tc>
+        <w:tc>
+          <w:tcPr/>
+          <w:p>
+            <w:pPr>
+              <w:pStyle w:val="Compact"/>
+            </w:pPr>
+          </w:p>
+        </w:tc>
+        <w:tc>
+          <w:tcPr/>
+          <w:p>
+            <w:pPr>
+              <w:pStyle w:val="Compact"/>
+            </w:pPr>
+          </w:p>
+        </w:tc>
+      </w:tr>
+      <w:tr>
+        <w:tc>
+          <w:tcPr/>
+          <w:p>
+            <w:pPr>
+              <w:pStyle w:val="Compact"/>
+              <w:jc w:val="left"/>
+            </w:pPr>
+            <w:r>
+              <w:t xml:space="preserve">Smartwatch sendet Messwerte ans Smartphone</w:t>
+            </w:r>
+          </w:p>
+        </w:tc>
+        <w:tc>
+          <w:tcPr/>
+          <w:p>
+            <w:pPr>
+              <w:pStyle w:val="Compact"/>
+            </w:pPr>
+          </w:p>
+        </w:tc>
+        <w:tc>
+          <w:tcPr/>
+          <w:p>
+            <w:pPr>
+              <w:pStyle w:val="Compact"/>
+            </w:pPr>
+          </w:p>
+        </w:tc>
+        <w:tc>
+          <w:tcPr/>
+          <w:p>
+            <w:pPr>
+              <w:pStyle w:val="Compact"/>
+            </w:pPr>
+          </w:p>
+        </w:tc>
+      </w:tr>
+    </w:tbl>
     <w:p>
       <w:pPr>
         <w:pStyle w:val="BodyText"/>
       </w:pPr>
       <w:r>
-        <w:t xml:space="preserve">Notiere zwei Gedanken:</w:t>
+        <w:t xml:space="preserve">Überlege anschließend: Welche Vorteile entstehen? Welche Nachteile oder Risiken können auftreten, etwa für Datenschutz, Energieverbrauch oder Abhängigkeit von Diensten?</w:t>
       </w:r>
     </w:p>
     <w:p>
@@ -725,6 +925,25 @@
         </w:pict>
       </w:r>
     </w:p>
+    <w:bookmarkEnd w:id="24"/>
+    <w:bookmarkEnd w:id="25"/>
+    <w:bookmarkStart w:id="27" w:name="gemeinsamkeiten-finden"/>
+    <w:p>
+      <w:pPr>
+        <w:pStyle w:val="Heading2"/>
+      </w:pPr>
+      <w:r>
+        <w:t xml:space="preserve">5. Gemeinsamkeiten finden</w:t>
+      </w:r>
+    </w:p>
+    <w:p>
+      <w:pPr>
+        <w:pStyle w:val="FirstParagraph"/>
+      </w:pPr>
+      <w:r>
+        <w:t xml:space="preserve">Was verbindet die historischen Entwicklungen und die heutigen Trends?</w:t>
+      </w:r>
+    </w:p>
     <w:p>
       <w:r>
         <w:pict>
@@ -739,8 +958,125 @@
         </w:pict>
       </w:r>
     </w:p>
+    <w:bookmarkStart w:id="26" w:name="merksatz"/>
+    <w:p>
+      <w:pPr>
+        <w:pStyle w:val="Heading3"/>
+      </w:pPr>
+      <w:r>
+        <w:t xml:space="preserve">Merksatz</w:t>
+      </w:r>
+    </w:p>
+    <w:p>
+      <w:pPr>
+        <w:pStyle w:val="BlockText"/>
+      </w:pPr>
+      <w:r>
+        <w:t xml:space="preserve">Informatiksysteme entstanden, um Informationen schneller und zuverlässiger zu verarbeiten. Heute prägen Digitalisierung, Automatisierung und Vernetzung viele Lebensbereiche.</w:t>
+      </w:r>
+    </w:p>
+    <w:p>
+      <w:r>
+        <w:pict>
+          <v:rect style="width:0;height:1.5pt" o:hralign="center" o:hrstd="t" o:hr="t"/>
+        </w:pict>
+      </w:r>
+    </w:p>
+    <w:bookmarkEnd w:id="26"/>
+    <w:bookmarkEnd w:id="27"/>
+    <w:bookmarkStart w:id="28" w:name="ausblick"/>
+    <w:p>
+      <w:pPr>
+        <w:pStyle w:val="Heading2"/>
+      </w:pPr>
+      <w:r>
+        <w:t xml:space="preserve">Ausblick</w:t>
+      </w:r>
+    </w:p>
+    <w:p>
+      <w:pPr>
+        <w:pStyle w:val="FirstParagraph"/>
+      </w:pPr>
+      <w:r>
+        <w:t xml:space="preserve">Moderne Informatiksysteme unterscheiden sich stark von frühen Rechenmaschinen. Trotzdem müssen sie Informationen intern eindeutig darstellen.</w:t>
+      </w:r>
+    </w:p>
+    <w:p>
+      <w:pPr>
+        <w:pStyle w:val="BlockText"/>
+      </w:pPr>
+      <w:r>
+        <w:rPr>
+          <w:bCs/>
+          <w:b/>
+        </w:rPr>
+        <w:t xml:space="preserve">Wie kann ein Computer mit nur zwei Zuständen sehr viele verschiedene Informationen darstellen?</w:t>
+      </w:r>
+    </w:p>
+    <w:p>
+      <w:r>
+        <w:br w:type="page"/>
+      </w:r>
+    </w:p>
     <w:bookmarkEnd w:id="28"/>
-    <w:bookmarkStart w:id="29" w:name="leitfrage-1"/>
+    <w:bookmarkEnd w:id="29"/>
+    <w:bookmarkStart w:id="42" w:name="X61962071d8843eb83c30589331823a7471ebe74"/>
+    <w:p>
+      <w:pPr>
+        <w:pStyle w:val="Heading1"/>
+      </w:pPr>
+      <w:r>
+        <w:t xml:space="preserve">Kann man eine Sprache nur aus 0 und 1 schreiben?</w:t>
+      </w:r>
+    </w:p>
+    <w:bookmarkStart w:id="30" w:name="rückblick"/>
+    <w:p>
+      <w:pPr>
+        <w:pStyle w:val="Heading2"/>
+      </w:pPr>
+      <w:r>
+        <w:t xml:space="preserve">Rückblick</w:t>
+      </w:r>
+    </w:p>
+    <w:p>
+      <w:pPr>
+        <w:pStyle w:val="FirstParagraph"/>
+      </w:pPr>
+      <w:r>
+        <w:t xml:space="preserve">Was haben wir in der letzten Stunde über die Geschichte der Rechentechnik herausgefunden?</w:t>
+      </w:r>
+    </w:p>
+    <w:p>
+      <w:pPr>
+        <w:pStyle w:val="BodyText"/>
+      </w:pPr>
+      <w:r>
+        <w:t xml:space="preserve">Notiere zwei Gedanken:</w:t>
+      </w:r>
+    </w:p>
+    <w:p>
+      <w:r>
+        <w:pict>
+          <v:rect style="width:0;height:1.5pt" o:hralign="center" o:hrstd="t" o:hr="t"/>
+        </w:pict>
+      </w:r>
+    </w:p>
+    <w:p>
+      <w:r>
+        <w:pict>
+          <v:rect style="width:0;height:1.5pt" o:hralign="center" o:hrstd="t" o:hr="t"/>
+        </w:pict>
+      </w:r>
+    </w:p>
+    <w:p>
+      <w:r>
+        <w:pict>
+          <v:rect style="width:0;height:1.5pt" o:hralign="center" o:hrstd="t" o:hr="t"/>
+        </w:pict>
+      </w:r>
+    </w:p>
+    <w:bookmarkEnd w:id="30"/>
+    <w:bookmarkStart w:id="31" w:name="leitfrage-1"/>
     <w:p>
       <w:pPr>
         <w:pStyle w:val="Heading2"/>
@@ -847,8 +1183,8 @@
         </w:pict>
       </w:r>
     </w:p>
-    <w:bookmarkEnd w:id="29"/>
-    <w:bookmarkStart w:id="30" w:name="zwei-zustände-reichen-aus"/>
+    <w:bookmarkEnd w:id="31"/>
+    <w:bookmarkStart w:id="32" w:name="zwei-zustände-reichen-aus"/>
     <w:p>
       <w:pPr>
         <w:pStyle w:val="Heading2"/>
@@ -897,7 +1233,7 @@
       <w:pPr>
         <w:numPr>
           <w:ilvl w:val="0"/>
-          <w:numId w:val="1004"/>
+          <w:numId w:val="1005"/>
         </w:numPr>
         <w:pStyle w:val="Compact"/>
       </w:pPr>
@@ -909,7 +1245,7 @@
       <w:pPr>
         <w:numPr>
           <w:ilvl w:val="0"/>
-          <w:numId w:val="1004"/>
+          <w:numId w:val="1005"/>
         </w:numPr>
         <w:pStyle w:val="Compact"/>
       </w:pPr>
@@ -921,7 +1257,7 @@
       <w:pPr>
         <w:numPr>
           <w:ilvl w:val="0"/>
-          <w:numId w:val="1004"/>
+          <w:numId w:val="1005"/>
         </w:numPr>
         <w:pStyle w:val="Compact"/>
       </w:pPr>
@@ -933,7 +1269,7 @@
       <w:pPr>
         <w:numPr>
           <w:ilvl w:val="0"/>
-          <w:numId w:val="1004"/>
+          <w:numId w:val="1005"/>
         </w:numPr>
         <w:pStyle w:val="Compact"/>
       </w:pPr>
@@ -1020,8 +1356,8 @@
         </w:pict>
       </w:r>
     </w:p>
-    <w:bookmarkEnd w:id="30"/>
-    <w:bookmarkStart w:id="31" w:name="aufgabe-1-zwei-zustände-finden"/>
+    <w:bookmarkEnd w:id="32"/>
+    <w:bookmarkStart w:id="33" w:name="aufgabe-1-zwei-zustände-finden"/>
     <w:p>
       <w:pPr>
         <w:pStyle w:val="Heading2"/>
@@ -1241,8 +1577,8 @@
         </w:pict>
       </w:r>
     </w:p>
-    <w:bookmarkEnd w:id="31"/>
-    <w:bookmarkStart w:id="33" w:name="wie-viele-möglichkeiten-entstehen"/>
+    <w:bookmarkEnd w:id="33"/>
+    <w:bookmarkStart w:id="35" w:name="wie-viele-möglichkeiten-entstehen"/>
     <w:p>
       <w:pPr>
         <w:pStyle w:val="Heading2"/>
@@ -1455,7 +1791,7 @@
         <w:t xml:space="preserve">111</w:t>
       </w:r>
     </w:p>
-    <w:bookmarkStart w:id="32" w:name="aufgabe-2"/>
+    <w:bookmarkStart w:id="34" w:name="aufgabe-2"/>
     <w:p>
       <w:pPr>
         <w:pStyle w:val="Heading3"/>
@@ -1657,9 +1993,9 @@
         </w:pict>
       </w:r>
     </w:p>
-    <w:bookmarkEnd w:id="32"/>
-    <w:bookmarkEnd w:id="33"/>
-    <w:bookmarkStart w:id="34" w:name="Xc97a758030906faaaa4b1e66c7d9c5ba9bec701"/>
+    <w:bookmarkEnd w:id="34"/>
+    <w:bookmarkEnd w:id="35"/>
+    <w:bookmarkStart w:id="36" w:name="Xc97a758030906faaaa4b1e66c7d9c5ba9bec701"/>
     <w:p>
       <w:pPr>
         <w:pStyle w:val="Heading2"/>
@@ -1763,8 +2099,8 @@
         </w:pict>
       </w:r>
     </w:p>
-    <w:bookmarkEnd w:id="34"/>
-    <w:bookmarkStart w:id="36" w:name="Xf26ff75c3f18513a71451c27c89b368b4207ac7"/>
+    <w:bookmarkEnd w:id="36"/>
+    <w:bookmarkStart w:id="38" w:name="Xf26ff75c3f18513a71451c27c89b368b4207ac7"/>
     <w:p>
       <w:pPr>
         <w:pStyle w:val="Heading2"/>
@@ -1986,7 +2322,7 @@
         </w:tc>
       </w:tr>
     </w:tbl>
-    <w:bookmarkStart w:id="35" w:name="prüft-euren-code"/>
+    <w:bookmarkStart w:id="37" w:name="prüft-euren-code"/>
     <w:p>
       <w:pPr>
         <w:pStyle w:val="Heading3"/>
@@ -1999,7 +2335,7 @@
       <w:pPr>
         <w:numPr>
           <w:ilvl w:val="0"/>
-          <w:numId w:val="1005"/>
+          <w:numId w:val="1006"/>
         </w:numPr>
         <w:pStyle w:val="Compact"/>
       </w:pPr>
@@ -2011,7 +2347,7 @@
       <w:pPr>
         <w:numPr>
           <w:ilvl w:val="0"/>
-          <w:numId w:val="1005"/>
+          <w:numId w:val="1006"/>
         </w:numPr>
         <w:pStyle w:val="Compact"/>
       </w:pPr>
@@ -2023,7 +2359,7 @@
       <w:pPr>
         <w:numPr>
           <w:ilvl w:val="0"/>
-          <w:numId w:val="1005"/>
+          <w:numId w:val="1006"/>
         </w:numPr>
         <w:pStyle w:val="Compact"/>
       </w:pPr>
@@ -2038,9 +2374,9 @@
         </w:pict>
       </w:r>
     </w:p>
-    <w:bookmarkEnd w:id="35"/>
-    <w:bookmarkEnd w:id="36"/>
-    <w:bookmarkStart w:id="37" w:name="warum-nicht-zehn-zustände"/>
+    <w:bookmarkEnd w:id="37"/>
+    <w:bookmarkEnd w:id="38"/>
+    <w:bookmarkStart w:id="39" w:name="warum-nicht-zehn-zustände"/>
     <w:p>
       <w:pPr>
         <w:pStyle w:val="Heading2"/>
@@ -2150,8 +2486,8 @@
         </w:pict>
       </w:r>
     </w:p>
-    <w:bookmarkEnd w:id="37"/>
-    <w:bookmarkStart w:id="38" w:name="sicherung"/>
+    <w:bookmarkEnd w:id="39"/>
+    <w:bookmarkStart w:id="40" w:name="sicherung"/>
     <w:p>
       <w:pPr>
         <w:pStyle w:val="Heading2"/>
@@ -2206,8 +2542,8 @@
         </w:pict>
       </w:r>
     </w:p>
-    <w:bookmarkEnd w:id="38"/>
-    <w:bookmarkStart w:id="39" w:name="ausblick-1"/>
+    <w:bookmarkEnd w:id="40"/>
+    <w:bookmarkStart w:id="41" w:name="ausblick-1"/>
     <w:p>
       <w:pPr>
         <w:pStyle w:val="Heading2"/>
@@ -2249,9 +2585,9 @@
         <w:br w:type="page"/>
       </w:r>
     </w:p>
-    <w:bookmarkEnd w:id="39"/>
-    <w:bookmarkEnd w:id="40"/>
-    <w:bookmarkStart w:id="45" w:name="wie-schreibt-ein-computer-zahlen"/>
+    <w:bookmarkEnd w:id="41"/>
+    <w:bookmarkEnd w:id="42"/>
+    <w:bookmarkStart w:id="47" w:name="wie-schreibt-ein-computer-zahlen"/>
     <w:p>
       <w:pPr>
         <w:pStyle w:val="Heading1"/>
@@ -2260,7 +2596,7 @@
         <w:t xml:space="preserve">02 – Wie schreibt ein Computer Zahlen?</w:t>
       </w:r>
     </w:p>
-    <w:bookmarkStart w:id="41" w:name="rückblick-1"/>
+    <w:bookmarkStart w:id="43" w:name="rückblick-1"/>
     <w:p>
       <w:pPr>
         <w:pStyle w:val="Heading2"/>
@@ -2281,7 +2617,7 @@
       <w:pPr>
         <w:numPr>
           <w:ilvl w:val="0"/>
-          <w:numId w:val="1006"/>
+          <w:numId w:val="1007"/>
         </w:numPr>
         <w:pStyle w:val="Compact"/>
       </w:pPr>
@@ -2293,7 +2629,7 @@
       <w:pPr>
         <w:numPr>
           <w:ilvl w:val="0"/>
-          <w:numId w:val="1006"/>
+          <w:numId w:val="1007"/>
         </w:numPr>
         <w:pStyle w:val="Compact"/>
       </w:pPr>
@@ -2335,7 +2671,7 @@
       <w:pPr>
         <w:numPr>
           <w:ilvl w:val="0"/>
-          <w:numId w:val="1006"/>
+          <w:numId w:val="1007"/>
         </w:numPr>
         <w:pStyle w:val="Compact"/>
       </w:pPr>
@@ -2383,8 +2719,8 @@
         </w:pict>
       </w:r>
     </w:p>
-    <w:bookmarkEnd w:id="41"/>
-    <w:bookmarkStart w:id="42" w:name="zwei-zahlensysteme"/>
+    <w:bookmarkEnd w:id="43"/>
+    <w:bookmarkStart w:id="44" w:name="zwei-zahlensysteme"/>
     <w:p>
       <w:pPr>
         <w:pStyle w:val="Heading2"/>
@@ -2504,8 +2840,8 @@
         </w:pict>
       </w:r>
     </w:p>
-    <w:bookmarkEnd w:id="42"/>
-    <w:bookmarkStart w:id="43" w:name="stellenwerte-im-dezimalsystem"/>
+    <w:bookmarkEnd w:id="44"/>
+    <w:bookmarkStart w:id="45" w:name="stellenwerte-im-dezimalsystem"/>
     <w:p>
       <w:pPr>
         <w:pStyle w:val="Heading2"/>
@@ -2731,8 +3067,8 @@
         </w:pict>
       </w:r>
     </w:p>
-    <w:bookmarkEnd w:id="43"/>
-    <w:bookmarkStart w:id="44" w:name="stellenwerte-im-binärsystem"/>
+    <w:bookmarkEnd w:id="45"/>
+    <w:bookmarkStart w:id="46" w:name="stellenwerte-im-binärsystem"/>
     <w:p>
       <w:pPr>
         <w:pStyle w:val="Heading2"/>
@@ -3048,9 +3384,9 @@
         <w:br w:type="page"/>
       </w:r>
     </w:p>
-    <w:bookmarkEnd w:id="44"/>
-    <w:bookmarkEnd w:id="45"/>
-    <w:bookmarkStart w:id="48" w:name="methode-1-mit-zweierpotenzen"/>
+    <w:bookmarkEnd w:id="46"/>
+    <w:bookmarkEnd w:id="47"/>
+    <w:bookmarkStart w:id="50" w:name="methode-1-mit-zweierpotenzen"/>
     <w:p>
       <w:pPr>
         <w:pStyle w:val="Heading1"/>
@@ -3260,7 +3596,7 @@
         </w:pict>
       </w:r>
     </w:p>
-    <w:bookmarkStart w:id="46" w:name="beispiel-22"/>
+    <w:bookmarkStart w:id="48" w:name="beispiel-22"/>
     <w:p>
       <w:pPr>
         <w:pStyle w:val="Heading2"/>
@@ -3448,8 +3784,8 @@
         </w:pict>
       </w:r>
     </w:p>
-    <w:bookmarkEnd w:id="46"/>
-    <w:bookmarkStart w:id="47" w:name="aufgabe-1-mit-zweierpotenzen"/>
+    <w:bookmarkEnd w:id="48"/>
+    <w:bookmarkStart w:id="49" w:name="aufgabe-1-mit-zweierpotenzen"/>
     <w:p>
       <w:pPr>
         <w:pStyle w:val="Heading2"/>
@@ -3470,7 +3806,7 @@
       <w:pPr>
         <w:numPr>
           <w:ilvl w:val="0"/>
-          <w:numId w:val="1007"/>
+          <w:numId w:val="1008"/>
         </w:numPr>
         <w:pStyle w:val="Compact"/>
       </w:pPr>
@@ -3485,7 +3821,7 @@
       <w:pPr>
         <w:numPr>
           <w:ilvl w:val="0"/>
-          <w:numId w:val="1007"/>
+          <w:numId w:val="1008"/>
         </w:numPr>
         <w:pStyle w:val="Compact"/>
       </w:pPr>
@@ -3500,7 +3836,7 @@
       <w:pPr>
         <w:numPr>
           <w:ilvl w:val="0"/>
-          <w:numId w:val="1007"/>
+          <w:numId w:val="1008"/>
         </w:numPr>
         <w:pStyle w:val="Compact"/>
       </w:pPr>
@@ -3515,7 +3851,7 @@
       <w:pPr>
         <w:numPr>
           <w:ilvl w:val="0"/>
-          <w:numId w:val="1007"/>
+          <w:numId w:val="1008"/>
         </w:numPr>
         <w:pStyle w:val="Compact"/>
       </w:pPr>
@@ -3530,7 +3866,7 @@
       <w:pPr>
         <w:numPr>
           <w:ilvl w:val="0"/>
-          <w:numId w:val="1007"/>
+          <w:numId w:val="1008"/>
         </w:numPr>
         <w:pStyle w:val="Compact"/>
       </w:pPr>
@@ -3561,9 +3897,9 @@
         <w:br w:type="page"/>
       </w:r>
     </w:p>
-    <w:bookmarkEnd w:id="47"/>
-    <w:bookmarkEnd w:id="48"/>
-    <w:bookmarkStart w:id="50" w:name="methode-2-wiederholt-durch-2-teilen"/>
+    <w:bookmarkEnd w:id="49"/>
+    <w:bookmarkEnd w:id="50"/>
+    <w:bookmarkStart w:id="52" w:name="methode-2-wiederholt-durch-2-teilen"/>
     <w:p>
       <w:pPr>
         <w:pStyle w:val="Heading1"/>
@@ -3890,7 +4226,7 @@
         </w:pict>
       </w:r>
     </w:p>
-    <w:bookmarkStart w:id="49" w:name="aufgabe-2-division-durch-2"/>
+    <w:bookmarkStart w:id="51" w:name="aufgabe-2-division-durch-2"/>
     <w:p>
       <w:pPr>
         <w:pStyle w:val="Heading2"/>
@@ -3911,7 +4247,7 @@
       <w:pPr>
         <w:numPr>
           <w:ilvl w:val="0"/>
-          <w:numId w:val="1008"/>
+          <w:numId w:val="1009"/>
         </w:numPr>
         <w:pStyle w:val="Compact"/>
       </w:pPr>
@@ -3926,7 +4262,7 @@
       <w:pPr>
         <w:numPr>
           <w:ilvl w:val="0"/>
-          <w:numId w:val="1008"/>
+          <w:numId w:val="1009"/>
         </w:numPr>
         <w:pStyle w:val="Compact"/>
       </w:pPr>
@@ -3941,7 +4277,7 @@
       <w:pPr>
         <w:numPr>
           <w:ilvl w:val="0"/>
-          <w:numId w:val="1008"/>
+          <w:numId w:val="1009"/>
         </w:numPr>
         <w:pStyle w:val="Compact"/>
       </w:pPr>
@@ -3956,7 +4292,7 @@
       <w:pPr>
         <w:numPr>
           <w:ilvl w:val="0"/>
-          <w:numId w:val="1008"/>
+          <w:numId w:val="1009"/>
         </w:numPr>
         <w:pStyle w:val="Compact"/>
       </w:pPr>
@@ -3987,9 +4323,9 @@
         <w:br w:type="page"/>
       </w:r>
     </w:p>
-    <w:bookmarkEnd w:id="49"/>
-    <w:bookmarkEnd w:id="50"/>
-    <w:bookmarkStart w:id="56" w:name="binär-zurück-ins-dezimalsystem"/>
+    <w:bookmarkEnd w:id="51"/>
+    <w:bookmarkEnd w:id="52"/>
+    <w:bookmarkStart w:id="58" w:name="binär-zurück-ins-dezimalsystem"/>
     <w:p>
       <w:pPr>
         <w:pStyle w:val="Heading1"/>
@@ -4252,7 +4588,7 @@
         </w:pict>
       </w:r>
     </w:p>
-    <w:bookmarkStart w:id="51" w:name="aufgabe-3-binär-nach-dezimal"/>
+    <w:bookmarkStart w:id="53" w:name="aufgabe-3-binär-nach-dezimal"/>
     <w:p>
       <w:pPr>
         <w:pStyle w:val="Heading2"/>
@@ -4267,317 +4603,6 @@
       </w:pPr>
       <w:r>
         <w:t xml:space="preserve">Wandle ins Dezimalsystem um.</w:t>
-      </w:r>
-    </w:p>
-    <w:p>
-      <w:pPr>
-        <w:numPr>
-          <w:ilvl w:val="0"/>
-          <w:numId w:val="1009"/>
-        </w:numPr>
-        <w:pStyle w:val="Compact"/>
-      </w:pPr>
-      <w:r>
-        <w:rPr>
-          <w:rStyle w:val="VerbatimChar"/>
-        </w:rPr>
-        <w:t xml:space="preserve">101₂ = ______₁₀</w:t>
-      </w:r>
-    </w:p>
-    <w:p>
-      <w:pPr>
-        <w:numPr>
-          <w:ilvl w:val="0"/>
-          <w:numId w:val="1009"/>
-        </w:numPr>
-        <w:pStyle w:val="Compact"/>
-      </w:pPr>
-      <w:r>
-        <w:rPr>
-          <w:rStyle w:val="VerbatimChar"/>
-        </w:rPr>
-        <w:t xml:space="preserve">1001₂ = ______₁₀</w:t>
-      </w:r>
-    </w:p>
-    <w:p>
-      <w:pPr>
-        <w:numPr>
-          <w:ilvl w:val="0"/>
-          <w:numId w:val="1009"/>
-        </w:numPr>
-        <w:pStyle w:val="Compact"/>
-      </w:pPr>
-      <w:r>
-        <w:rPr>
-          <w:rStyle w:val="VerbatimChar"/>
-        </w:rPr>
-        <w:t xml:space="preserve">1110₂ = ______₁₀</w:t>
-      </w:r>
-    </w:p>
-    <w:p>
-      <w:pPr>
-        <w:numPr>
-          <w:ilvl w:val="0"/>
-          <w:numId w:val="1009"/>
-        </w:numPr>
-        <w:pStyle w:val="Compact"/>
-      </w:pPr>
-      <w:r>
-        <w:rPr>
-          <w:rStyle w:val="VerbatimChar"/>
-        </w:rPr>
-        <w:t xml:space="preserve">10000₂ = ______₁₀</w:t>
-      </w:r>
-    </w:p>
-    <w:p>
-      <w:pPr>
-        <w:numPr>
-          <w:ilvl w:val="0"/>
-          <w:numId w:val="1009"/>
-        </w:numPr>
-        <w:pStyle w:val="Compact"/>
-      </w:pPr>
-      <w:r>
-        <w:rPr>
-          <w:rStyle w:val="VerbatimChar"/>
-        </w:rPr>
-        <w:t xml:space="preserve">11001₂ = ______₁₀</w:t>
-      </w:r>
-    </w:p>
-    <w:p>
-      <w:pPr>
-        <w:numPr>
-          <w:ilvl w:val="0"/>
-          <w:numId w:val="1009"/>
-        </w:numPr>
-        <w:pStyle w:val="Compact"/>
-      </w:pPr>
-      <w:r>
-        <w:rPr>
-          <w:rStyle w:val="VerbatimChar"/>
-        </w:rPr>
-        <w:t xml:space="preserve">111111₂ = ______₁₀</w:t>
-      </w:r>
-    </w:p>
-    <w:p>
-      <w:r>
-        <w:pict>
-          <v:rect style="width:0;height:1.5pt" o:hralign="center" o:hrstd="t" o:hr="t"/>
-        </w:pict>
-      </w:r>
-    </w:p>
-    <w:bookmarkEnd w:id="51"/>
-    <w:bookmarkStart w:id="52" w:name="aufgabe-4-fehler-finden"/>
-    <w:p>
-      <w:pPr>
-        <w:pStyle w:val="Heading2"/>
-      </w:pPr>
-      <w:r>
-        <w:t xml:space="preserve">Aufgabe 4 – Fehler finden</w:t>
-      </w:r>
-    </w:p>
-    <w:p>
-      <w:pPr>
-        <w:pStyle w:val="FirstParagraph"/>
-      </w:pPr>
-      <w:r>
-        <w:t xml:space="preserve">Jemand behauptet:</w:t>
-      </w:r>
-    </w:p>
-    <w:p>
-      <w:pPr>
-        <w:pStyle w:val="SourceCode"/>
-      </w:pPr>
-      <w:r>
-        <w:rPr>
-          <w:rStyle w:val="VerbatimChar"/>
-        </w:rPr>
-        <w:t xml:space="preserve">14₁₀ = 1111₂</w:t>
-      </w:r>
-    </w:p>
-    <w:p>
-      <w:pPr>
-        <w:pStyle w:val="FirstParagraph"/>
-      </w:pPr>
-      <w:r>
-        <w:t xml:space="preserve">Stimmt das?</w:t>
-      </w:r>
-    </w:p>
-    <w:p>
-      <w:pPr>
-        <w:pStyle w:val="BodyText"/>
-      </w:pPr>
-      <w:r>
-        <w:t xml:space="preserve">Prüfe die Aussage und korrigiere sie gegebenenfalls.</w:t>
-      </w:r>
-    </w:p>
-    <w:p>
-      <w:r>
-        <w:pict>
-          <v:rect style="width:0;height:1.5pt" o:hralign="center" o:hrstd="t" o:hr="t"/>
-        </w:pict>
-      </w:r>
-    </w:p>
-    <w:p>
-      <w:r>
-        <w:pict>
-          <v:rect style="width:0;height:1.5pt" o:hralign="center" o:hrstd="t" o:hr="t"/>
-        </w:pict>
-      </w:r>
-    </w:p>
-    <w:p>
-      <w:r>
-        <w:pict>
-          <v:rect style="width:0;height:1.5pt" o:hralign="center" o:hrstd="t" o:hr="t"/>
-        </w:pict>
-      </w:r>
-    </w:p>
-    <w:bookmarkEnd w:id="52"/>
-    <w:bookmarkStart w:id="55" w:name="aufgabe-5-welche-methode-passt-zu-dir"/>
-    <w:p>
-      <w:pPr>
-        <w:pStyle w:val="Heading2"/>
-      </w:pPr>
-      <w:r>
-        <w:t xml:space="preserve">Aufgabe 5 – Welche Methode passt zu dir?</w:t>
-      </w:r>
-    </w:p>
-    <w:p>
-      <w:pPr>
-        <w:pStyle w:val="FirstParagraph"/>
-      </w:pPr>
-      <w:r>
-        <w:t xml:space="preserve">Vergleiche beide Verfahren.</w:t>
-      </w:r>
-    </w:p>
-    <w:bookmarkStart w:id="53" w:name="zweierpotenzen"/>
-    <w:p>
-      <w:pPr>
-        <w:pStyle w:val="Heading3"/>
-      </w:pPr>
-      <w:r>
-        <w:t xml:space="preserve">Zweierpotenzen</w:t>
-      </w:r>
-    </w:p>
-    <w:p>
-      <w:pPr>
-        <w:pStyle w:val="FirstParagraph"/>
-      </w:pPr>
-      <w:r>
-        <w:t xml:space="preserve">Vorteil:</w:t>
-      </w:r>
-    </w:p>
-    <w:p>
-      <w:r>
-        <w:pict>
-          <v:rect style="width:0;height:1.5pt" o:hralign="center" o:hrstd="t" o:hr="t"/>
-        </w:pict>
-      </w:r>
-    </w:p>
-    <w:bookmarkEnd w:id="53"/>
-    <w:bookmarkStart w:id="54" w:name="division-durch-2"/>
-    <w:p>
-      <w:pPr>
-        <w:pStyle w:val="Heading3"/>
-      </w:pPr>
-      <w:r>
-        <w:t xml:space="preserve">Division durch 2</w:t>
-      </w:r>
-    </w:p>
-    <w:p>
-      <w:pPr>
-        <w:pStyle w:val="FirstParagraph"/>
-      </w:pPr>
-      <w:r>
-        <w:t xml:space="preserve">Vorteil:</w:t>
-      </w:r>
-    </w:p>
-    <w:p>
-      <w:r>
-        <w:pict>
-          <v:rect style="width:0;height:1.5pt" o:hralign="center" o:hrstd="t" o:hr="t"/>
-        </w:pict>
-      </w:r>
-    </w:p>
-    <w:p>
-      <w:pPr>
-        <w:pStyle w:val="FirstParagraph"/>
-      </w:pPr>
-      <w:r>
-        <w:t xml:space="preserve">Welche Methode würdest du bei der Zahl</w:t>
-      </w:r>
-      <w:r>
-        <w:t xml:space="preserve"> </w:t>
-      </w:r>
-      <w:r>
-        <w:rPr>
-          <w:rStyle w:val="VerbatimChar"/>
-        </w:rPr>
-        <w:t xml:space="preserve">73</w:t>
-      </w:r>
-      <w:r>
-        <w:t xml:space="preserve"> </w:t>
-      </w:r>
-      <w:r>
-        <w:t xml:space="preserve">verwenden? Begründe.</w:t>
-      </w:r>
-    </w:p>
-    <w:p>
-      <w:r>
-        <w:pict>
-          <v:rect style="width:0;height:1.5pt" o:hralign="center" o:hrstd="t" o:hr="t"/>
-        </w:pict>
-      </w:r>
-    </w:p>
-    <w:p>
-      <w:r>
-        <w:pict>
-          <v:rect style="width:0;height:1.5pt" o:hralign="center" o:hrstd="t" o:hr="t"/>
-        </w:pict>
-      </w:r>
-    </w:p>
-    <w:p>
-      <w:r>
-        <w:br w:type="page"/>
-      </w:r>
-    </w:p>
-    <w:bookmarkEnd w:id="54"/>
-    <w:bookmarkEnd w:id="55"/>
-    <w:bookmarkEnd w:id="56"/>
-    <w:bookmarkStart w:id="57" w:name="knobelaufgabe"/>
-    <w:p>
-      <w:pPr>
-        <w:pStyle w:val="Heading1"/>
-      </w:pPr>
-      <w:r>
-        <w:t xml:space="preserve">Knobelaufgabe</w:t>
-      </w:r>
-    </w:p>
-    <w:p>
-      <w:pPr>
-        <w:pStyle w:val="FirstParagraph"/>
-      </w:pPr>
-      <w:r>
-        <w:t xml:space="preserve">Mit vier Bits können genau die Stellenwerte</w:t>
-      </w:r>
-    </w:p>
-    <w:p>
-      <w:pPr>
-        <w:pStyle w:val="SourceCode"/>
-      </w:pPr>
-      <w:r>
-        <w:rPr>
-          <w:rStyle w:val="VerbatimChar"/>
-        </w:rPr>
-        <w:t xml:space="preserve">8 4 2 1</w:t>
-      </w:r>
-    </w:p>
-    <w:p>
-      <w:pPr>
-        <w:pStyle w:val="FirstParagraph"/>
-      </w:pPr>
-      <w:r>
-        <w:t xml:space="preserve">verwendet werden.</w:t>
       </w:r>
     </w:p>
     <w:p>
@@ -4589,7 +4614,10 @@
         <w:pStyle w:val="Compact"/>
       </w:pPr>
       <w:r>
-        <w:t xml:space="preserve">Welche kleinste Zahl kann dargestellt werden?</w:t>
+        <w:rPr>
+          <w:rStyle w:val="VerbatimChar"/>
+        </w:rPr>
+        <w:t xml:space="preserve">101₂ = ______₁₀</w:t>
       </w:r>
     </w:p>
     <w:p>
@@ -4601,7 +4629,10 @@
         <w:pStyle w:val="Compact"/>
       </w:pPr>
       <w:r>
-        <w:t xml:space="preserve">Welche größte Zahl kann dargestellt werden?</w:t>
+        <w:rPr>
+          <w:rStyle w:val="VerbatimChar"/>
+        </w:rPr>
+        <w:t xml:space="preserve">1001₂ = ______₁₀</w:t>
       </w:r>
     </w:p>
     <w:p>
@@ -4613,7 +4644,55 @@
         <w:pStyle w:val="Compact"/>
       </w:pPr>
       <w:r>
-        <w:t xml:space="preserve">Wie viele verschiedene Bitmuster gibt es insgesamt?</w:t>
+        <w:rPr>
+          <w:rStyle w:val="VerbatimChar"/>
+        </w:rPr>
+        <w:t xml:space="preserve">1110₂ = ______₁₀</w:t>
+      </w:r>
+    </w:p>
+    <w:p>
+      <w:pPr>
+        <w:numPr>
+          <w:ilvl w:val="0"/>
+          <w:numId w:val="1010"/>
+        </w:numPr>
+        <w:pStyle w:val="Compact"/>
+      </w:pPr>
+      <w:r>
+        <w:rPr>
+          <w:rStyle w:val="VerbatimChar"/>
+        </w:rPr>
+        <w:t xml:space="preserve">10000₂ = ______₁₀</w:t>
+      </w:r>
+    </w:p>
+    <w:p>
+      <w:pPr>
+        <w:numPr>
+          <w:ilvl w:val="0"/>
+          <w:numId w:val="1010"/>
+        </w:numPr>
+        <w:pStyle w:val="Compact"/>
+      </w:pPr>
+      <w:r>
+        <w:rPr>
+          <w:rStyle w:val="VerbatimChar"/>
+        </w:rPr>
+        <w:t xml:space="preserve">11001₂ = ______₁₀</w:t>
+      </w:r>
+    </w:p>
+    <w:p>
+      <w:pPr>
+        <w:numPr>
+          <w:ilvl w:val="0"/>
+          <w:numId w:val="1010"/>
+        </w:numPr>
+        <w:pStyle w:val="Compact"/>
+      </w:pPr>
+      <w:r>
+        <w:rPr>
+          <w:rStyle w:val="VerbatimChar"/>
+        </w:rPr>
+        <w:t xml:space="preserve">111111₂ = ______₁₀</w:t>
       </w:r>
     </w:p>
     <w:p>
@@ -4623,6 +4702,51 @@
         </w:pict>
       </w:r>
     </w:p>
+    <w:bookmarkEnd w:id="53"/>
+    <w:bookmarkStart w:id="54" w:name="aufgabe-4-fehler-finden"/>
+    <w:p>
+      <w:pPr>
+        <w:pStyle w:val="Heading2"/>
+      </w:pPr>
+      <w:r>
+        <w:t xml:space="preserve">Aufgabe 4 – Fehler finden</w:t>
+      </w:r>
+    </w:p>
+    <w:p>
+      <w:pPr>
+        <w:pStyle w:val="FirstParagraph"/>
+      </w:pPr>
+      <w:r>
+        <w:t xml:space="preserve">Jemand behauptet:</w:t>
+      </w:r>
+    </w:p>
+    <w:p>
+      <w:pPr>
+        <w:pStyle w:val="SourceCode"/>
+      </w:pPr>
+      <w:r>
+        <w:rPr>
+          <w:rStyle w:val="VerbatimChar"/>
+        </w:rPr>
+        <w:t xml:space="preserve">14₁₀ = 1111₂</w:t>
+      </w:r>
+    </w:p>
+    <w:p>
+      <w:pPr>
+        <w:pStyle w:val="FirstParagraph"/>
+      </w:pPr>
+      <w:r>
+        <w:t xml:space="preserve">Stimmt das?</w:t>
+      </w:r>
+    </w:p>
+    <w:p>
+      <w:pPr>
+        <w:pStyle w:val="BodyText"/>
+      </w:pPr>
+      <w:r>
+        <w:t xml:space="preserve">Prüfe die Aussage und korrigiere sie gegebenenfalls.</w:t>
+      </w:r>
+    </w:p>
     <w:p>
       <w:r>
         <w:pict>
@@ -4632,17 +4756,164 @@
     </w:p>
     <w:p>
       <w:r>
+        <w:pict>
+          <v:rect style="width:0;height:1.5pt" o:hralign="center" o:hrstd="t" o:hr="t"/>
+        </w:pict>
+      </w:r>
+    </w:p>
+    <w:p>
+      <w:r>
+        <w:pict>
+          <v:rect style="width:0;height:1.5pt" o:hralign="center" o:hrstd="t" o:hr="t"/>
+        </w:pict>
+      </w:r>
+    </w:p>
+    <w:bookmarkEnd w:id="54"/>
+    <w:bookmarkStart w:id="57" w:name="aufgabe-5-welche-methode-passt-zu-dir"/>
+    <w:p>
+      <w:pPr>
+        <w:pStyle w:val="Heading2"/>
+      </w:pPr>
+      <w:r>
+        <w:t xml:space="preserve">Aufgabe 5 – Welche Methode passt zu dir?</w:t>
+      </w:r>
+    </w:p>
+    <w:p>
+      <w:pPr>
+        <w:pStyle w:val="FirstParagraph"/>
+      </w:pPr>
+      <w:r>
+        <w:t xml:space="preserve">Vergleiche beide Verfahren.</w:t>
+      </w:r>
+    </w:p>
+    <w:bookmarkStart w:id="55" w:name="zweierpotenzen"/>
+    <w:p>
+      <w:pPr>
+        <w:pStyle w:val="Heading3"/>
+      </w:pPr>
+      <w:r>
+        <w:t xml:space="preserve">Zweierpotenzen</w:t>
+      </w:r>
+    </w:p>
+    <w:p>
+      <w:pPr>
+        <w:pStyle w:val="FirstParagraph"/>
+      </w:pPr>
+      <w:r>
+        <w:t xml:space="preserve">Vorteil:</w:t>
+      </w:r>
+    </w:p>
+    <w:p>
+      <w:r>
+        <w:pict>
+          <v:rect style="width:0;height:1.5pt" o:hralign="center" o:hrstd="t" o:hr="t"/>
+        </w:pict>
+      </w:r>
+    </w:p>
+    <w:bookmarkEnd w:id="55"/>
+    <w:bookmarkStart w:id="56" w:name="division-durch-2"/>
+    <w:p>
+      <w:pPr>
+        <w:pStyle w:val="Heading3"/>
+      </w:pPr>
+      <w:r>
+        <w:t xml:space="preserve">Division durch 2</w:t>
+      </w:r>
+    </w:p>
+    <w:p>
+      <w:pPr>
+        <w:pStyle w:val="FirstParagraph"/>
+      </w:pPr>
+      <w:r>
+        <w:t xml:space="preserve">Vorteil:</w:t>
+      </w:r>
+    </w:p>
+    <w:p>
+      <w:r>
+        <w:pict>
+          <v:rect style="width:0;height:1.5pt" o:hralign="center" o:hrstd="t" o:hr="t"/>
+        </w:pict>
+      </w:r>
+    </w:p>
+    <w:p>
+      <w:pPr>
+        <w:pStyle w:val="FirstParagraph"/>
+      </w:pPr>
+      <w:r>
+        <w:t xml:space="preserve">Welche Methode würdest du bei der Zahl</w:t>
+      </w:r>
+      <w:r>
+        <w:t xml:space="preserve"> </w:t>
+      </w:r>
+      <w:r>
+        <w:rPr>
+          <w:rStyle w:val="VerbatimChar"/>
+        </w:rPr>
+        <w:t xml:space="preserve">73</w:t>
+      </w:r>
+      <w:r>
+        <w:t xml:space="preserve"> </w:t>
+      </w:r>
+      <w:r>
+        <w:t xml:space="preserve">verwenden? Begründe.</w:t>
+      </w:r>
+    </w:p>
+    <w:p>
+      <w:r>
+        <w:pict>
+          <v:rect style="width:0;height:1.5pt" o:hralign="center" o:hrstd="t" o:hr="t"/>
+        </w:pict>
+      </w:r>
+    </w:p>
+    <w:p>
+      <w:r>
+        <w:pict>
+          <v:rect style="width:0;height:1.5pt" o:hralign="center" o:hrstd="t" o:hr="t"/>
+        </w:pict>
+      </w:r>
+    </w:p>
+    <w:p>
+      <w:r>
         <w:br w:type="page"/>
       </w:r>
     </w:p>
+    <w:bookmarkEnd w:id="56"/>
     <w:bookmarkEnd w:id="57"/>
-    <w:bookmarkStart w:id="59" w:name="das-wichtigste"/>
+    <w:bookmarkEnd w:id="58"/>
+    <w:bookmarkStart w:id="59" w:name="knobelaufgabe"/>
     <w:p>
       <w:pPr>
         <w:pStyle w:val="Heading1"/>
       </w:pPr>
       <w:r>
-        <w:t xml:space="preserve">Das Wichtigste</w:t>
+        <w:t xml:space="preserve">Knobelaufgabe</w:t>
+      </w:r>
+    </w:p>
+    <w:p>
+      <w:pPr>
+        <w:pStyle w:val="FirstParagraph"/>
+      </w:pPr>
+      <w:r>
+        <w:t xml:space="preserve">Mit vier Bits können genau die Stellenwerte</w:t>
+      </w:r>
+    </w:p>
+    <w:p>
+      <w:pPr>
+        <w:pStyle w:val="SourceCode"/>
+      </w:pPr>
+      <w:r>
+        <w:rPr>
+          <w:rStyle w:val="VerbatimChar"/>
+        </w:rPr>
+        <w:t xml:space="preserve">8 4 2 1</w:t>
+      </w:r>
+    </w:p>
+    <w:p>
+      <w:pPr>
+        <w:pStyle w:val="FirstParagraph"/>
+      </w:pPr>
+      <w:r>
+        <w:t xml:space="preserve">verwendet werden.</w:t>
       </w:r>
     </w:p>
     <w:p>
@@ -4654,7 +4925,7 @@
         <w:pStyle w:val="Compact"/>
       </w:pPr>
       <w:r>
-        <w:t xml:space="preserve">Das Dezimalsystem arbeitet mit Potenzen von 10.</w:t>
+        <w:t xml:space="preserve">Welche kleinste Zahl kann dargestellt werden?</w:t>
       </w:r>
     </w:p>
     <w:p>
@@ -4666,7 +4937,7 @@
         <w:pStyle w:val="Compact"/>
       </w:pPr>
       <w:r>
-        <w:t xml:space="preserve">Das Binärsystem arbeitet mit Potenzen von 2.</w:t>
+        <w:t xml:space="preserve">Welche größte Zahl kann dargestellt werden?</w:t>
       </w:r>
     </w:p>
     <w:p>
@@ -4678,14 +4949,79 @@
         <w:pStyle w:val="Compact"/>
       </w:pPr>
       <w:r>
-        <w:t xml:space="preserve">Dezimalzahlen können über Zweierpotenzen oder durch wiederholte Division durch 2 ins Binärsystem umgerechnet werden.</w:t>
+        <w:t xml:space="preserve">Wie viele verschiedene Bitmuster gibt es insgesamt?</w:t>
+      </w:r>
+    </w:p>
+    <w:p>
+      <w:r>
+        <w:pict>
+          <v:rect style="width:0;height:1.5pt" o:hralign="center" o:hrstd="t" o:hr="t"/>
+        </w:pict>
+      </w:r>
+    </w:p>
+    <w:p>
+      <w:r>
+        <w:pict>
+          <v:rect style="width:0;height:1.5pt" o:hralign="center" o:hrstd="t" o:hr="t"/>
+        </w:pict>
+      </w:r>
+    </w:p>
+    <w:p>
+      <w:r>
+        <w:br w:type="page"/>
+      </w:r>
+    </w:p>
+    <w:bookmarkEnd w:id="59"/>
+    <w:bookmarkStart w:id="61" w:name="das-wichtigste"/>
+    <w:p>
+      <w:pPr>
+        <w:pStyle w:val="Heading1"/>
+      </w:pPr>
+      <w:r>
+        <w:t xml:space="preserve">Das Wichtigste</w:t>
       </w:r>
     </w:p>
     <w:p>
       <w:pPr>
         <w:numPr>
           <w:ilvl w:val="0"/>
-          <w:numId w:val="1011"/>
+          <w:numId w:val="1012"/>
+        </w:numPr>
+        <w:pStyle w:val="Compact"/>
+      </w:pPr>
+      <w:r>
+        <w:t xml:space="preserve">Das Dezimalsystem arbeitet mit Potenzen von 10.</w:t>
+      </w:r>
+    </w:p>
+    <w:p>
+      <w:pPr>
+        <w:numPr>
+          <w:ilvl w:val="0"/>
+          <w:numId w:val="1012"/>
+        </w:numPr>
+        <w:pStyle w:val="Compact"/>
+      </w:pPr>
+      <w:r>
+        <w:t xml:space="preserve">Das Binärsystem arbeitet mit Potenzen von 2.</w:t>
+      </w:r>
+    </w:p>
+    <w:p>
+      <w:pPr>
+        <w:numPr>
+          <w:ilvl w:val="0"/>
+          <w:numId w:val="1012"/>
+        </w:numPr>
+        <w:pStyle w:val="Compact"/>
+      </w:pPr>
+      <w:r>
+        <w:t xml:space="preserve">Dezimalzahlen können über Zweierpotenzen oder durch wiederholte Division durch 2 ins Binärsystem umgerechnet werden.</w:t>
+      </w:r>
+    </w:p>
+    <w:p>
+      <w:pPr>
+        <w:numPr>
+          <w:ilvl w:val="0"/>
+          <w:numId w:val="1012"/>
         </w:numPr>
         <w:pStyle w:val="Compact"/>
       </w:pPr>
@@ -4708,7 +5044,7 @@
         <w:t xml:space="preserve">addiert werden.</w:t>
       </w:r>
     </w:p>
-    <w:bookmarkStart w:id="58" w:name="ausblick-2"/>
+    <w:bookmarkStart w:id="60" w:name="ausblick-2"/>
     <w:p>
       <w:pPr>
         <w:pStyle w:val="Heading2"/>
@@ -4734,9 +5070,9 @@
         <w:br w:type="page"/>
       </w:r>
     </w:p>
-    <w:bookmarkEnd w:id="58"/>
-    <w:bookmarkEnd w:id="59"/>
-    <w:bookmarkStart w:id="72" w:name="wie-speichert-ein-computer-texte"/>
+    <w:bookmarkEnd w:id="60"/>
+    <w:bookmarkEnd w:id="61"/>
+    <w:bookmarkStart w:id="74" w:name="wie-speichert-ein-computer-texte"/>
     <w:p>
       <w:pPr>
         <w:pStyle w:val="Heading1"/>
@@ -4745,7 +5081,7 @@
         <w:t xml:space="preserve">03 – Wie speichert ein Computer Texte?</w:t>
       </w:r>
     </w:p>
-    <w:bookmarkStart w:id="60" w:name="rückblick-2"/>
+    <w:bookmarkStart w:id="62" w:name="rückblick-2"/>
     <w:p>
       <w:pPr>
         <w:pStyle w:val="Heading2"/>
@@ -4766,7 +5102,7 @@
       <w:pPr>
         <w:numPr>
           <w:ilvl w:val="0"/>
-          <w:numId w:val="1012"/>
+          <w:numId w:val="1013"/>
         </w:numPr>
         <w:pStyle w:val="Compact"/>
       </w:pPr>
@@ -4808,7 +5144,7 @@
       <w:pPr>
         <w:numPr>
           <w:ilvl w:val="0"/>
-          <w:numId w:val="1012"/>
+          <w:numId w:val="1013"/>
         </w:numPr>
         <w:pStyle w:val="Compact"/>
       </w:pPr>
@@ -4820,7 +5156,7 @@
       <w:pPr>
         <w:numPr>
           <w:ilvl w:val="0"/>
-          <w:numId w:val="1012"/>
+          <w:numId w:val="1013"/>
         </w:numPr>
         <w:pStyle w:val="Compact"/>
       </w:pPr>
@@ -4855,8 +5191,8 @@
         </w:pict>
       </w:r>
     </w:p>
-    <w:bookmarkEnd w:id="60"/>
-    <w:bookmarkStart w:id="61" w:name="X4f5891670139d0649ce5b2abda9547963c178ef"/>
+    <w:bookmarkEnd w:id="62"/>
+    <w:bookmarkStart w:id="63" w:name="X4f5891670139d0649ce5b2abda9547963c178ef"/>
     <w:p>
       <w:pPr>
         <w:pStyle w:val="Heading2"/>
@@ -5188,8 +5524,8 @@
         </w:pict>
       </w:r>
     </w:p>
-    <w:bookmarkEnd w:id="61"/>
-    <w:bookmarkStart w:id="63" w:name="vom-buchstaben-zum-bitmuster"/>
+    <w:bookmarkEnd w:id="63"/>
+    <w:bookmarkStart w:id="65" w:name="vom-buchstaben-zum-bitmuster"/>
     <w:p>
       <w:pPr>
         <w:pStyle w:val="Heading2"/>
@@ -5271,7 +5607,7 @@
         <w:t xml:space="preserve">Damit kann derselbe Computer Zahlen, Buchstaben und andere Zeichen als Bitfolgen speichern.</w:t>
       </w:r>
     </w:p>
-    <w:bookmarkStart w:id="62" w:name="aufgabe-1"/>
+    <w:bookmarkStart w:id="64" w:name="aufgabe-1"/>
     <w:p>
       <w:pPr>
         <w:pStyle w:val="Heading3"/>
@@ -5292,7 +5628,7 @@
       <w:pPr>
         <w:numPr>
           <w:ilvl w:val="0"/>
-          <w:numId w:val="1013"/>
+          <w:numId w:val="1014"/>
         </w:numPr>
         <w:pStyle w:val="Compact"/>
       </w:pPr>
@@ -5307,7 +5643,7 @@
       <w:pPr>
         <w:numPr>
           <w:ilvl w:val="0"/>
-          <w:numId w:val="1013"/>
+          <w:numId w:val="1014"/>
         </w:numPr>
         <w:pStyle w:val="Compact"/>
       </w:pPr>
@@ -5322,7 +5658,7 @@
       <w:pPr>
         <w:numPr>
           <w:ilvl w:val="0"/>
-          <w:numId w:val="1013"/>
+          <w:numId w:val="1014"/>
         </w:numPr>
         <w:pStyle w:val="Compact"/>
       </w:pPr>
@@ -5337,7 +5673,7 @@
       <w:pPr>
         <w:numPr>
           <w:ilvl w:val="0"/>
-          <w:numId w:val="1013"/>
+          <w:numId w:val="1014"/>
         </w:numPr>
         <w:pStyle w:val="Compact"/>
       </w:pPr>
@@ -5361,9 +5697,9 @@
         </w:pict>
       </w:r>
     </w:p>
-    <w:bookmarkEnd w:id="62"/>
-    <w:bookmarkEnd w:id="63"/>
-    <w:bookmarkStart w:id="65" w:name="ascii-eine-frühe-gemeinsame-vereinbarung"/>
+    <w:bookmarkEnd w:id="64"/>
+    <w:bookmarkEnd w:id="65"/>
+    <w:bookmarkStart w:id="67" w:name="ascii-eine-frühe-gemeinsame-vereinbarung"/>
     <w:p>
       <w:pPr>
         <w:pStyle w:val="Heading2"/>
@@ -5413,7 +5749,7 @@
       <w:pPr>
         <w:numPr>
           <w:ilvl w:val="0"/>
-          <w:numId w:val="1014"/>
+          <w:numId w:val="1015"/>
         </w:numPr>
         <w:pStyle w:val="Compact"/>
       </w:pPr>
@@ -5425,7 +5761,7 @@
       <w:pPr>
         <w:numPr>
           <w:ilvl w:val="0"/>
-          <w:numId w:val="1014"/>
+          <w:numId w:val="1015"/>
         </w:numPr>
         <w:pStyle w:val="Compact"/>
       </w:pPr>
@@ -5437,7 +5773,7 @@
       <w:pPr>
         <w:numPr>
           <w:ilvl w:val="0"/>
-          <w:numId w:val="1014"/>
+          <w:numId w:val="1015"/>
         </w:numPr>
         <w:pStyle w:val="Compact"/>
       </w:pPr>
@@ -5449,7 +5785,7 @@
       <w:pPr>
         <w:numPr>
           <w:ilvl w:val="0"/>
-          <w:numId w:val="1014"/>
+          <w:numId w:val="1015"/>
         </w:numPr>
         <w:pStyle w:val="Compact"/>
       </w:pPr>
@@ -5480,7 +5816,7 @@
         <w:t xml:space="preserve">verschiedene Werte darstellen. Der ursprüngliche ASCII-Zeichensatz verwendet diese 128 möglichen Codes.</w:t>
       </w:r>
     </w:p>
-    <w:bookmarkStart w:id="64" w:name="aufgabe-2-eine-geheime-nachricht"/>
+    <w:bookmarkStart w:id="66" w:name="aufgabe-2-eine-geheime-nachricht"/>
     <w:p>
       <w:pPr>
         <w:pStyle w:val="Heading3"/>
@@ -5683,9 +6019,9 @@
         </w:pict>
       </w:r>
     </w:p>
-    <w:bookmarkEnd w:id="64"/>
-    <w:bookmarkEnd w:id="65"/>
-    <w:bookmarkStart w:id="66" w:name="warum-ascii-allein-nicht-reicht"/>
+    <w:bookmarkEnd w:id="66"/>
+    <w:bookmarkEnd w:id="67"/>
+    <w:bookmarkStart w:id="68" w:name="warum-ascii-allein-nicht-reicht"/>
     <w:p>
       <w:pPr>
         <w:pStyle w:val="Heading2"/>
@@ -5964,8 +6300,8 @@
         </w:pict>
       </w:r>
     </w:p>
-    <w:bookmarkEnd w:id="66"/>
-    <w:bookmarkStart w:id="68" w:name="utf-8-unterschiedlich-viele-bytes"/>
+    <w:bookmarkEnd w:id="68"/>
+    <w:bookmarkStart w:id="70" w:name="utf-8-unterschiedlich-viele-bytes"/>
     <w:p>
       <w:pPr>
         <w:pStyle w:val="Heading2"/>
@@ -6165,7 +6501,7 @@
         </w:tc>
       </w:tr>
     </w:tbl>
-    <w:bookmarkStart w:id="67" w:name="aufgabe-3"/>
+    <w:bookmarkStart w:id="69" w:name="aufgabe-3"/>
     <w:p>
       <w:pPr>
         <w:pStyle w:val="Heading3"/>
@@ -6206,7 +6542,7 @@
       <w:pPr>
         <w:numPr>
           <w:ilvl w:val="0"/>
-          <w:numId w:val="1015"/>
+          <w:numId w:val="1016"/>
         </w:numPr>
         <w:pStyle w:val="Compact"/>
       </w:pPr>
@@ -6218,7 +6554,7 @@
       <w:pPr>
         <w:numPr>
           <w:ilvl w:val="0"/>
-          <w:numId w:val="1015"/>
+          <w:numId w:val="1016"/>
         </w:numPr>
         <w:pStyle w:val="Compact"/>
       </w:pPr>
@@ -6230,7 +6566,7 @@
       <w:pPr>
         <w:numPr>
           <w:ilvl w:val="0"/>
-          <w:numId w:val="1015"/>
+          <w:numId w:val="1016"/>
         </w:numPr>
         <w:pStyle w:val="Compact"/>
       </w:pPr>
@@ -6245,9 +6581,9 @@
         </w:pict>
       </w:r>
     </w:p>
-    <w:bookmarkEnd w:id="67"/>
-    <w:bookmarkEnd w:id="68"/>
-    <w:bookmarkStart w:id="70" w:name="gleiche-bits-unterschiedliche-bedeutung"/>
+    <w:bookmarkEnd w:id="69"/>
+    <w:bookmarkEnd w:id="70"/>
+    <w:bookmarkStart w:id="72" w:name="gleiche-bits-unterschiedliche-bedeutung"/>
     <w:p>
       <w:pPr>
         <w:pStyle w:val="Heading2"/>
@@ -6322,7 +6658,7 @@
         <w:t xml:space="preserve">Bits besitzen nicht von selbst eine Bedeutung. Erst die Vereinbarung über ihre Interpretation macht daraus eine Zahl, einen Buchstaben, eine Farbe oder etwas anderes.</w:t>
       </w:r>
     </w:p>
-    <w:bookmarkStart w:id="69" w:name="aufgabe-4-erklären"/>
+    <w:bookmarkStart w:id="71" w:name="aufgabe-4-erklären"/>
     <w:p>
       <w:pPr>
         <w:pStyle w:val="Heading3"/>
@@ -6368,9 +6704,9 @@
         </w:pict>
       </w:r>
     </w:p>
-    <w:bookmarkEnd w:id="69"/>
-    <w:bookmarkEnd w:id="70"/>
-    <w:bookmarkStart w:id="71" w:name="aufgabe-5-eigene-codierung"/>
+    <w:bookmarkEnd w:id="71"/>
+    <w:bookmarkEnd w:id="72"/>
+    <w:bookmarkStart w:id="73" w:name="aufgabe-5-eigene-codierung"/>
     <w:p>
       <w:pPr>
         <w:pStyle w:val="Heading2"/>
@@ -6644,9 +6980,9 @@
         <w:br w:type="page"/>
       </w:r>
     </w:p>
-    <w:bookmarkEnd w:id="71"/>
-    <w:bookmarkEnd w:id="72"/>
-    <w:bookmarkStart w:id="74" w:name="das-wichtigste-1"/>
+    <w:bookmarkEnd w:id="73"/>
+    <w:bookmarkEnd w:id="74"/>
+    <w:bookmarkStart w:id="76" w:name="das-wichtigste-1"/>
     <w:p>
       <w:pPr>
         <w:pStyle w:val="Heading1"/>
@@ -6659,7 +6995,7 @@
       <w:pPr>
         <w:numPr>
           <w:ilvl w:val="0"/>
-          <w:numId w:val="1016"/>
+          <w:numId w:val="1017"/>
         </w:numPr>
         <w:pStyle w:val="Compact"/>
       </w:pPr>
@@ -6671,7 +7007,7 @@
       <w:pPr>
         <w:numPr>
           <w:ilvl w:val="0"/>
-          <w:numId w:val="1016"/>
+          <w:numId w:val="1017"/>
         </w:numPr>
         <w:pStyle w:val="Compact"/>
       </w:pPr>
@@ -6683,7 +7019,7 @@
       <w:pPr>
         <w:numPr>
           <w:ilvl w:val="0"/>
-          <w:numId w:val="1016"/>
+          <w:numId w:val="1017"/>
         </w:numPr>
         <w:pStyle w:val="Compact"/>
       </w:pPr>
@@ -6695,7 +7031,7 @@
       <w:pPr>
         <w:numPr>
           <w:ilvl w:val="0"/>
-          <w:numId w:val="1016"/>
+          <w:numId w:val="1017"/>
         </w:numPr>
         <w:pStyle w:val="Compact"/>
       </w:pPr>
@@ -6707,7 +7043,7 @@
       <w:pPr>
         <w:numPr>
           <w:ilvl w:val="0"/>
-          <w:numId w:val="1016"/>
+          <w:numId w:val="1017"/>
         </w:numPr>
         <w:pStyle w:val="Compact"/>
       </w:pPr>
@@ -6719,7 +7055,7 @@
       <w:pPr>
         <w:numPr>
           <w:ilvl w:val="0"/>
-          <w:numId w:val="1016"/>
+          <w:numId w:val="1017"/>
         </w:numPr>
         <w:pStyle w:val="Compact"/>
       </w:pPr>
@@ -6727,7 +7063,7 @@
         <w:t xml:space="preserve">Eine Bitfolge erhält ihre Bedeutung erst durch die vereinbarte Interpretation.</w:t>
       </w:r>
     </w:p>
-    <w:bookmarkStart w:id="73" w:name="ausblick-3"/>
+    <w:bookmarkStart w:id="75" w:name="ausblick-3"/>
     <w:p>
       <w:pPr>
         <w:pStyle w:val="Heading2"/>
@@ -6753,9 +7089,9 @@
         <w:br w:type="page"/>
       </w:r>
     </w:p>
-    <w:bookmarkEnd w:id="73"/>
-    <w:bookmarkEnd w:id="74"/>
-    <w:bookmarkStart w:id="76" w:name="wie-speichert-ein-computer-bilder"/>
+    <w:bookmarkEnd w:id="75"/>
+    <w:bookmarkEnd w:id="76"/>
+    <w:bookmarkStart w:id="78" w:name="wie-speichert-ein-computer-bilder"/>
     <w:p>
       <w:pPr>
         <w:pStyle w:val="Heading1"/>
@@ -6764,7 +7100,7 @@
         <w:t xml:space="preserve">04 – Wie speichert ein Computer Bilder?</w:t>
       </w:r>
     </w:p>
-    <w:bookmarkStart w:id="75" w:name="rückblick-3"/>
+    <w:bookmarkStart w:id="77" w:name="rückblick-3"/>
     <w:p>
       <w:pPr>
         <w:pStyle w:val="Heading2"/>
@@ -6785,7 +7121,7 @@
       <w:pPr>
         <w:numPr>
           <w:ilvl w:val="0"/>
-          <w:numId w:val="1017"/>
+          <w:numId w:val="1018"/>
         </w:numPr>
         <w:pStyle w:val="Compact"/>
       </w:pPr>
@@ -6797,7 +7133,7 @@
       <w:pPr>
         <w:numPr>
           <w:ilvl w:val="0"/>
-          <w:numId w:val="1017"/>
+          <w:numId w:val="1018"/>
         </w:numPr>
         <w:pStyle w:val="Compact"/>
       </w:pPr>
@@ -6809,7 +7145,7 @@
       <w:pPr>
         <w:numPr>
           <w:ilvl w:val="0"/>
-          <w:numId w:val="1017"/>
+          <w:numId w:val="1018"/>
         </w:numPr>
         <w:pStyle w:val="Compact"/>
       </w:pPr>
@@ -6849,9 +7185,9 @@
         <w:br w:type="page"/>
       </w:r>
     </w:p>
-    <w:bookmarkEnd w:id="75"/>
-    <w:bookmarkEnd w:id="76"/>
-    <w:bookmarkStart w:id="79" w:name="ein-bild-aus-kleinen-punkten"/>
+    <w:bookmarkEnd w:id="77"/>
+    <w:bookmarkEnd w:id="78"/>
+    <w:bookmarkStart w:id="81" w:name="ein-bild-aus-kleinen-punkten"/>
     <w:p>
       <w:pPr>
         <w:pStyle w:val="Heading1"/>
@@ -6931,7 +7267,7 @@
         <w:t xml:space="preserve">Ein digitales Rasterbild besteht aus vielen Pixeln, die in Zeilen und Spalten angeordnet sind.</w:t>
       </w:r>
     </w:p>
-    <w:bookmarkStart w:id="77" w:name="beispiel"/>
+    <w:bookmarkStart w:id="79" w:name="beispiel"/>
     <w:p>
       <w:pPr>
         <w:pStyle w:val="Heading2"/>
@@ -7038,8 +7374,8 @@
         </w:pict>
       </w:r>
     </w:p>
-    <w:bookmarkEnd w:id="77"/>
-    <w:bookmarkStart w:id="78" w:name="aufgabe-1-pixelbild-lesen"/>
+    <w:bookmarkEnd w:id="79"/>
+    <w:bookmarkStart w:id="80" w:name="aufgabe-1-pixelbild-lesen"/>
     <w:p>
       <w:pPr>
         <w:pStyle w:val="Heading2"/>
@@ -7145,9 +7481,9 @@
         <w:br w:type="page"/>
       </w:r>
     </w:p>
-    <w:bookmarkEnd w:id="78"/>
-    <w:bookmarkEnd w:id="79"/>
-    <w:bookmarkStart w:id="81" w:name="auflösung"/>
+    <w:bookmarkEnd w:id="80"/>
+    <w:bookmarkEnd w:id="81"/>
+    <w:bookmarkStart w:id="83" w:name="auflösung"/>
     <w:p>
       <w:pPr>
         <w:pStyle w:val="Heading1"/>
@@ -7211,68 +7547,12 @@
       <w:pPr>
         <w:numPr>
           <w:ilvl w:val="0"/>
-          <w:numId w:val="1018"/>
+          <w:numId w:val="1019"/>
         </w:numPr>
         <w:pStyle w:val="Compact"/>
       </w:pPr>
       <w:r>
         <w:t xml:space="preserve">1920 Pixel in der Breite,</w:t>
-      </w:r>
-    </w:p>
-    <w:p>
-      <w:pPr>
-        <w:numPr>
-          <w:ilvl w:val="0"/>
-          <w:numId w:val="1018"/>
-        </w:numPr>
-        <w:pStyle w:val="Compact"/>
-      </w:pPr>
-      <w:r>
-        <w:t xml:space="preserve">1080 Pixel in der Höhe.</w:t>
-      </w:r>
-    </w:p>
-    <w:p>
-      <w:pPr>
-        <w:pStyle w:val="FirstParagraph"/>
-      </w:pPr>
-      <w:r>
-        <w:t xml:space="preserve">Die Gesamtzahl der Pixel erhält man durch Multiplikation:</w:t>
-      </w:r>
-    </w:p>
-    <w:p>
-      <w:pPr>
-        <w:pStyle w:val="SourceCode"/>
-      </w:pPr>
-      <w:r>
-        <w:rPr>
-          <w:rStyle w:val="VerbatimChar"/>
-        </w:rPr>
-        <w:t xml:space="preserve">1920 · 1080 = 2 073 600 Pixel</w:t>
-      </w:r>
-    </w:p>
-    <w:p>
-      <w:pPr>
-        <w:pStyle w:val="FirstParagraph"/>
-      </w:pPr>
-      <w:r>
-        <w:t xml:space="preserve">Das sind ungefähr 2,1 Millionen Pixel.</w:t>
-      </w:r>
-    </w:p>
-    <w:bookmarkStart w:id="80" w:name="aufgabe-2-auflösung-berechnen"/>
-    <w:p>
-      <w:pPr>
-        <w:pStyle w:val="Heading2"/>
-      </w:pPr>
-      <w:r>
-        <w:t xml:space="preserve">Aufgabe 2 – Auflösung berechnen</w:t>
-      </w:r>
-    </w:p>
-    <w:p>
-      <w:pPr>
-        <w:pStyle w:val="FirstParagraph"/>
-      </w:pPr>
-      <w:r>
-        <w:t xml:space="preserve">Berechne die Anzahl der Pixel:</w:t>
       </w:r>
     </w:p>
     <w:p>
@@ -7284,6 +7564,62 @@
         <w:pStyle w:val="Compact"/>
       </w:pPr>
       <w:r>
+        <w:t xml:space="preserve">1080 Pixel in der Höhe.</w:t>
+      </w:r>
+    </w:p>
+    <w:p>
+      <w:pPr>
+        <w:pStyle w:val="FirstParagraph"/>
+      </w:pPr>
+      <w:r>
+        <w:t xml:space="preserve">Die Gesamtzahl der Pixel erhält man durch Multiplikation:</w:t>
+      </w:r>
+    </w:p>
+    <w:p>
+      <w:pPr>
+        <w:pStyle w:val="SourceCode"/>
+      </w:pPr>
+      <w:r>
+        <w:rPr>
+          <w:rStyle w:val="VerbatimChar"/>
+        </w:rPr>
+        <w:t xml:space="preserve">1920 · 1080 = 2 073 600 Pixel</w:t>
+      </w:r>
+    </w:p>
+    <w:p>
+      <w:pPr>
+        <w:pStyle w:val="FirstParagraph"/>
+      </w:pPr>
+      <w:r>
+        <w:t xml:space="preserve">Das sind ungefähr 2,1 Millionen Pixel.</w:t>
+      </w:r>
+    </w:p>
+    <w:bookmarkStart w:id="82" w:name="aufgabe-2-auflösung-berechnen"/>
+    <w:p>
+      <w:pPr>
+        <w:pStyle w:val="Heading2"/>
+      </w:pPr>
+      <w:r>
+        <w:t xml:space="preserve">Aufgabe 2 – Auflösung berechnen</w:t>
+      </w:r>
+    </w:p>
+    <w:p>
+      <w:pPr>
+        <w:pStyle w:val="FirstParagraph"/>
+      </w:pPr>
+      <w:r>
+        <w:t xml:space="preserve">Berechne die Anzahl der Pixel:</w:t>
+      </w:r>
+    </w:p>
+    <w:p>
+      <w:pPr>
+        <w:numPr>
+          <w:ilvl w:val="0"/>
+          <w:numId w:val="1020"/>
+        </w:numPr>
+        <w:pStyle w:val="Compact"/>
+      </w:pPr>
+      <w:r>
         <w:rPr>
           <w:rStyle w:val="VerbatimChar"/>
         </w:rPr>
@@ -7294,7 +7630,7 @@
       <w:pPr>
         <w:numPr>
           <w:ilvl w:val="0"/>
-          <w:numId w:val="1019"/>
+          <w:numId w:val="1020"/>
         </w:numPr>
         <w:pStyle w:val="Compact"/>
       </w:pPr>
@@ -7309,7 +7645,7 @@
       <w:pPr>
         <w:numPr>
           <w:ilvl w:val="0"/>
-          <w:numId w:val="1019"/>
+          <w:numId w:val="1020"/>
         </w:numPr>
         <w:pStyle w:val="Compact"/>
       </w:pPr>
@@ -7332,9 +7668,9 @@
         <w:br w:type="page"/>
       </w:r>
     </w:p>
-    <w:bookmarkEnd w:id="80"/>
-    <w:bookmarkEnd w:id="81"/>
-    <w:bookmarkStart w:id="82" w:name="farbe-braucht-mehr-information"/>
+    <w:bookmarkEnd w:id="82"/>
+    <w:bookmarkEnd w:id="83"/>
+    <w:bookmarkStart w:id="84" w:name="farbe-braucht-mehr-information"/>
     <w:p>
       <w:pPr>
         <w:pStyle w:val="Heading1"/>
@@ -7407,7 +7743,7 @@
       <w:pPr>
         <w:numPr>
           <w:ilvl w:val="0"/>
-          <w:numId w:val="1020"/>
+          <w:numId w:val="1021"/>
         </w:numPr>
         <w:pStyle w:val="Compact"/>
       </w:pPr>
@@ -7419,7 +7755,7 @@
       <w:pPr>
         <w:numPr>
           <w:ilvl w:val="0"/>
-          <w:numId w:val="1020"/>
+          <w:numId w:val="1021"/>
         </w:numPr>
         <w:pStyle w:val="Compact"/>
       </w:pPr>
@@ -7431,7 +7767,7 @@
       <w:pPr>
         <w:numPr>
           <w:ilvl w:val="0"/>
-          <w:numId w:val="1020"/>
+          <w:numId w:val="1021"/>
         </w:numPr>
         <w:pStyle w:val="Compact"/>
       </w:pPr>
@@ -7475,8 +7811,8 @@
         <w:br w:type="page"/>
       </w:r>
     </w:p>
-    <w:bookmarkEnd w:id="82"/>
-    <w:bookmarkStart w:id="84" w:name="das-rgb-modell"/>
+    <w:bookmarkEnd w:id="84"/>
+    <w:bookmarkStart w:id="86" w:name="das-rgb-modell"/>
     <w:p>
       <w:pPr>
         <w:pStyle w:val="Heading1"/>
@@ -7942,7 +8278,7 @@
         </w:pict>
       </w:r>
     </w:p>
-    <w:bookmarkStart w:id="83" w:name="aufgabe-3-farben-untersuchen"/>
+    <w:bookmarkStart w:id="85" w:name="aufgabe-3-farben-untersuchen"/>
     <w:p>
       <w:pPr>
         <w:pStyle w:val="Heading2"/>
@@ -7963,7 +8299,7 @@
       <w:pPr>
         <w:numPr>
           <w:ilvl w:val="0"/>
-          <w:numId w:val="1021"/>
+          <w:numId w:val="1022"/>
         </w:numPr>
         <w:pStyle w:val="Compact"/>
       </w:pPr>
@@ -7978,7 +8314,7 @@
       <w:pPr>
         <w:numPr>
           <w:ilvl w:val="0"/>
-          <w:numId w:val="1021"/>
+          <w:numId w:val="1022"/>
         </w:numPr>
         <w:pStyle w:val="Compact"/>
       </w:pPr>
@@ -7993,7 +8329,7 @@
       <w:pPr>
         <w:numPr>
           <w:ilvl w:val="0"/>
-          <w:numId w:val="1021"/>
+          <w:numId w:val="1022"/>
         </w:numPr>
         <w:pStyle w:val="Compact"/>
       </w:pPr>
@@ -8008,7 +8344,7 @@
       <w:pPr>
         <w:numPr>
           <w:ilvl w:val="0"/>
-          <w:numId w:val="1021"/>
+          <w:numId w:val="1022"/>
         </w:numPr>
         <w:pStyle w:val="Compact"/>
       </w:pPr>
@@ -8023,7 +8359,7 @@
       <w:pPr>
         <w:numPr>
           <w:ilvl w:val="0"/>
-          <w:numId w:val="1021"/>
+          <w:numId w:val="1022"/>
         </w:numPr>
         <w:pStyle w:val="Compact"/>
       </w:pPr>
@@ -8046,9 +8382,9 @@
         <w:br w:type="page"/>
       </w:r>
     </w:p>
-    <w:bookmarkEnd w:id="83"/>
-    <w:bookmarkEnd w:id="84"/>
-    <w:bookmarkStart w:id="85" w:name="warum-gerade-0-bis-255"/>
+    <w:bookmarkEnd w:id="85"/>
+    <w:bookmarkEnd w:id="86"/>
+    <w:bookmarkStart w:id="87" w:name="warum-gerade-0-bis-255"/>
     <w:p>
       <w:pPr>
         <w:pStyle w:val="Heading1"/>
@@ -8190,8 +8526,8 @@
         <w:br w:type="page"/>
       </w:r>
     </w:p>
-    <w:bookmarkEnd w:id="85"/>
-    <w:bookmarkStart w:id="87" w:name="wie-viele-farben-sind-möglich"/>
+    <w:bookmarkEnd w:id="87"/>
+    <w:bookmarkStart w:id="89" w:name="wie-viele-farben-sind-möglich"/>
     <w:p>
       <w:pPr>
         <w:pStyle w:val="Heading1"/>
@@ -8250,242 +8586,13 @@
         </w:pict>
       </w:r>
     </w:p>
-    <w:bookmarkStart w:id="86" w:name="aufgabe-4-bit-und-farbe"/>
+    <w:bookmarkStart w:id="88" w:name="aufgabe-4-bit-und-farbe"/>
     <w:p>
       <w:pPr>
         <w:pStyle w:val="Heading2"/>
       </w:pPr>
       <w:r>
         <w:t xml:space="preserve">Aufgabe 4 – Bit und Farbe</w:t>
-      </w:r>
-    </w:p>
-    <w:p>
-      <w:pPr>
-        <w:numPr>
-          <w:ilvl w:val="0"/>
-          <w:numId w:val="1022"/>
-        </w:numPr>
-        <w:pStyle w:val="Compact"/>
-      </w:pPr>
-      <w:r>
-        <w:t xml:space="preserve">Wie viele Werte sind mit 1 Bit möglich?</w:t>
-      </w:r>
-    </w:p>
-    <w:p>
-      <w:pPr>
-        <w:numPr>
-          <w:ilvl w:val="0"/>
-          <w:numId w:val="1022"/>
-        </w:numPr>
-        <w:pStyle w:val="Compact"/>
-      </w:pPr>
-      <w:r>
-        <w:t xml:space="preserve">Wie viele Werte sind mit 2 Bit möglich?</w:t>
-      </w:r>
-    </w:p>
-    <w:p>
-      <w:pPr>
-        <w:numPr>
-          <w:ilvl w:val="0"/>
-          <w:numId w:val="1022"/>
-        </w:numPr>
-        <w:pStyle w:val="Compact"/>
-      </w:pPr>
-      <w:r>
-        <w:t xml:space="preserve">Wie viele Werte sind mit 8 Bit möglich?</w:t>
-      </w:r>
-    </w:p>
-    <w:p>
-      <w:pPr>
-        <w:numPr>
-          <w:ilvl w:val="0"/>
-          <w:numId w:val="1022"/>
-        </w:numPr>
-        <w:pStyle w:val="Compact"/>
-      </w:pPr>
-      <w:r>
-        <w:t xml:space="preserve">Wie viele Bit benötigt ein RGB-Pixel mit 8 Bit pro Farbkanal?</w:t>
-      </w:r>
-    </w:p>
-    <w:p>
-      <w:r>
-        <w:pict>
-          <v:rect style="width:0;height:1.5pt" o:hralign="center" o:hrstd="t" o:hr="t"/>
-        </w:pict>
-      </w:r>
-    </w:p>
-    <w:p>
-      <w:r>
-        <w:br w:type="page"/>
-      </w:r>
-    </w:p>
-    <w:bookmarkEnd w:id="86"/>
-    <w:bookmarkEnd w:id="87"/>
-    <w:bookmarkStart w:id="90" w:name="bildgröße-und-speicherbedarf"/>
-    <w:p>
-      <w:pPr>
-        <w:pStyle w:val="Heading1"/>
-      </w:pPr>
-      <w:r>
-        <w:t xml:space="preserve">Bildgröße und Speicherbedarf</w:t>
-      </w:r>
-    </w:p>
-    <w:p>
-      <w:pPr>
-        <w:pStyle w:val="FirstParagraph"/>
-      </w:pPr>
-      <w:r>
-        <w:t xml:space="preserve">Je mehr Pixel ein Bild besitzt und je mehr Bit pro Pixel gespeichert werden, desto mehr Speicher wird benötigt.</w:t>
-      </w:r>
-    </w:p>
-    <w:p>
-      <w:pPr>
-        <w:pStyle w:val="BodyText"/>
-      </w:pPr>
-      <w:r>
-        <w:t xml:space="preserve">Vereinfacht gilt für ein unkomprimiertes Bild:</w:t>
-      </w:r>
-    </w:p>
-    <w:p>
-      <w:pPr>
-        <w:pStyle w:val="SourceCode"/>
-      </w:pPr>
-      <w:r>
-        <w:rPr>
-          <w:rStyle w:val="VerbatimChar"/>
-        </w:rPr>
-        <w:t xml:space="preserve">Speicherbedarf = Anzahl der Pixel · Bit pro Pixel</w:t>
-      </w:r>
-    </w:p>
-    <w:bookmarkStart w:id="88" w:name="beispiel-1"/>
-    <w:p>
-      <w:pPr>
-        <w:pStyle w:val="Heading2"/>
-      </w:pPr>
-      <w:r>
-        <w:t xml:space="preserve">Beispiel</w:t>
-      </w:r>
-    </w:p>
-    <w:p>
-      <w:pPr>
-        <w:pStyle w:val="FirstParagraph"/>
-      </w:pPr>
-      <w:r>
-        <w:t xml:space="preserve">Ein Bild besitzt:</w:t>
-      </w:r>
-    </w:p>
-    <w:p>
-      <w:pPr>
-        <w:pStyle w:val="SourceCode"/>
-      </w:pPr>
-      <w:r>
-        <w:rPr>
-          <w:rStyle w:val="VerbatimChar"/>
-        </w:rPr>
-        <w:t xml:space="preserve">100 × 100 Pixel</w:t>
-      </w:r>
-    </w:p>
-    <w:p>
-      <w:pPr>
-        <w:pStyle w:val="FirstParagraph"/>
-      </w:pPr>
-      <w:r>
-        <w:t xml:space="preserve">und verwendet 24 Bit pro Pixel.</w:t>
-      </w:r>
-    </w:p>
-    <w:p>
-      <w:pPr>
-        <w:pStyle w:val="BodyText"/>
-      </w:pPr>
-      <w:r>
-        <w:t xml:space="preserve">Dann gilt:</w:t>
-      </w:r>
-    </w:p>
-    <w:p>
-      <w:pPr>
-        <w:pStyle w:val="SourceCode"/>
-      </w:pPr>
-      <w:r>
-        <w:rPr>
-          <w:rStyle w:val="VerbatimChar"/>
-        </w:rPr>
-        <w:t xml:space="preserve">100 · 100 = 10 000 Pixel</w:t>
-      </w:r>
-      <w:r>
-        <w:br/>
-      </w:r>
-      <w:r>
-        <w:rPr>
-          <w:rStyle w:val="VerbatimChar"/>
-        </w:rPr>
-        <w:t xml:space="preserve">10 000 · 24 Bit = 240 000 Bit</w:t>
-      </w:r>
-    </w:p>
-    <w:p>
-      <w:pPr>
-        <w:pStyle w:val="FirstParagraph"/>
-      </w:pPr>
-      <w:r>
-        <w:t xml:space="preserve">Da 8 Bit einem Byte entsprechen:</w:t>
-      </w:r>
-    </w:p>
-    <w:p>
-      <w:pPr>
-        <w:pStyle w:val="SourceCode"/>
-      </w:pPr>
-      <w:r>
-        <w:rPr>
-          <w:rStyle w:val="VerbatimChar"/>
-        </w:rPr>
-        <w:t xml:space="preserve">240 000 : 8 = 30 000 Byte</w:t>
-      </w:r>
-    </w:p>
-    <w:p>
-      <w:pPr>
-        <w:pStyle w:val="FirstParagraph"/>
-      </w:pPr>
-      <w:r>
-        <w:t xml:space="preserve">Das sind ungefähr 30 kB.</w:t>
-      </w:r>
-    </w:p>
-    <w:p>
-      <w:r>
-        <w:pict>
-          <v:rect style="width:0;height:1.5pt" o:hralign="center" o:hrstd="t" o:hr="t"/>
-        </w:pict>
-      </w:r>
-    </w:p>
-    <w:bookmarkEnd w:id="88"/>
-    <w:bookmarkStart w:id="89" w:name="aufgabe-5-speicherbedarf"/>
-    <w:p>
-      <w:pPr>
-        <w:pStyle w:val="Heading2"/>
-      </w:pPr>
-      <w:r>
-        <w:t xml:space="preserve">Aufgabe 5 – Speicherbedarf</w:t>
-      </w:r>
-    </w:p>
-    <w:p>
-      <w:pPr>
-        <w:pStyle w:val="FirstParagraph"/>
-      </w:pPr>
-      <w:r>
-        <w:t xml:space="preserve">Ein kleines Bild hat</w:t>
-      </w:r>
-      <w:r>
-        <w:t xml:space="preserve"> </w:t>
-      </w:r>
-      <w:r>
-        <w:rPr>
-          <w:rStyle w:val="VerbatimChar"/>
-        </w:rPr>
-        <w:t xml:space="preserve">200 × 100 Pixel</w:t>
-      </w:r>
-      <w:r>
-        <w:t xml:space="preserve"> </w:t>
-      </w:r>
-      <w:r>
-        <w:t xml:space="preserve">und eine Farbtiefe von 24 Bit.</w:t>
       </w:r>
     </w:p>
     <w:p>
@@ -8497,7 +8604,7 @@
         <w:pStyle w:val="Compact"/>
       </w:pPr>
       <w:r>
-        <w:t xml:space="preserve">Wie viele Pixel besitzt das Bild?</w:t>
+        <w:t xml:space="preserve">Wie viele Werte sind mit 1 Bit möglich?</w:t>
       </w:r>
     </w:p>
     <w:p>
@@ -8509,7 +8616,7 @@
         <w:pStyle w:val="Compact"/>
       </w:pPr>
       <w:r>
-        <w:t xml:space="preserve">Wie viele Bit werden unkomprimiert benötigt?</w:t>
+        <w:t xml:space="preserve">Wie viele Werte sind mit 2 Bit möglich?</w:t>
       </w:r>
     </w:p>
     <w:p>
@@ -8521,7 +8628,19 @@
         <w:pStyle w:val="Compact"/>
       </w:pPr>
       <w:r>
-        <w:t xml:space="preserve">Wie viele Byte sind das?</w:t>
+        <w:t xml:space="preserve">Wie viele Werte sind mit 8 Bit möglich?</w:t>
+      </w:r>
+    </w:p>
+    <w:p>
+      <w:pPr>
+        <w:numPr>
+          <w:ilvl w:val="0"/>
+          <w:numId w:val="1023"/>
+        </w:numPr>
+        <w:pStyle w:val="Compact"/>
+      </w:pPr>
+      <w:r>
+        <w:t xml:space="preserve">Wie viele Bit benötigt ein RGB-Pixel mit 8 Bit pro Farbkanal?</w:t>
       </w:r>
     </w:p>
     <w:p>
@@ -8536,9 +8655,226 @@
         <w:br w:type="page"/>
       </w:r>
     </w:p>
+    <w:bookmarkEnd w:id="88"/>
     <w:bookmarkEnd w:id="89"/>
+    <w:bookmarkStart w:id="92" w:name="bildgröße-und-speicherbedarf"/>
+    <w:p>
+      <w:pPr>
+        <w:pStyle w:val="Heading1"/>
+      </w:pPr>
+      <w:r>
+        <w:t xml:space="preserve">Bildgröße und Speicherbedarf</w:t>
+      </w:r>
+    </w:p>
+    <w:p>
+      <w:pPr>
+        <w:pStyle w:val="FirstParagraph"/>
+      </w:pPr>
+      <w:r>
+        <w:t xml:space="preserve">Je mehr Pixel ein Bild besitzt und je mehr Bit pro Pixel gespeichert werden, desto mehr Speicher wird benötigt.</w:t>
+      </w:r>
+    </w:p>
+    <w:p>
+      <w:pPr>
+        <w:pStyle w:val="BodyText"/>
+      </w:pPr>
+      <w:r>
+        <w:t xml:space="preserve">Vereinfacht gilt für ein unkomprimiertes Bild:</w:t>
+      </w:r>
+    </w:p>
+    <w:p>
+      <w:pPr>
+        <w:pStyle w:val="SourceCode"/>
+      </w:pPr>
+      <w:r>
+        <w:rPr>
+          <w:rStyle w:val="VerbatimChar"/>
+        </w:rPr>
+        <w:t xml:space="preserve">Speicherbedarf = Anzahl der Pixel · Bit pro Pixel</w:t>
+      </w:r>
+    </w:p>
+    <w:bookmarkStart w:id="90" w:name="beispiel-1"/>
+    <w:p>
+      <w:pPr>
+        <w:pStyle w:val="Heading2"/>
+      </w:pPr>
+      <w:r>
+        <w:t xml:space="preserve">Beispiel</w:t>
+      </w:r>
+    </w:p>
+    <w:p>
+      <w:pPr>
+        <w:pStyle w:val="FirstParagraph"/>
+      </w:pPr>
+      <w:r>
+        <w:t xml:space="preserve">Ein Bild besitzt:</w:t>
+      </w:r>
+    </w:p>
+    <w:p>
+      <w:pPr>
+        <w:pStyle w:val="SourceCode"/>
+      </w:pPr>
+      <w:r>
+        <w:rPr>
+          <w:rStyle w:val="VerbatimChar"/>
+        </w:rPr>
+        <w:t xml:space="preserve">100 × 100 Pixel</w:t>
+      </w:r>
+    </w:p>
+    <w:p>
+      <w:pPr>
+        <w:pStyle w:val="FirstParagraph"/>
+      </w:pPr>
+      <w:r>
+        <w:t xml:space="preserve">und verwendet 24 Bit pro Pixel.</w:t>
+      </w:r>
+    </w:p>
+    <w:p>
+      <w:pPr>
+        <w:pStyle w:val="BodyText"/>
+      </w:pPr>
+      <w:r>
+        <w:t xml:space="preserve">Dann gilt:</w:t>
+      </w:r>
+    </w:p>
+    <w:p>
+      <w:pPr>
+        <w:pStyle w:val="SourceCode"/>
+      </w:pPr>
+      <w:r>
+        <w:rPr>
+          <w:rStyle w:val="VerbatimChar"/>
+        </w:rPr>
+        <w:t xml:space="preserve">100 · 100 = 10 000 Pixel</w:t>
+      </w:r>
+      <w:r>
+        <w:br/>
+      </w:r>
+      <w:r>
+        <w:rPr>
+          <w:rStyle w:val="VerbatimChar"/>
+        </w:rPr>
+        <w:t xml:space="preserve">10 000 · 24 Bit = 240 000 Bit</w:t>
+      </w:r>
+    </w:p>
+    <w:p>
+      <w:pPr>
+        <w:pStyle w:val="FirstParagraph"/>
+      </w:pPr>
+      <w:r>
+        <w:t xml:space="preserve">Da 8 Bit einem Byte entsprechen:</w:t>
+      </w:r>
+    </w:p>
+    <w:p>
+      <w:pPr>
+        <w:pStyle w:val="SourceCode"/>
+      </w:pPr>
+      <w:r>
+        <w:rPr>
+          <w:rStyle w:val="VerbatimChar"/>
+        </w:rPr>
+        <w:t xml:space="preserve">240 000 : 8 = 30 000 Byte</w:t>
+      </w:r>
+    </w:p>
+    <w:p>
+      <w:pPr>
+        <w:pStyle w:val="FirstParagraph"/>
+      </w:pPr>
+      <w:r>
+        <w:t xml:space="preserve">Das sind ungefähr 30 kB.</w:t>
+      </w:r>
+    </w:p>
+    <w:p>
+      <w:r>
+        <w:pict>
+          <v:rect style="width:0;height:1.5pt" o:hralign="center" o:hrstd="t" o:hr="t"/>
+        </w:pict>
+      </w:r>
+    </w:p>
     <w:bookmarkEnd w:id="90"/>
-    <w:bookmarkStart w:id="91" w:name="warum-sind-bilddateien-oft-kleiner"/>
+    <w:bookmarkStart w:id="91" w:name="aufgabe-5-speicherbedarf"/>
+    <w:p>
+      <w:pPr>
+        <w:pStyle w:val="Heading2"/>
+      </w:pPr>
+      <w:r>
+        <w:t xml:space="preserve">Aufgabe 5 – Speicherbedarf</w:t>
+      </w:r>
+    </w:p>
+    <w:p>
+      <w:pPr>
+        <w:pStyle w:val="FirstParagraph"/>
+      </w:pPr>
+      <w:r>
+        <w:t xml:space="preserve">Ein kleines Bild hat</w:t>
+      </w:r>
+      <w:r>
+        <w:t xml:space="preserve"> </w:t>
+      </w:r>
+      <w:r>
+        <w:rPr>
+          <w:rStyle w:val="VerbatimChar"/>
+        </w:rPr>
+        <w:t xml:space="preserve">200 × 100 Pixel</w:t>
+      </w:r>
+      <w:r>
+        <w:t xml:space="preserve"> </w:t>
+      </w:r>
+      <w:r>
+        <w:t xml:space="preserve">und eine Farbtiefe von 24 Bit.</w:t>
+      </w:r>
+    </w:p>
+    <w:p>
+      <w:pPr>
+        <w:numPr>
+          <w:ilvl w:val="0"/>
+          <w:numId w:val="1024"/>
+        </w:numPr>
+        <w:pStyle w:val="Compact"/>
+      </w:pPr>
+      <w:r>
+        <w:t xml:space="preserve">Wie viele Pixel besitzt das Bild?</w:t>
+      </w:r>
+    </w:p>
+    <w:p>
+      <w:pPr>
+        <w:numPr>
+          <w:ilvl w:val="0"/>
+          <w:numId w:val="1024"/>
+        </w:numPr>
+        <w:pStyle w:val="Compact"/>
+      </w:pPr>
+      <w:r>
+        <w:t xml:space="preserve">Wie viele Bit werden unkomprimiert benötigt?</w:t>
+      </w:r>
+    </w:p>
+    <w:p>
+      <w:pPr>
+        <w:numPr>
+          <w:ilvl w:val="0"/>
+          <w:numId w:val="1024"/>
+        </w:numPr>
+        <w:pStyle w:val="Compact"/>
+      </w:pPr>
+      <w:r>
+        <w:t xml:space="preserve">Wie viele Byte sind das?</w:t>
+      </w:r>
+    </w:p>
+    <w:p>
+      <w:r>
+        <w:pict>
+          <v:rect style="width:0;height:1.5pt" o:hralign="center" o:hrstd="t" o:hr="t"/>
+        </w:pict>
+      </w:r>
+    </w:p>
+    <w:p>
+      <w:r>
+        <w:br w:type="page"/>
+      </w:r>
+    </w:p>
+    <w:bookmarkEnd w:id="91"/>
+    <w:bookmarkEnd w:id="92"/>
+    <w:bookmarkStart w:id="93" w:name="warum-sind-bilddateien-oft-kleiner"/>
     <w:p>
       <w:pPr>
         <w:pStyle w:val="Heading1"/>
@@ -8591,52 +8927,12 @@
       <w:pPr>
         <w:numPr>
           <w:ilvl w:val="0"/>
-          <w:numId w:val="1024"/>
+          <w:numId w:val="1025"/>
         </w:numPr>
         <w:pStyle w:val="Compact"/>
       </w:pPr>
       <w:r>
         <w:t xml:space="preserve">PNG</w:t>
-      </w:r>
-    </w:p>
-    <w:p>
-      <w:pPr>
-        <w:numPr>
-          <w:ilvl w:val="0"/>
-          <w:numId w:val="1024"/>
-        </w:numPr>
-        <w:pStyle w:val="Compact"/>
-      </w:pPr>
-      <w:r>
-        <w:t xml:space="preserve">JPEG</w:t>
-      </w:r>
-    </w:p>
-    <w:p>
-      <w:pPr>
-        <w:numPr>
-          <w:ilvl w:val="0"/>
-          <w:numId w:val="1024"/>
-        </w:numPr>
-        <w:pStyle w:val="Compact"/>
-      </w:pPr>
-      <w:r>
-        <w:t xml:space="preserve">GIF</w:t>
-      </w:r>
-    </w:p>
-    <w:p>
-      <w:pPr>
-        <w:pStyle w:val="FirstParagraph"/>
-      </w:pPr>
-      <w:r>
-        <w:t xml:space="preserve">Bei der Kompression wird versucht, weniger Speicher zu benötigen.</w:t>
-      </w:r>
-    </w:p>
-    <w:p>
-      <w:pPr>
-        <w:pStyle w:val="BodyText"/>
-      </w:pPr>
-      <w:r>
-        <w:t xml:space="preserve">Dabei gibt es zwei grundlegende Möglichkeiten:</w:t>
       </w:r>
     </w:p>
     <w:p>
@@ -8648,6 +8944,46 @@
         <w:pStyle w:val="Compact"/>
       </w:pPr>
       <w:r>
+        <w:t xml:space="preserve">JPEG</w:t>
+      </w:r>
+    </w:p>
+    <w:p>
+      <w:pPr>
+        <w:numPr>
+          <w:ilvl w:val="0"/>
+          <w:numId w:val="1025"/>
+        </w:numPr>
+        <w:pStyle w:val="Compact"/>
+      </w:pPr>
+      <w:r>
+        <w:t xml:space="preserve">GIF</w:t>
+      </w:r>
+    </w:p>
+    <w:p>
+      <w:pPr>
+        <w:pStyle w:val="FirstParagraph"/>
+      </w:pPr>
+      <w:r>
+        <w:t xml:space="preserve">Bei der Kompression wird versucht, weniger Speicher zu benötigen.</w:t>
+      </w:r>
+    </w:p>
+    <w:p>
+      <w:pPr>
+        <w:pStyle w:val="BodyText"/>
+      </w:pPr>
+      <w:r>
+        <w:t xml:space="preserve">Dabei gibt es zwei grundlegende Möglichkeiten:</w:t>
+      </w:r>
+    </w:p>
+    <w:p>
+      <w:pPr>
+        <w:numPr>
+          <w:ilvl w:val="0"/>
+          <w:numId w:val="1026"/>
+        </w:numPr>
+        <w:pStyle w:val="Compact"/>
+      </w:pPr>
+      <w:r>
         <w:rPr>
           <w:bCs/>
           <w:b/>
@@ -8665,7 +9001,7 @@
       <w:pPr>
         <w:numPr>
           <w:ilvl w:val="0"/>
-          <w:numId w:val="1025"/>
+          <w:numId w:val="1026"/>
         </w:numPr>
         <w:pStyle w:val="Compact"/>
       </w:pPr>
@@ -8703,8 +9039,8 @@
         <w:br w:type="page"/>
       </w:r>
     </w:p>
-    <w:bookmarkEnd w:id="91"/>
-    <w:bookmarkStart w:id="93" w:name="rastergrafik-oder-vektorgrafik"/>
+    <w:bookmarkEnd w:id="93"/>
+    <w:bookmarkStart w:id="95" w:name="rastergrafik-oder-vektorgrafik"/>
     <w:p>
       <w:pPr>
         <w:pStyle w:val="Heading1"/>
@@ -8813,7 +9149,7 @@
         </w:pict>
       </w:r>
     </w:p>
-    <w:bookmarkStart w:id="92" w:name="aufgabe-6-was-passt-besser"/>
+    <w:bookmarkStart w:id="94" w:name="aufgabe-6-was-passt-besser"/>
     <w:p>
       <w:pPr>
         <w:pStyle w:val="Heading2"/>
@@ -8828,113 +9164,6 @@
       </w:pPr>
       <w:r>
         <w:t xml:space="preserve">Entscheide, ob eher Rastergrafik oder Vektorgrafik geeignet ist:</w:t>
-      </w:r>
-    </w:p>
-    <w:p>
-      <w:pPr>
-        <w:numPr>
-          <w:ilvl w:val="0"/>
-          <w:numId w:val="1026"/>
-        </w:numPr>
-        <w:pStyle w:val="Compact"/>
-      </w:pPr>
-      <w:r>
-        <w:t xml:space="preserve">Urlaubsfoto</w:t>
-      </w:r>
-    </w:p>
-    <w:p>
-      <w:pPr>
-        <w:numPr>
-          <w:ilvl w:val="0"/>
-          <w:numId w:val="1026"/>
-        </w:numPr>
-        <w:pStyle w:val="Compact"/>
-      </w:pPr>
-      <w:r>
-        <w:t xml:space="preserve">Schullogo</w:t>
-      </w:r>
-    </w:p>
-    <w:p>
-      <w:pPr>
-        <w:numPr>
-          <w:ilvl w:val="0"/>
-          <w:numId w:val="1026"/>
-        </w:numPr>
-        <w:pStyle w:val="Compact"/>
-      </w:pPr>
-      <w:r>
-        <w:t xml:space="preserve">Screenshot</w:t>
-      </w:r>
-    </w:p>
-    <w:p>
-      <w:pPr>
-        <w:numPr>
-          <w:ilvl w:val="0"/>
-          <w:numId w:val="1026"/>
-        </w:numPr>
-        <w:pStyle w:val="Compact"/>
-      </w:pPr>
-      <w:r>
-        <w:t xml:space="preserve">einfache geometrische Zeichnung</w:t>
-      </w:r>
-    </w:p>
-    <w:p>
-      <w:pPr>
-        <w:numPr>
-          <w:ilvl w:val="0"/>
-          <w:numId w:val="1026"/>
-        </w:numPr>
-        <w:pStyle w:val="Compact"/>
-      </w:pPr>
-      <w:r>
-        <w:t xml:space="preserve">Klassenfoto</w:t>
-      </w:r>
-    </w:p>
-    <w:p>
-      <w:pPr>
-        <w:pStyle w:val="FirstParagraph"/>
-      </w:pPr>
-      <w:r>
-        <w:t xml:space="preserve">Begründe bei zwei Beispielen deine Entscheidung.</w:t>
-      </w:r>
-    </w:p>
-    <w:p>
-      <w:r>
-        <w:pict>
-          <v:rect style="width:0;height:1.5pt" o:hralign="center" o:hrstd="t" o:hr="t"/>
-        </w:pict>
-      </w:r>
-    </w:p>
-    <w:p>
-      <w:r>
-        <w:br w:type="page"/>
-      </w:r>
-    </w:p>
-    <w:bookmarkEnd w:id="92"/>
-    <w:bookmarkEnd w:id="93"/>
-    <w:bookmarkStart w:id="94" w:name="transfer-ein-pixel-ist-information"/>
-    <w:p>
-      <w:pPr>
-        <w:pStyle w:val="Heading1"/>
-      </w:pPr>
-      <w:r>
-        <w:t xml:space="preserve">Transfer – Ein Pixel ist Information</w:t>
-      </w:r>
-    </w:p>
-    <w:p>
-      <w:pPr>
-        <w:pStyle w:val="FirstParagraph"/>
-      </w:pPr>
-      <w:r>
-        <w:t xml:space="preserve">Bei Texten brauchten wir eine Vereinbarung, welche Zahl zu welchem Zeichen gehört.</w:t>
-      </w:r>
-    </w:p>
-    <w:p>
-      <w:pPr>
-        <w:pStyle w:val="BodyText"/>
-      </w:pPr>
-      <w:r>
-        <w:t xml:space="preserve">Bei Bildern brauchen wir ebenfalls Vereinbarungen:</w:t>
       </w:r>
     </w:p>
     <w:p>
@@ -8946,7 +9175,7 @@
         <w:pStyle w:val="Compact"/>
       </w:pPr>
       <w:r>
-        <w:t xml:space="preserve">Wo befindet sich der Pixel?</w:t>
+        <w:t xml:space="preserve">Urlaubsfoto</w:t>
       </w:r>
     </w:p>
     <w:p>
@@ -8958,7 +9187,7 @@
         <w:pStyle w:val="Compact"/>
       </w:pPr>
       <w:r>
-        <w:t xml:space="preserve">Welche Farbe besitzt er?</w:t>
+        <w:t xml:space="preserve">Schullogo</w:t>
       </w:r>
     </w:p>
     <w:p>
@@ -8970,6 +9199,113 @@
         <w:pStyle w:val="Compact"/>
       </w:pPr>
       <w:r>
+        <w:t xml:space="preserve">Screenshot</w:t>
+      </w:r>
+    </w:p>
+    <w:p>
+      <w:pPr>
+        <w:numPr>
+          <w:ilvl w:val="0"/>
+          <w:numId w:val="1027"/>
+        </w:numPr>
+        <w:pStyle w:val="Compact"/>
+      </w:pPr>
+      <w:r>
+        <w:t xml:space="preserve">einfache geometrische Zeichnung</w:t>
+      </w:r>
+    </w:p>
+    <w:p>
+      <w:pPr>
+        <w:numPr>
+          <w:ilvl w:val="0"/>
+          <w:numId w:val="1027"/>
+        </w:numPr>
+        <w:pStyle w:val="Compact"/>
+      </w:pPr>
+      <w:r>
+        <w:t xml:space="preserve">Klassenfoto</w:t>
+      </w:r>
+    </w:p>
+    <w:p>
+      <w:pPr>
+        <w:pStyle w:val="FirstParagraph"/>
+      </w:pPr>
+      <w:r>
+        <w:t xml:space="preserve">Begründe bei zwei Beispielen deine Entscheidung.</w:t>
+      </w:r>
+    </w:p>
+    <w:p>
+      <w:r>
+        <w:pict>
+          <v:rect style="width:0;height:1.5pt" o:hralign="center" o:hrstd="t" o:hr="t"/>
+        </w:pict>
+      </w:r>
+    </w:p>
+    <w:p>
+      <w:r>
+        <w:br w:type="page"/>
+      </w:r>
+    </w:p>
+    <w:bookmarkEnd w:id="94"/>
+    <w:bookmarkEnd w:id="95"/>
+    <w:bookmarkStart w:id="96" w:name="transfer-ein-pixel-ist-information"/>
+    <w:p>
+      <w:pPr>
+        <w:pStyle w:val="Heading1"/>
+      </w:pPr>
+      <w:r>
+        <w:t xml:space="preserve">Transfer – Ein Pixel ist Information</w:t>
+      </w:r>
+    </w:p>
+    <w:p>
+      <w:pPr>
+        <w:pStyle w:val="FirstParagraph"/>
+      </w:pPr>
+      <w:r>
+        <w:t xml:space="preserve">Bei Texten brauchten wir eine Vereinbarung, welche Zahl zu welchem Zeichen gehört.</w:t>
+      </w:r>
+    </w:p>
+    <w:p>
+      <w:pPr>
+        <w:pStyle w:val="BodyText"/>
+      </w:pPr>
+      <w:r>
+        <w:t xml:space="preserve">Bei Bildern brauchen wir ebenfalls Vereinbarungen:</w:t>
+      </w:r>
+    </w:p>
+    <w:p>
+      <w:pPr>
+        <w:numPr>
+          <w:ilvl w:val="0"/>
+          <w:numId w:val="1028"/>
+        </w:numPr>
+        <w:pStyle w:val="Compact"/>
+      </w:pPr>
+      <w:r>
+        <w:t xml:space="preserve">Wo befindet sich der Pixel?</w:t>
+      </w:r>
+    </w:p>
+    <w:p>
+      <w:pPr>
+        <w:numPr>
+          <w:ilvl w:val="0"/>
+          <w:numId w:val="1028"/>
+        </w:numPr>
+        <w:pStyle w:val="Compact"/>
+      </w:pPr>
+      <w:r>
+        <w:t xml:space="preserve">Welche Farbe besitzt er?</w:t>
+      </w:r>
+    </w:p>
+    <w:p>
+      <w:pPr>
+        <w:numPr>
+          <w:ilvl w:val="0"/>
+          <w:numId w:val="1028"/>
+        </w:numPr>
+        <w:pStyle w:val="Compact"/>
+      </w:pPr>
+      <w:r>
         <w:t xml:space="preserve">Wie viele Bit werden verwendet?</w:t>
       </w:r>
     </w:p>
@@ -9005,8 +9341,8 @@
         <w:br w:type="page"/>
       </w:r>
     </w:p>
-    <w:bookmarkEnd w:id="94"/>
-    <w:bookmarkStart w:id="96" w:name="das-wichtigste-2"/>
+    <w:bookmarkEnd w:id="96"/>
+    <w:bookmarkStart w:id="98" w:name="das-wichtigste-2"/>
     <w:p>
       <w:pPr>
         <w:pStyle w:val="Heading1"/>
@@ -9019,7 +9355,7 @@
       <w:pPr>
         <w:numPr>
           <w:ilvl w:val="0"/>
-          <w:numId w:val="1028"/>
+          <w:numId w:val="1029"/>
         </w:numPr>
         <w:pStyle w:val="Compact"/>
       </w:pPr>
@@ -9031,7 +9367,7 @@
       <w:pPr>
         <w:numPr>
           <w:ilvl w:val="0"/>
-          <w:numId w:val="1028"/>
+          <w:numId w:val="1029"/>
         </w:numPr>
         <w:pStyle w:val="Compact"/>
       </w:pPr>
@@ -9043,7 +9379,7 @@
       <w:pPr>
         <w:numPr>
           <w:ilvl w:val="0"/>
-          <w:numId w:val="1028"/>
+          <w:numId w:val="1029"/>
         </w:numPr>
         <w:pStyle w:val="Compact"/>
       </w:pPr>
@@ -9055,7 +9391,7 @@
       <w:pPr>
         <w:numPr>
           <w:ilvl w:val="0"/>
-          <w:numId w:val="1028"/>
+          <w:numId w:val="1029"/>
         </w:numPr>
         <w:pStyle w:val="Compact"/>
       </w:pPr>
@@ -9067,7 +9403,7 @@
       <w:pPr>
         <w:numPr>
           <w:ilvl w:val="0"/>
-          <w:numId w:val="1028"/>
+          <w:numId w:val="1029"/>
         </w:numPr>
         <w:pStyle w:val="Compact"/>
       </w:pPr>
@@ -9079,7 +9415,7 @@
       <w:pPr>
         <w:numPr>
           <w:ilvl w:val="0"/>
-          <w:numId w:val="1028"/>
+          <w:numId w:val="1029"/>
         </w:numPr>
         <w:pStyle w:val="Compact"/>
       </w:pPr>
@@ -9091,7 +9427,7 @@
       <w:pPr>
         <w:numPr>
           <w:ilvl w:val="0"/>
-          <w:numId w:val="1028"/>
+          <w:numId w:val="1029"/>
         </w:numPr>
         <w:pStyle w:val="Compact"/>
       </w:pPr>
@@ -9099,7 +9435,7 @@
         <w:t xml:space="preserve">Rastergrafiken speichern Pixel, Vektorgrafiken geometrische Beschreibungen.</w:t>
       </w:r>
     </w:p>
-    <w:bookmarkStart w:id="95" w:name="ausblick-4"/>
+    <w:bookmarkStart w:id="97" w:name="ausblick-4"/>
     <w:p>
       <w:pPr>
         <w:pStyle w:val="Heading2"/>
@@ -9125,9 +9461,9 @@
         <w:br w:type="page"/>
       </w:r>
     </w:p>
-    <w:bookmarkEnd w:id="95"/>
-    <w:bookmarkEnd w:id="96"/>
-    <w:bookmarkStart w:id="108" w:name="wie-speichert-ein-computer-musik"/>
+    <w:bookmarkEnd w:id="97"/>
+    <w:bookmarkEnd w:id="98"/>
+    <w:bookmarkStart w:id="110" w:name="wie-speichert-ein-computer-musik"/>
     <w:p>
       <w:pPr>
         <w:pStyle w:val="Heading1"/>
@@ -9136,7 +9472,7 @@
         <w:t xml:space="preserve">04 – Wie speichert ein Computer Musik?</w:t>
       </w:r>
     </w:p>
-    <w:bookmarkStart w:id="97" w:name="rückblick-4"/>
+    <w:bookmarkStart w:id="99" w:name="rückblick-4"/>
     <w:p>
       <w:pPr>
         <w:pStyle w:val="Heading2"/>
@@ -9171,8 +9507,8 @@
         <w:t xml:space="preserve">Wie wird aus einer Schallwelle eine Folge aus 0 und 1?</w:t>
       </w:r>
     </w:p>
-    <w:bookmarkEnd w:id="97"/>
-    <w:bookmarkStart w:id="98" w:name="schall-ist-eine-schwingung"/>
+    <w:bookmarkEnd w:id="99"/>
+    <w:bookmarkStart w:id="100" w:name="schall-ist-eine-schwingung"/>
     <w:p>
       <w:pPr>
         <w:pStyle w:val="Heading2"/>
@@ -9189,8 +9525,8 @@
         <w:t xml:space="preserve">Ein Mikrofon wandelt Luftschwingungen in ein elektrisches Signal um. Dieses Signal verändert sich kontinuierlich. Ein Computer speichert dagegen einzelne Zahlenwerte.</w:t>
       </w:r>
     </w:p>
-    <w:bookmarkEnd w:id="98"/>
-    <w:bookmarkStart w:id="99" w:name="abtasten"/>
+    <w:bookmarkEnd w:id="100"/>
+    <w:bookmarkStart w:id="101" w:name="abtasten"/>
     <w:p>
       <w:pPr>
         <w:pStyle w:val="Heading2"/>
@@ -9267,8 +9603,8 @@
         <w:t xml:space="preserve">bedeutet 44 100 Messungen pro Sekunde.</w:t>
       </w:r>
     </w:p>
-    <w:bookmarkEnd w:id="99"/>
-    <w:bookmarkStart w:id="100" w:name="bittiefe"/>
+    <w:bookmarkEnd w:id="101"/>
+    <w:bookmarkStart w:id="102" w:name="bittiefe"/>
     <w:p>
       <w:pPr>
         <w:pStyle w:val="Heading2"/>
@@ -9305,7 +9641,7 @@
       <w:pPr>
         <w:numPr>
           <w:ilvl w:val="0"/>
-          <w:numId w:val="1029"/>
+          <w:numId w:val="1030"/>
         </w:numPr>
         <w:pStyle w:val="Compact"/>
       </w:pPr>
@@ -9317,7 +9653,7 @@
       <w:pPr>
         <w:numPr>
           <w:ilvl w:val="0"/>
-          <w:numId w:val="1029"/>
+          <w:numId w:val="1030"/>
         </w:numPr>
         <w:pStyle w:val="Compact"/>
       </w:pPr>
@@ -9333,8 +9669,8 @@
         <w:t xml:space="preserve">Mehr Bits ermöglichen feinere Abstufungen, benötigen aber mehr Speicher.</w:t>
       </w:r>
     </w:p>
-    <w:bookmarkEnd w:id="100"/>
-    <w:bookmarkStart w:id="101" w:name="mono-und-stereo"/>
+    <w:bookmarkEnd w:id="102"/>
+    <w:bookmarkStart w:id="103" w:name="mono-und-stereo"/>
     <w:p>
       <w:pPr>
         <w:pStyle w:val="Heading2"/>
@@ -9383,8 +9719,8 @@
         <w:t xml:space="preserve">werden zwei Kanäle gespeichert, zum Beispiel links und rechts.</w:t>
       </w:r>
     </w:p>
-    <w:bookmarkEnd w:id="101"/>
-    <w:bookmarkStart w:id="103" w:name="speicherbedarf"/>
+    <w:bookmarkEnd w:id="103"/>
+    <w:bookmarkStart w:id="105" w:name="speicherbedarf"/>
     <w:p>
       <w:pPr>
         <w:pStyle w:val="Heading2"/>
@@ -9420,7 +9756,7 @@
         <w:t xml:space="preserve">Das Ergebnis wird zunächst in Bit berechnet.</w:t>
       </w:r>
     </w:p>
-    <w:bookmarkStart w:id="102" w:name="beispiel-2"/>
+    <w:bookmarkStart w:id="104" w:name="beispiel-2"/>
     <w:p>
       <w:pPr>
         <w:pStyle w:val="Heading3"/>
@@ -9471,9 +9807,9 @@
         <w:t xml:space="preserve">pro Sekunde.</w:t>
       </w:r>
     </w:p>
-    <w:bookmarkEnd w:id="102"/>
-    <w:bookmarkEnd w:id="103"/>
-    <w:bookmarkStart w:id="104" w:name="kompression"/>
+    <w:bookmarkEnd w:id="104"/>
+    <w:bookmarkEnd w:id="105"/>
+    <w:bookmarkStart w:id="106" w:name="kompression"/>
     <w:p>
       <w:pPr>
         <w:pStyle w:val="Heading2"/>
@@ -9494,7 +9830,7 @@
       <w:pPr>
         <w:numPr>
           <w:ilvl w:val="0"/>
-          <w:numId w:val="1030"/>
+          <w:numId w:val="1031"/>
         </w:numPr>
         <w:pStyle w:val="Compact"/>
       </w:pPr>
@@ -9516,7 +9852,7 @@
       <w:pPr>
         <w:numPr>
           <w:ilvl w:val="0"/>
-          <w:numId w:val="1030"/>
+          <w:numId w:val="1031"/>
         </w:numPr>
         <w:pStyle w:val="Compact"/>
       </w:pPr>
@@ -9542,8 +9878,8 @@
         <w:t xml:space="preserve">MP3 ist ein bekanntes Beispiel für verlustbehaftete Audiokompression.</w:t>
       </w:r>
     </w:p>
-    <w:bookmarkEnd w:id="104"/>
-    <w:bookmarkStart w:id="105" w:name="aufgaben"/>
+    <w:bookmarkEnd w:id="106"/>
+    <w:bookmarkStart w:id="107" w:name="aufgaben"/>
     <w:p>
       <w:pPr>
         <w:pStyle w:val="Heading2"/>
@@ -9556,7 +9892,7 @@
       <w:pPr>
         <w:numPr>
           <w:ilvl w:val="0"/>
-          <w:numId w:val="1031"/>
+          <w:numId w:val="1032"/>
         </w:numPr>
         <w:pStyle w:val="Compact"/>
       </w:pPr>
@@ -9581,70 +9917,12 @@
       <w:pPr>
         <w:numPr>
           <w:ilvl w:val="0"/>
-          <w:numId w:val="1031"/>
+          <w:numId w:val="1032"/>
         </w:numPr>
         <w:pStyle w:val="Compact"/>
       </w:pPr>
       <w:r>
         <w:t xml:space="preserve">Warum verbessert eine höhere Bittiefe die Darstellung eines Tons?</w:t>
-      </w:r>
-    </w:p>
-    <w:p>
-      <w:pPr>
-        <w:numPr>
-          <w:ilvl w:val="0"/>
-          <w:numId w:val="1031"/>
-        </w:numPr>
-        <w:pStyle w:val="Compact"/>
-      </w:pPr>
-      <w:r>
-        <w:t xml:space="preserve">Was unterscheidet Mono und Stereo?</w:t>
-      </w:r>
-    </w:p>
-    <w:p>
-      <w:pPr>
-        <w:numPr>
-          <w:ilvl w:val="0"/>
-          <w:numId w:val="1031"/>
-        </w:numPr>
-        <w:pStyle w:val="Compact"/>
-      </w:pPr>
-      <w:r>
-        <w:t xml:space="preserve">Berechne den Speicherbedarf für 2 Sekunden Mono-Ton bei 8 000 Hz und 8 Bit.</w:t>
-      </w:r>
-    </w:p>
-    <w:p>
-      <w:pPr>
-        <w:numPr>
-          <w:ilvl w:val="0"/>
-          <w:numId w:val="1031"/>
-        </w:numPr>
-        <w:pStyle w:val="Compact"/>
-      </w:pPr>
-      <w:r>
-        <w:t xml:space="preserve">Warum werden Audiodateien komprimiert?</w:t>
-      </w:r>
-    </w:p>
-    <w:p>
-      <w:pPr>
-        <w:numPr>
-          <w:ilvl w:val="0"/>
-          <w:numId w:val="1031"/>
-        </w:numPr>
-        <w:pStyle w:val="Compact"/>
-      </w:pPr>
-      <w:r>
-        <w:t xml:space="preserve">Begründe: Auch Musik besteht im Computer letztlich aus Zahlen.</w:t>
-      </w:r>
-    </w:p>
-    <w:bookmarkEnd w:id="105"/>
-    <w:bookmarkStart w:id="106" w:name="das-wichtigste-3"/>
-    <w:p>
-      <w:pPr>
-        <w:pStyle w:val="Heading2"/>
-      </w:pPr>
-      <w:r>
-        <w:t xml:space="preserve">Das Wichtigste</w:t>
       </w:r>
     </w:p>
     <w:p>
@@ -9656,7 +9934,7 @@
         <w:pStyle w:val="Compact"/>
       </w:pPr>
       <w:r>
-        <w:t xml:space="preserve">Schall wird in regelmäßigen Abständen gemessen.</w:t>
+        <w:t xml:space="preserve">Was unterscheidet Mono und Stereo?</w:t>
       </w:r>
     </w:p>
     <w:p>
@@ -9668,7 +9946,7 @@
         <w:pStyle w:val="Compact"/>
       </w:pPr>
       <w:r>
-        <w:t xml:space="preserve">Die Abtastrate gibt die Messungen pro Sekunde an.</w:t>
+        <w:t xml:space="preserve">Berechne den Speicherbedarf für 2 Sekunden Mono-Ton bei 8 000 Hz und 8 Bit.</w:t>
       </w:r>
     </w:p>
     <w:p>
@@ -9680,7 +9958,7 @@
         <w:pStyle w:val="Compact"/>
       </w:pPr>
       <w:r>
-        <w:t xml:space="preserve">Die Bittiefe bestimmt die Anzahl möglicher Messwerte.</w:t>
+        <w:t xml:space="preserve">Warum werden Audiodateien komprimiert?</w:t>
       </w:r>
     </w:p>
     <w:p>
@@ -9692,11 +9970,69 @@
         <w:pStyle w:val="Compact"/>
       </w:pPr>
       <w:r>
+        <w:t xml:space="preserve">Begründe: Auch Musik besteht im Computer letztlich aus Zahlen.</w:t>
+      </w:r>
+    </w:p>
+    <w:bookmarkEnd w:id="107"/>
+    <w:bookmarkStart w:id="108" w:name="das-wichtigste-3"/>
+    <w:p>
+      <w:pPr>
+        <w:pStyle w:val="Heading2"/>
+      </w:pPr>
+      <w:r>
+        <w:t xml:space="preserve">Das Wichtigste</w:t>
+      </w:r>
+    </w:p>
+    <w:p>
+      <w:pPr>
+        <w:numPr>
+          <w:ilvl w:val="0"/>
+          <w:numId w:val="1033"/>
+        </w:numPr>
+        <w:pStyle w:val="Compact"/>
+      </w:pPr>
+      <w:r>
+        <w:t xml:space="preserve">Schall wird in regelmäßigen Abständen gemessen.</w:t>
+      </w:r>
+    </w:p>
+    <w:p>
+      <w:pPr>
+        <w:numPr>
+          <w:ilvl w:val="0"/>
+          <w:numId w:val="1033"/>
+        </w:numPr>
+        <w:pStyle w:val="Compact"/>
+      </w:pPr>
+      <w:r>
+        <w:t xml:space="preserve">Die Abtastrate gibt die Messungen pro Sekunde an.</w:t>
+      </w:r>
+    </w:p>
+    <w:p>
+      <w:pPr>
+        <w:numPr>
+          <w:ilvl w:val="0"/>
+          <w:numId w:val="1033"/>
+        </w:numPr>
+        <w:pStyle w:val="Compact"/>
+      </w:pPr>
+      <w:r>
+        <w:t xml:space="preserve">Die Bittiefe bestimmt die Anzahl möglicher Messwerte.</w:t>
+      </w:r>
+    </w:p>
+    <w:p>
+      <w:pPr>
+        <w:numPr>
+          <w:ilvl w:val="0"/>
+          <w:numId w:val="1033"/>
+        </w:numPr>
+        <w:pStyle w:val="Compact"/>
+      </w:pPr>
+      <w:r>
         <w:t xml:space="preserve">Digitale Audiodaten können komprimiert werden.</w:t>
       </w:r>
     </w:p>
-    <w:bookmarkEnd w:id="106"/>
-    <w:bookmarkStart w:id="107" w:name="ausblick-5"/>
+    <w:bookmarkEnd w:id="108"/>
+    <w:bookmarkStart w:id="109" w:name="ausblick-5"/>
     <w:p>
       <w:pPr>
         <w:pStyle w:val="Heading2"/>
@@ -9718,9 +10054,9 @@
         <w:br w:type="page"/>
       </w:r>
     </w:p>
-    <w:bookmarkEnd w:id="107"/>
-    <w:bookmarkEnd w:id="108"/>
-    <w:bookmarkStart w:id="121" w:name="Xacad59d8dbbfdf6093dc209888dad60e3674b1e"/>
+    <w:bookmarkEnd w:id="109"/>
+    <w:bookmarkEnd w:id="110"/>
+    <w:bookmarkStart w:id="123" w:name="Xacad59d8dbbfdf6093dc209888dad60e3674b1e"/>
     <w:p>
       <w:pPr>
         <w:pStyle w:val="Heading1"/>
@@ -9729,7 +10065,7 @@
         <w:t xml:space="preserve">05 – Wie verarbeitet ein Computer Informationen?</w:t>
       </w:r>
     </w:p>
-    <w:bookmarkStart w:id="109" w:name="rückblick-5"/>
+    <w:bookmarkStart w:id="111" w:name="rückblick-5"/>
     <w:p>
       <w:pPr>
         <w:pStyle w:val="Heading2"/>
@@ -9764,8 +10100,8 @@
         <w:t xml:space="preserve">Was passiert mit Informationen, wenn wir einen Computer benutzen?</w:t>
       </w:r>
     </w:p>
-    <w:bookmarkEnd w:id="109"/>
-    <w:bookmarkStart w:id="110" w:name="das-eva-prinzip"/>
+    <w:bookmarkEnd w:id="111"/>
+    <w:bookmarkStart w:id="112" w:name="das-eva-prinzip"/>
     <w:p>
       <w:pPr>
         <w:pStyle w:val="Heading2"/>
@@ -9786,7 +10122,7 @@
       <w:pPr>
         <w:numPr>
           <w:ilvl w:val="0"/>
-          <w:numId w:val="1033"/>
+          <w:numId w:val="1034"/>
         </w:numPr>
         <w:pStyle w:val="Compact"/>
       </w:pPr>
@@ -9808,7 +10144,7 @@
       <w:pPr>
         <w:numPr>
           <w:ilvl w:val="0"/>
-          <w:numId w:val="1033"/>
+          <w:numId w:val="1034"/>
         </w:numPr>
         <w:pStyle w:val="Compact"/>
       </w:pPr>
@@ -9830,7 +10166,7 @@
       <w:pPr>
         <w:numPr>
           <w:ilvl w:val="0"/>
-          <w:numId w:val="1033"/>
+          <w:numId w:val="1034"/>
         </w:numPr>
         <w:pStyle w:val="Compact"/>
       </w:pPr>
@@ -9882,8 +10218,8 @@
         <w:t xml:space="preserve">13</w:t>
       </w:r>
     </w:p>
-    <w:bookmarkEnd w:id="110"/>
-    <w:bookmarkStart w:id="111" w:name="die-rolle-des-speichers"/>
+    <w:bookmarkEnd w:id="112"/>
+    <w:bookmarkStart w:id="113" w:name="die-rolle-des-speichers"/>
     <w:p>
       <w:pPr>
         <w:pStyle w:val="Heading2"/>
@@ -9970,67 +10306,12 @@
       <w:pPr>
         <w:numPr>
           <w:ilvl w:val="0"/>
-          <w:numId w:val="1034"/>
+          <w:numId w:val="1035"/>
         </w:numPr>
         <w:pStyle w:val="Compact"/>
       </w:pPr>
       <w:r>
         <w:t xml:space="preserve">E – Eingabe</w:t>
-      </w:r>
-    </w:p>
-    <w:p>
-      <w:pPr>
-        <w:numPr>
-          <w:ilvl w:val="0"/>
-          <w:numId w:val="1034"/>
-        </w:numPr>
-        <w:pStyle w:val="Compact"/>
-      </w:pPr>
-      <w:r>
-        <w:t xml:space="preserve">V – Verarbeitung</w:t>
-      </w:r>
-    </w:p>
-    <w:p>
-      <w:pPr>
-        <w:numPr>
-          <w:ilvl w:val="0"/>
-          <w:numId w:val="1034"/>
-        </w:numPr>
-        <w:pStyle w:val="Compact"/>
-      </w:pPr>
-      <w:r>
-        <w:t xml:space="preserve">A – Ausgabe</w:t>
-      </w:r>
-    </w:p>
-    <w:p>
-      <w:pPr>
-        <w:numPr>
-          <w:ilvl w:val="0"/>
-          <w:numId w:val="1034"/>
-        </w:numPr>
-        <w:pStyle w:val="Compact"/>
-      </w:pPr>
-      <w:r>
-        <w:t xml:space="preserve">S – Speicherung</w:t>
-      </w:r>
-    </w:p>
-    <w:bookmarkEnd w:id="111"/>
-    <w:bookmarkStart w:id="114" w:name="beispiele"/>
-    <w:p>
-      <w:pPr>
-        <w:pStyle w:val="Heading2"/>
-      </w:pPr>
-      <w:r>
-        <w:t xml:space="preserve">Beispiele</w:t>
-      </w:r>
-    </w:p>
-    <w:bookmarkStart w:id="112" w:name="smartphone-kamera"/>
-    <w:p>
-      <w:pPr>
-        <w:pStyle w:val="Heading3"/>
-      </w:pPr>
-      <w:r>
-        <w:t xml:space="preserve">Smartphone-Kamera</w:t>
       </w:r>
     </w:p>
     <w:p>
@@ -10042,7 +10323,7 @@
         <w:pStyle w:val="Compact"/>
       </w:pPr>
       <w:r>
-        <w:t xml:space="preserve">Eingabe: Licht trifft auf den Sensor.</w:t>
+        <w:t xml:space="preserve">V – Verarbeitung</w:t>
       </w:r>
     </w:p>
     <w:p>
@@ -10054,7 +10335,7 @@
         <w:pStyle w:val="Compact"/>
       </w:pPr>
       <w:r>
-        <w:t xml:space="preserve">Verarbeitung: Messwerte werden zu einem Bild verarbeitet.</w:t>
+        <w:t xml:space="preserve">A – Ausgabe</w:t>
       </w:r>
     </w:p>
     <w:p>
@@ -10066,29 +10347,26 @@
         <w:pStyle w:val="Compact"/>
       </w:pPr>
       <w:r>
-        <w:t xml:space="preserve">Ausgabe: Das Bild erscheint auf dem Display.</w:t>
-      </w:r>
-    </w:p>
-    <w:p>
-      <w:pPr>
-        <w:numPr>
-          <w:ilvl w:val="0"/>
-          <w:numId w:val="1035"/>
-        </w:numPr>
-        <w:pStyle w:val="Compact"/>
-      </w:pPr>
-      <w:r>
-        <w:t xml:space="preserve">Speicherung: Das Foto wird als Datei gespeichert.</w:t>
-      </w:r>
-    </w:p>
-    <w:bookmarkEnd w:id="112"/>
-    <w:bookmarkStart w:id="113" w:name="geldautomat"/>
+        <w:t xml:space="preserve">S – Speicherung</w:t>
+      </w:r>
+    </w:p>
+    <w:bookmarkEnd w:id="113"/>
+    <w:bookmarkStart w:id="116" w:name="beispiele"/>
+    <w:p>
+      <w:pPr>
+        <w:pStyle w:val="Heading2"/>
+      </w:pPr>
+      <w:r>
+        <w:t xml:space="preserve">Beispiele</w:t>
+      </w:r>
+    </w:p>
+    <w:bookmarkStart w:id="114" w:name="smartphone-kamera"/>
     <w:p>
       <w:pPr>
         <w:pStyle w:val="Heading3"/>
       </w:pPr>
       <w:r>
-        <w:t xml:space="preserve">Geldautomat</w:t>
+        <w:t xml:space="preserve">Smartphone-Kamera</w:t>
       </w:r>
     </w:p>
     <w:p>
@@ -10100,7 +10378,7 @@
         <w:pStyle w:val="Compact"/>
       </w:pPr>
       <w:r>
-        <w:t xml:space="preserve">Eingabe: Karte, PIN und gewünschter Betrag.</w:t>
+        <w:t xml:space="preserve">Eingabe: Licht trifft auf den Sensor.</w:t>
       </w:r>
     </w:p>
     <w:p>
@@ -10112,7 +10390,7 @@
         <w:pStyle w:val="Compact"/>
       </w:pPr>
       <w:r>
-        <w:t xml:space="preserve">Verarbeitung: Berechtigung und Kontostand werden geprüft.</w:t>
+        <w:t xml:space="preserve">Verarbeitung: Messwerte werden zu einem Bild verarbeitet.</w:t>
       </w:r>
     </w:p>
     <w:p>
@@ -10124,7 +10402,7 @@
         <w:pStyle w:val="Compact"/>
       </w:pPr>
       <w:r>
-        <w:t xml:space="preserve">Ausgabe: Geld, Anzeige oder Fehlermeldung.</w:t>
+        <w:t xml:space="preserve">Ausgabe: Das Bild erscheint auf dem Display.</w:t>
       </w:r>
     </w:p>
     <w:p>
@@ -10136,26 +10414,17 @@
         <w:pStyle w:val="Compact"/>
       </w:pPr>
       <w:r>
-        <w:t xml:space="preserve">Speicherung: Vorgang und Kontostand werden aktualisiert.</w:t>
-      </w:r>
-    </w:p>
-    <w:bookmarkEnd w:id="113"/>
+        <w:t xml:space="preserve">Speicherung: Das Foto wird als Datei gespeichert.</w:t>
+      </w:r>
+    </w:p>
     <w:bookmarkEnd w:id="114"/>
-    <w:bookmarkStart w:id="115" w:name="aufgabe-1-zuordnen"/>
-    <w:p>
-      <w:pPr>
-        <w:pStyle w:val="Heading2"/>
-      </w:pPr>
-      <w:r>
-        <w:t xml:space="preserve">Aufgabe 1 – Zuordnen</w:t>
-      </w:r>
-    </w:p>
-    <w:p>
-      <w:pPr>
-        <w:pStyle w:val="FirstParagraph"/>
-      </w:pPr>
-      <w:r>
-        <w:t xml:space="preserve">Ordne Eingabe, Verarbeitung, Ausgabe und Speicherung zu:</w:t>
+    <w:bookmarkStart w:id="115" w:name="geldautomat"/>
+    <w:p>
+      <w:pPr>
+        <w:pStyle w:val="Heading3"/>
+      </w:pPr>
+      <w:r>
+        <w:t xml:space="preserve">Geldautomat</w:t>
       </w:r>
     </w:p>
     <w:p>
@@ -10167,7 +10436,7 @@
         <w:pStyle w:val="Compact"/>
       </w:pPr>
       <w:r>
-        <w:t xml:space="preserve">Ein Scanner liest ein Blatt Papier ein.</w:t>
+        <w:t xml:space="preserve">Eingabe: Karte, PIN und gewünschter Betrag.</w:t>
       </w:r>
     </w:p>
     <w:p>
@@ -10179,7 +10448,7 @@
         <w:pStyle w:val="Compact"/>
       </w:pPr>
       <w:r>
-        <w:t xml:space="preserve">Eine Software erkennt Buchstaben im eingescannten Bild.</w:t>
+        <w:t xml:space="preserve">Verarbeitung: Berechtigung und Kontostand werden geprüft.</w:t>
       </w:r>
     </w:p>
     <w:p>
@@ -10191,7 +10460,7 @@
         <w:pStyle w:val="Compact"/>
       </w:pPr>
       <w:r>
-        <w:t xml:space="preserve">Der erkannte Text wird angezeigt.</w:t>
+        <w:t xml:space="preserve">Ausgabe: Geld, Anzeige oder Fehlermeldung.</w:t>
       </w:r>
     </w:p>
     <w:p>
@@ -10203,11 +10472,78 @@
         <w:pStyle w:val="Compact"/>
       </w:pPr>
       <w:r>
+        <w:t xml:space="preserve">Speicherung: Vorgang und Kontostand werden aktualisiert.</w:t>
+      </w:r>
+    </w:p>
+    <w:bookmarkEnd w:id="115"/>
+    <w:bookmarkEnd w:id="116"/>
+    <w:bookmarkStart w:id="117" w:name="aufgabe-1-zuordnen"/>
+    <w:p>
+      <w:pPr>
+        <w:pStyle w:val="Heading2"/>
+      </w:pPr>
+      <w:r>
+        <w:t xml:space="preserve">Aufgabe 1 – Zuordnen</w:t>
+      </w:r>
+    </w:p>
+    <w:p>
+      <w:pPr>
+        <w:pStyle w:val="FirstParagraph"/>
+      </w:pPr>
+      <w:r>
+        <w:t xml:space="preserve">Ordne Eingabe, Verarbeitung, Ausgabe und Speicherung zu:</w:t>
+      </w:r>
+    </w:p>
+    <w:p>
+      <w:pPr>
+        <w:numPr>
+          <w:ilvl w:val="0"/>
+          <w:numId w:val="1038"/>
+        </w:numPr>
+        <w:pStyle w:val="Compact"/>
+      </w:pPr>
+      <w:r>
+        <w:t xml:space="preserve">Ein Scanner liest ein Blatt Papier ein.</w:t>
+      </w:r>
+    </w:p>
+    <w:p>
+      <w:pPr>
+        <w:numPr>
+          <w:ilvl w:val="0"/>
+          <w:numId w:val="1038"/>
+        </w:numPr>
+        <w:pStyle w:val="Compact"/>
+      </w:pPr>
+      <w:r>
+        <w:t xml:space="preserve">Eine Software erkennt Buchstaben im eingescannten Bild.</w:t>
+      </w:r>
+    </w:p>
+    <w:p>
+      <w:pPr>
+        <w:numPr>
+          <w:ilvl w:val="0"/>
+          <w:numId w:val="1038"/>
+        </w:numPr>
+        <w:pStyle w:val="Compact"/>
+      </w:pPr>
+      <w:r>
+        <w:t xml:space="preserve">Der erkannte Text wird angezeigt.</w:t>
+      </w:r>
+    </w:p>
+    <w:p>
+      <w:pPr>
+        <w:numPr>
+          <w:ilvl w:val="0"/>
+          <w:numId w:val="1038"/>
+        </w:numPr>
+        <w:pStyle w:val="Compact"/>
+      </w:pPr>
+      <w:r>
         <w:t xml:space="preserve">Die Textdatei wird gespeichert.</w:t>
       </w:r>
     </w:p>
-    <w:bookmarkEnd w:id="115"/>
-    <w:bookmarkStart w:id="116" w:name="aufgabe-2-eigene-analyse"/>
+    <w:bookmarkEnd w:id="117"/>
+    <w:bookmarkStart w:id="118" w:name="aufgabe-2-eigene-analyse"/>
     <w:p>
       <w:pPr>
         <w:pStyle w:val="Heading2"/>
@@ -10353,8 +10689,8 @@
         </w:tc>
       </w:tr>
     </w:tbl>
-    <w:bookmarkEnd w:id="116"/>
-    <w:bookmarkStart w:id="117" w:name="aufgabe-3-alltag"/>
+    <w:bookmarkEnd w:id="118"/>
+    <w:bookmarkStart w:id="119" w:name="aufgabe-3-alltag"/>
     <w:p>
       <w:pPr>
         <w:pStyle w:val="Heading2"/>
@@ -10371,8 +10707,8 @@
         <w:t xml:space="preserve">Funktioniert EVA nur bei Computern? Beschreibe ein Beispiel außerhalb der Computerwelt und begründe deine Zuordnung.</w:t>
       </w:r>
     </w:p>
-    <w:bookmarkEnd w:id="117"/>
-    <w:bookmarkStart w:id="118" w:name="aufgabe-4-nachdenken"/>
+    <w:bookmarkEnd w:id="119"/>
+    <w:bookmarkStart w:id="120" w:name="aufgabe-4-nachdenken"/>
     <w:p>
       <w:pPr>
         <w:pStyle w:val="Heading2"/>
@@ -10405,8 +10741,8 @@
         <w:t xml:space="preserve">der entscheidende Teil zwischen Eingabe und Ausgabe?</w:t>
       </w:r>
     </w:p>
-    <w:bookmarkEnd w:id="118"/>
-    <w:bookmarkStart w:id="119" w:name="das-wichtigste-4"/>
+    <w:bookmarkEnd w:id="120"/>
+    <w:bookmarkStart w:id="121" w:name="das-wichtigste-4"/>
     <w:p>
       <w:pPr>
         <w:pStyle w:val="Heading2"/>
@@ -10423,8 +10759,8 @@
         <w:t xml:space="preserve">Ein Informatiksystem nimmt Informationen auf, verarbeitet sie und gibt Ergebnisse aus. Speicher kann dabei an mehreren Stellen beteiligt sein.</w:t>
       </w:r>
     </w:p>
-    <w:bookmarkEnd w:id="119"/>
-    <w:bookmarkStart w:id="120" w:name="ausblick-6"/>
+    <w:bookmarkEnd w:id="121"/>
+    <w:bookmarkStart w:id="122" w:name="ausblick-6"/>
     <w:p>
       <w:pPr>
         <w:pStyle w:val="Heading2"/>
@@ -10446,18 +10782,18 @@
         <w:br w:type="page"/>
       </w:r>
     </w:p>
-    <w:bookmarkEnd w:id="120"/>
-    <w:bookmarkEnd w:id="121"/>
-    <w:bookmarkStart w:id="130" w:name="was-gehört-zu-einem-informatiksystem"/>
+    <w:bookmarkEnd w:id="122"/>
+    <w:bookmarkEnd w:id="123"/>
+    <w:bookmarkStart w:id="132" w:name="was-gehört-zu-einem-informatiksystem"/>
     <w:p>
       <w:pPr>
         <w:pStyle w:val="Heading1"/>
       </w:pPr>
       <w:r>
-        <w:t xml:space="preserve">15 – Was gehört zu einem Informatiksystem?</w:t>
-      </w:r>
-    </w:p>
-    <w:bookmarkStart w:id="122" w:name="leitfrage-2"/>
+        <w:t xml:space="preserve">07 – Was gehört zu einem Informatiksystem?</w:t>
+      </w:r>
+    </w:p>
+    <w:bookmarkStart w:id="124" w:name="leitfrage-2"/>
     <w:p>
       <w:pPr>
         <w:pStyle w:val="Heading2"/>
@@ -10474,8 +10810,8 @@
         <w:t xml:space="preserve">Was muss zusammenarbeiten, damit aus einem Gerät ein nutzbares Informatiksystem wird?</w:t>
       </w:r>
     </w:p>
-    <w:bookmarkEnd w:id="122"/>
-    <w:bookmarkStart w:id="123" w:name="hardware"/>
+    <w:bookmarkEnd w:id="124"/>
+    <w:bookmarkStart w:id="125" w:name="hardware"/>
     <w:p>
       <w:pPr>
         <w:pStyle w:val="Heading2"/>
@@ -10502,8 +10838,16 @@
         <w:t xml:space="preserve">sind die körperlichen Bestandteile eines Informatiksystems, zum Beispiel Prozessor, Arbeitsspeicher, SSD, Tastatur, Bildschirm oder Sensoren.</w:t>
       </w:r>
     </w:p>
-    <w:bookmarkEnd w:id="123"/>
-    <w:bookmarkStart w:id="124" w:name="software"/>
+    <w:p>
+      <w:pPr>
+        <w:pStyle w:val="BodyText"/>
+      </w:pPr>
+      <w:r>
+        <w:t xml:space="preserve">Technische Angaben helfen, Komponenten zu vergleichen. Typische Angaben sind zum Beispiel Speicherkapazität, Taktfrequenz, Anzahl von Prozessorkernen oder Anschlussarten. Eine einzelne Kennzahl sagt aber nicht automatisch, welches Gerät für eine Aufgabe insgesamt besser geeignet ist.</w:t>
+      </w:r>
+    </w:p>
+    <w:bookmarkEnd w:id="125"/>
+    <w:bookmarkStart w:id="126" w:name="software"/>
     <w:p>
       <w:pPr>
         <w:pStyle w:val="Heading2"/>
@@ -10542,7 +10886,7 @@
       <w:pPr>
         <w:numPr>
           <w:ilvl w:val="0"/>
-          <w:numId w:val="1038"/>
+          <w:numId w:val="1039"/>
         </w:numPr>
         <w:pStyle w:val="Compact"/>
       </w:pPr>
@@ -10564,7 +10908,7 @@
       <w:pPr>
         <w:numPr>
           <w:ilvl w:val="0"/>
-          <w:numId w:val="1038"/>
+          <w:numId w:val="1039"/>
         </w:numPr>
         <w:pStyle w:val="Compact"/>
       </w:pPr>
@@ -10586,7 +10930,7 @@
       <w:pPr>
         <w:numPr>
           <w:ilvl w:val="0"/>
-          <w:numId w:val="1038"/>
+          <w:numId w:val="1039"/>
         </w:numPr>
         <w:pStyle w:val="Compact"/>
       </w:pPr>
@@ -10604,8 +10948,8 @@
         <w:t xml:space="preserve">– unterstützen bestimmte technische Aufgaben.</w:t>
       </w:r>
     </w:p>
-    <w:bookmarkEnd w:id="124"/>
-    <w:bookmarkStart w:id="125" w:name="zusammenspiel"/>
+    <w:bookmarkEnd w:id="126"/>
+    <w:bookmarkStart w:id="127" w:name="zusammenspiel"/>
     <w:p>
       <w:pPr>
         <w:pStyle w:val="Heading2"/>
@@ -10633,14 +10977,59 @@
         <w:t xml:space="preserve">Hardware + Software + Daten + Benutzerhandlung → Informatiksystem im Einsatz</w:t>
       </w:r>
     </w:p>
-    <w:bookmarkEnd w:id="125"/>
-    <w:bookmarkStart w:id="126" w:name="prozessor-und-speicher"/>
+    <w:p>
+      <w:pPr>
+        <w:pStyle w:val="BodyText"/>
+      </w:pPr>
+      <w:r>
+        <w:t xml:space="preserve">Ein vereinfachtes Blockbild kann so aussehen:</w:t>
+      </w:r>
+    </w:p>
+    <w:p>
+      <w:pPr>
+        <w:pStyle w:val="SourceCode"/>
+      </w:pPr>
+      <w:r>
+        <w:rPr>
+          <w:rStyle w:val="VerbatimChar"/>
+        </w:rPr>
+        <w:t xml:space="preserve">Eingabe → Verarbeitung → Ausgabe</w:t>
+      </w:r>
+      <w:r>
+        <w:br/>
+      </w:r>
+      <w:r>
+        <w:rPr>
+          <w:rStyle w:val="VerbatimChar"/>
+        </w:rPr>
+        <w:t xml:space="preserve">             ↕</w:t>
+      </w:r>
+      <w:r>
+        <w:br/>
+      </w:r>
+      <w:r>
+        <w:rPr>
+          <w:rStyle w:val="VerbatimChar"/>
+        </w:rPr>
+        <w:t xml:space="preserve">          Speicher</w:t>
+      </w:r>
+    </w:p>
+    <w:p>
+      <w:pPr>
+        <w:pStyle w:val="FirstParagraph"/>
+      </w:pPr>
+      <w:r>
+        <w:t xml:space="preserve">Die Verarbeitung übernimmt typischerweise ein Prozessor. Eingabe und Ausgabe können je nach Informatiksystem sehr unterschiedlich aussehen: Tastatur und Bildschirm, Sensor und Motor, Mikrofon und Lautsprecher oder Touchscreen.</w:t>
+      </w:r>
+    </w:p>
+    <w:bookmarkEnd w:id="127"/>
+    <w:bookmarkStart w:id="128" w:name="systembereitschaft-herstellen"/>
     <w:p>
       <w:pPr>
         <w:pStyle w:val="Heading2"/>
       </w:pPr>
       <w:r>
-        <w:t xml:space="preserve">Prozessor und Speicher</w:t>
+        <w:t xml:space="preserve">Systembereitschaft herstellen</w:t>
       </w:r>
     </w:p>
     <w:p>
@@ -10648,108 +11037,7 @@
         <w:pStyle w:val="FirstParagraph"/>
       </w:pPr>
       <w:r>
-        <w:t xml:space="preserve">Der</w:t>
-      </w:r>
-      <w:r>
-        <w:t xml:space="preserve"> </w:t>
-      </w:r>
-      <w:r>
-        <w:rPr>
-          <w:bCs/>
-          <w:b/>
-        </w:rPr>
-        <w:t xml:space="preserve">Prozessor</w:t>
-      </w:r>
-      <w:r>
-        <w:t xml:space="preserve"> </w:t>
-      </w:r>
-      <w:r>
-        <w:t xml:space="preserve">führt Befehle aus und verarbeitet Daten. Speicher hält Daten und Programme für unterschiedliche Zeiträume bereit.</w:t>
-      </w:r>
-    </w:p>
-    <w:bookmarkEnd w:id="126"/>
-    <w:bookmarkStart w:id="127" w:name="lizenzformen"/>
-    <w:p>
-      <w:pPr>
-        <w:pStyle w:val="Heading2"/>
-      </w:pPr>
-      <w:r>
-        <w:t xml:space="preserve">Lizenzformen</w:t>
-      </w:r>
-    </w:p>
-    <w:p>
-      <w:pPr>
-        <w:pStyle w:val="FirstParagraph"/>
-      </w:pPr>
-      <w:r>
-        <w:t xml:space="preserve">Software darf nicht automatisch beliebig kopiert oder verändert werden.</w:t>
-      </w:r>
-    </w:p>
-    <w:p>
-      <w:pPr>
-        <w:numPr>
-          <w:ilvl w:val="0"/>
-          <w:numId w:val="1039"/>
-        </w:numPr>
-        <w:pStyle w:val="Compact"/>
-      </w:pPr>
-      <w:r>
-        <w:rPr>
-          <w:bCs/>
-          <w:b/>
-        </w:rPr>
-        <w:t xml:space="preserve">proprietäre Software</w:t>
-      </w:r>
-      <w:r>
-        <w:t xml:space="preserve">: Rechte und Nutzung werden vom Anbieter festgelegt.</w:t>
-      </w:r>
-    </w:p>
-    <w:p>
-      <w:pPr>
-        <w:numPr>
-          <w:ilvl w:val="0"/>
-          <w:numId w:val="1039"/>
-        </w:numPr>
-        <w:pStyle w:val="Compact"/>
-      </w:pPr>
-      <w:r>
-        <w:rPr>
-          <w:bCs/>
-          <w:b/>
-        </w:rPr>
-        <w:t xml:space="preserve">Open-Source-Software</w:t>
-      </w:r>
-      <w:r>
-        <w:t xml:space="preserve">: Quelltext ist unter einer entsprechenden Lizenz zugänglich und darf im Rahmen dieser Lizenz genutzt, verändert und weitergegeben werden.</w:t>
-      </w:r>
-    </w:p>
-    <w:p>
-      <w:pPr>
-        <w:numPr>
-          <w:ilvl w:val="0"/>
-          <w:numId w:val="1039"/>
-        </w:numPr>
-        <w:pStyle w:val="Compact"/>
-      </w:pPr>
-      <w:r>
-        <w:rPr>
-          <w:bCs/>
-          <w:b/>
-        </w:rPr>
-        <w:t xml:space="preserve">freie Software</w:t>
-      </w:r>
-      <w:r>
-        <w:t xml:space="preserve">: betont Freiheiten der Nutzer bei Ausführen, Untersuchen, Verändern und Weitergeben.</w:t>
-      </w:r>
-    </w:p>
-    <w:bookmarkEnd w:id="127"/>
-    <w:bookmarkStart w:id="128" w:name="aufgaben-1"/>
-    <w:p>
-      <w:pPr>
-        <w:pStyle w:val="Heading2"/>
-      </w:pPr>
-      <w:r>
-        <w:t xml:space="preserve">Aufgaben</w:t>
+        <w:t xml:space="preserve">Bevor ein Informatiksystem genutzt werden kann, sind je nach Umgebung Schritte nötig:</w:t>
       </w:r>
     </w:p>
     <w:p>
@@ -10761,7 +11049,7 @@
         <w:pStyle w:val="Compact"/>
       </w:pPr>
       <w:r>
-        <w:t xml:space="preserve">Ordne zu: Prozessor, Browser, RAM, Betriebssystem, Tastatur, Präsentationsprogramm.</w:t>
+        <w:t xml:space="preserve">Gerät starten bzw. aus dem Ruhezustand holen.</w:t>
       </w:r>
     </w:p>
     <w:p>
@@ -10773,7 +11061,7 @@
         <w:pStyle w:val="Compact"/>
       </w:pPr>
       <w:r>
-        <w:t xml:space="preserve">Erkläre an einem Smartphone, wie Hardware und Software zusammenarbeiten.</w:t>
+        <w:t xml:space="preserve">Betriebssystem bereitstellen lassen.</w:t>
       </w:r>
     </w:p>
     <w:p>
@@ -10785,7 +11073,7 @@
         <w:pStyle w:val="Compact"/>
       </w:pPr>
       <w:r>
-        <w:t xml:space="preserve">Warum ist „kostenlos“ nicht dasselbe wie „Open Source“?</w:t>
+        <w:t xml:space="preserve">gegebenenfalls anmelden.</w:t>
       </w:r>
     </w:p>
     <w:p>
@@ -10797,7 +11085,7 @@
         <w:pStyle w:val="Compact"/>
       </w:pPr>
       <w:r>
-        <w:t xml:space="preserve">Recherchiere die Lizenz eines Programms, das du im Unterricht nutzt.</w:t>
+        <w:t xml:space="preserve">Netzwerkverbindung prüfen.</w:t>
       </w:r>
     </w:p>
     <w:p>
@@ -10809,11 +11097,261 @@
         <w:pStyle w:val="Compact"/>
       </w:pPr>
       <w:r>
+        <w:t xml:space="preserve">benötigte Anwendung oder Online-Plattform öffnen.</w:t>
+      </w:r>
+    </w:p>
+    <w:p>
+      <w:pPr>
+        <w:pStyle w:val="FirstParagraph"/>
+      </w:pPr>
+      <w:r>
+        <w:t xml:space="preserve">Bei Fehlermeldungen gilt:</w:t>
+      </w:r>
+      <w:r>
+        <w:t xml:space="preserve"> </w:t>
+      </w:r>
+      <w:r>
+        <w:rPr>
+          <w:bCs/>
+          <w:b/>
+        </w:rPr>
+        <w:t xml:space="preserve">erst lesen, dann handeln</w:t>
+      </w:r>
+      <w:r>
+        <w:t xml:space="preserve">. Nicht jede Warnung sollte einfach weggeklickt werden.</w:t>
+      </w:r>
+    </w:p>
+    <w:bookmarkEnd w:id="128"/>
+    <w:bookmarkStart w:id="129" w:name="lizenzformen"/>
+    <w:p>
+      <w:pPr>
+        <w:pStyle w:val="Heading2"/>
+      </w:pPr>
+      <w:r>
+        <w:t xml:space="preserve">Lizenzformen</w:t>
+      </w:r>
+    </w:p>
+    <w:p>
+      <w:pPr>
+        <w:pStyle w:val="FirstParagraph"/>
+      </w:pPr>
+      <w:r>
+        <w:t xml:space="preserve">Software darf nicht automatisch beliebig kopiert oder verändert werden. Zwei unterschiedliche Fragen helfen beim Einordnen:</w:t>
+      </w:r>
+    </w:p>
+    <w:p>
+      <w:pPr>
+        <w:pStyle w:val="BodyText"/>
+      </w:pPr>
+      <w:r>
+        <w:rPr>
+          <w:bCs/>
+          <w:b/>
+        </w:rPr>
+        <w:t xml:space="preserve">Kosten:</w:t>
+      </w:r>
+      <w:r>
+        <w:t xml:space="preserve"> </w:t>
+      </w:r>
+      <w:r>
+        <w:t xml:space="preserve">- kostenpflichtig</w:t>
+      </w:r>
+      <w:r>
+        <w:t xml:space="preserve"> </w:t>
+      </w:r>
+      <w:r>
+        <w:t xml:space="preserve">- kostenlos nutzbar</w:t>
+      </w:r>
+    </w:p>
+    <w:p>
+      <w:pPr>
+        <w:pStyle w:val="BodyText"/>
+      </w:pPr>
+      <w:r>
+        <w:rPr>
+          <w:bCs/>
+          <w:b/>
+        </w:rPr>
+        <w:t xml:space="preserve">Lizenz und Quelltext:</w:t>
+      </w:r>
+      <w:r>
+        <w:t xml:space="preserve"> </w:t>
+      </w:r>
+      <w:r>
+        <w:t xml:space="preserve">-</w:t>
+      </w:r>
+      <w:r>
+        <w:t xml:space="preserve"> </w:t>
+      </w:r>
+      <w:r>
+        <w:rPr>
+          <w:bCs/>
+          <w:b/>
+        </w:rPr>
+        <w:t xml:space="preserve">proprietäre Software:</w:t>
+      </w:r>
+      <w:r>
+        <w:t xml:space="preserve"> </w:t>
+      </w:r>
+      <w:r>
+        <w:t xml:space="preserve">Rechte und Nutzung werden vom Anbieter festgelegt; der Quelltext ist in der Regel nicht frei verfügbar.</w:t>
+      </w:r>
+      <w:r>
+        <w:t xml:space="preserve"> </w:t>
+      </w:r>
+      <w:r>
+        <w:t xml:space="preserve">-</w:t>
+      </w:r>
+      <w:r>
+        <w:t xml:space="preserve"> </w:t>
+      </w:r>
+      <w:r>
+        <w:rPr>
+          <w:bCs/>
+          <w:b/>
+        </w:rPr>
+        <w:t xml:space="preserve">Open-Source-Software:</w:t>
+      </w:r>
+      <w:r>
+        <w:t xml:space="preserve"> </w:t>
+      </w:r>
+      <w:r>
+        <w:t xml:space="preserve">Quelltext ist unter einer entsprechenden Lizenz zugänglich und darf im Rahmen dieser Lizenz genutzt, untersucht, verändert und weitergegeben werden.</w:t>
+      </w:r>
+    </w:p>
+    <w:p>
+      <w:pPr>
+        <w:pStyle w:val="BodyText"/>
+      </w:pPr>
+      <w:r>
+        <w:t xml:space="preserve">Wichtig:</w:t>
+      </w:r>
+      <w:r>
+        <w:t xml:space="preserve"> </w:t>
+      </w:r>
+      <w:r>
+        <w:rPr>
+          <w:bCs/>
+          <w:b/>
+        </w:rPr>
+        <w:t xml:space="preserve">kostenlos</w:t>
+      </w:r>
+      <w:r>
+        <w:t xml:space="preserve"> </w:t>
+      </w:r>
+      <w:r>
+        <w:t xml:space="preserve">bedeutet nicht automatisch</w:t>
+      </w:r>
+      <w:r>
+        <w:t xml:space="preserve"> </w:t>
+      </w:r>
+      <w:r>
+        <w:rPr>
+          <w:bCs/>
+          <w:b/>
+        </w:rPr>
+        <w:t xml:space="preserve">Open Source</w:t>
+      </w:r>
+      <w:r>
+        <w:t xml:space="preserve">. Umgekehrt kann Open-Source-Software auch gegen Geld angeboten werden.</w:t>
+      </w:r>
+    </w:p>
+    <w:bookmarkEnd w:id="129"/>
+    <w:bookmarkStart w:id="130" w:name="aufgaben-1"/>
+    <w:p>
+      <w:pPr>
+        <w:pStyle w:val="Heading2"/>
+      </w:pPr>
+      <w:r>
+        <w:t xml:space="preserve">Aufgaben</w:t>
+      </w:r>
+    </w:p>
+    <w:p>
+      <w:pPr>
+        <w:numPr>
+          <w:ilvl w:val="0"/>
+          <w:numId w:val="1041"/>
+        </w:numPr>
+        <w:pStyle w:val="Compact"/>
+      </w:pPr>
+      <w:r>
+        <w:t xml:space="preserve">Ordne zu: Prozessor, Browser, RAM, Betriebssystem, Tastatur, Präsentationsprogramm.</w:t>
+      </w:r>
+    </w:p>
+    <w:p>
+      <w:pPr>
+        <w:numPr>
+          <w:ilvl w:val="0"/>
+          <w:numId w:val="1041"/>
+        </w:numPr>
+        <w:pStyle w:val="Compact"/>
+      </w:pPr>
+      <w:r>
+        <w:t xml:space="preserve">Zeichne für ein Smartphone ein einfaches Blockbild aus Eingabe, Verarbeitung, Ausgabe und Speicher.</w:t>
+      </w:r>
+    </w:p>
+    <w:p>
+      <w:pPr>
+        <w:numPr>
+          <w:ilvl w:val="0"/>
+          <w:numId w:val="1041"/>
+        </w:numPr>
+        <w:pStyle w:val="Compact"/>
+      </w:pPr>
+      <w:r>
+        <w:t xml:space="preserve">Erkläre an einem Smartphone, wie Hardware und Software zusammenarbeiten.</w:t>
+      </w:r>
+    </w:p>
+    <w:p>
+      <w:pPr>
+        <w:numPr>
+          <w:ilvl w:val="0"/>
+          <w:numId w:val="1041"/>
+        </w:numPr>
+        <w:pStyle w:val="Compact"/>
+      </w:pPr>
+      <w:r>
+        <w:t xml:space="preserve">Warum ist „kostenlos“ nicht dasselbe wie „Open Source“?</w:t>
+      </w:r>
+    </w:p>
+    <w:p>
+      <w:pPr>
+        <w:numPr>
+          <w:ilvl w:val="0"/>
+          <w:numId w:val="1041"/>
+        </w:numPr>
+        <w:pStyle w:val="Compact"/>
+      </w:pPr>
+      <w:r>
+        <w:t xml:space="preserve">Recherchiere die Lizenz eines Programms, das du im Unterricht nutzt.</w:t>
+      </w:r>
+    </w:p>
+    <w:p>
+      <w:pPr>
+        <w:numPr>
+          <w:ilvl w:val="0"/>
+          <w:numId w:val="1041"/>
+        </w:numPr>
+        <w:pStyle w:val="Compact"/>
+      </w:pPr>
+      <w:r>
         <w:t xml:space="preserve">Nenne drei Informatiksysteme aus deinem Alltag, die nicht wie klassische PCs aussehen.</w:t>
       </w:r>
     </w:p>
-    <w:bookmarkEnd w:id="128"/>
-    <w:bookmarkStart w:id="129" w:name="merksatz-1"/>
+    <w:p>
+      <w:pPr>
+        <w:numPr>
+          <w:ilvl w:val="0"/>
+          <w:numId w:val="1041"/>
+        </w:numPr>
+        <w:pStyle w:val="Compact"/>
+      </w:pPr>
+      <w:r>
+        <w:t xml:space="preserve">Eine Schulplattform meldet „Anmeldung fehlgeschlagen“. Nenne drei sinnvolle Prüfschritte, bevor du die Lehrkraft um Hilfe bittest.</w:t>
+      </w:r>
+    </w:p>
+    <w:bookmarkEnd w:id="130"/>
+    <w:bookmarkStart w:id="131" w:name="merksatz-1"/>
     <w:p>
       <w:pPr>
         <w:pStyle w:val="Heading2"/>
@@ -10827,7 +11365,7 @@
         <w:pStyle w:val="BlockText"/>
       </w:pPr>
       <w:r>
-        <w:t xml:space="preserve">Hardware ist das Gerät, Software beschreibt ausführbare Programme. Erst ihr Zusammenspiel ermöglicht die Verarbeitung von Informationen.</w:t>
+        <w:t xml:space="preserve">Ein Informatiksystem entsteht durch das Zusammenspiel von Hardware, Software, Daten und Nutzung. Lizenzbedingungen legen fest, was mit Software erlaubt ist.</w:t>
       </w:r>
     </w:p>
     <w:p>
@@ -10835,18 +11373,18 @@
         <w:br w:type="page"/>
       </w:r>
     </w:p>
-    <w:bookmarkEnd w:id="129"/>
-    <w:bookmarkEnd w:id="130"/>
-    <w:bookmarkStart w:id="139" w:name="wo-bleiben-unsere-daten"/>
+    <w:bookmarkEnd w:id="131"/>
+    <w:bookmarkEnd w:id="132"/>
+    <w:bookmarkStart w:id="141" w:name="wo-bleiben-unsere-daten"/>
     <w:p>
       <w:pPr>
         <w:pStyle w:val="Heading1"/>
       </w:pPr>
       <w:r>
-        <w:t xml:space="preserve">16 – Wo bleiben unsere Daten?</w:t>
-      </w:r>
-    </w:p>
-    <w:bookmarkStart w:id="131" w:name="leitfrage-3"/>
+        <w:t xml:space="preserve">08 – Wo bleiben unsere Daten?</w:t>
+      </w:r>
+    </w:p>
+    <w:bookmarkStart w:id="133" w:name="leitfrage-3"/>
     <w:p>
       <w:pPr>
         <w:pStyle w:val="Heading2"/>
@@ -10863,8 +11401,8 @@
         <w:t xml:space="preserve">Warum gibt es Arbeitsspeicher, SSD, USB-Stick, Netzwerkspeicher und Cloudspeicher, wenn doch alle Daten speichern?</w:t>
       </w:r>
     </w:p>
-    <w:bookmarkEnd w:id="131"/>
-    <w:bookmarkStart w:id="132" w:name="flüchtig-und-nichtflüchtig"/>
+    <w:bookmarkEnd w:id="133"/>
+    <w:bookmarkStart w:id="134" w:name="flüchtig-und-nichtflüchtig"/>
     <w:p>
       <w:pPr>
         <w:pStyle w:val="Heading2"/>
@@ -10909,72 +11447,14 @@
         <w:t xml:space="preserve">behält Daten auch ohne Strom, zum Beispiel SSD, Speicherkarte oder USB-Stick.</w:t>
       </w:r>
     </w:p>
-    <w:bookmarkEnd w:id="132"/>
-    <w:bookmarkStart w:id="133" w:name="speicherorte"/>
+    <w:bookmarkEnd w:id="134"/>
+    <w:bookmarkStart w:id="135" w:name="speicherorte-und-bauformen"/>
     <w:p>
       <w:pPr>
         <w:pStyle w:val="Heading2"/>
       </w:pPr>
       <w:r>
-        <w:t xml:space="preserve">Speicherorte</w:t>
-      </w:r>
-    </w:p>
-    <w:p>
-      <w:pPr>
-        <w:numPr>
-          <w:ilvl w:val="0"/>
-          <w:numId w:val="1041"/>
-        </w:numPr>
-        <w:pStyle w:val="Compact"/>
-      </w:pPr>
-      <w:r>
-        <w:t xml:space="preserve">lokal im Gerät</w:t>
-      </w:r>
-    </w:p>
-    <w:p>
-      <w:pPr>
-        <w:numPr>
-          <w:ilvl w:val="0"/>
-          <w:numId w:val="1041"/>
-        </w:numPr>
-        <w:pStyle w:val="Compact"/>
-      </w:pPr>
-      <w:r>
-        <w:t xml:space="preserve">auf Wechseldatenträgern</w:t>
-      </w:r>
-    </w:p>
-    <w:p>
-      <w:pPr>
-        <w:numPr>
-          <w:ilvl w:val="0"/>
-          <w:numId w:val="1041"/>
-        </w:numPr>
-        <w:pStyle w:val="Compact"/>
-      </w:pPr>
-      <w:r>
-        <w:t xml:space="preserve">im Schul- oder Heimnetzwerk</w:t>
-      </w:r>
-    </w:p>
-    <w:p>
-      <w:pPr>
-        <w:numPr>
-          <w:ilvl w:val="0"/>
-          <w:numId w:val="1041"/>
-        </w:numPr>
-        <w:pStyle w:val="Compact"/>
-      </w:pPr>
-      <w:r>
-        <w:t xml:space="preserve">auf entfernten Servern bzw. in Cloud-Diensten</w:t>
-      </w:r>
-    </w:p>
-    <w:bookmarkEnd w:id="133"/>
-    <w:bookmarkStart w:id="134" w:name="eigenschaften-vergleichen"/>
-    <w:p>
-      <w:pPr>
-        <w:pStyle w:val="Heading2"/>
-      </w:pPr>
-      <w:r>
-        <w:t xml:space="preserve">Eigenschaften vergleichen</w:t>
+        <w:t xml:space="preserve">Speicherorte und Bauformen</w:t>
       </w:r>
     </w:p>
     <w:p>
@@ -10982,7 +11462,7 @@
         <w:pStyle w:val="FirstParagraph"/>
       </w:pPr>
       <w:r>
-        <w:t xml:space="preserve">Speicher unterscheiden sich unter anderem in:</w:t>
+        <w:t xml:space="preserve">Speicher kann an unterschiedlichen Orten und in unterschiedlichen Bauformen vorkommen:</w:t>
       </w:r>
     </w:p>
     <w:p>
@@ -10994,7 +11474,7 @@
         <w:pStyle w:val="Compact"/>
       </w:pPr>
       <w:r>
-        <w:t xml:space="preserve">Kapazität</w:t>
+        <w:t xml:space="preserve">Arbeitsspeicher als Bausteine im Gerät</w:t>
       </w:r>
     </w:p>
     <w:p>
@@ -11006,7 +11486,7 @@
         <w:pStyle w:val="Compact"/>
       </w:pPr>
       <w:r>
-        <w:t xml:space="preserve">Geschwindigkeit/Zugriffszeit</w:t>
+        <w:t xml:space="preserve">SSD als internes oder externes Laufwerk</w:t>
       </w:r>
     </w:p>
     <w:p>
@@ -11018,7 +11498,7 @@
         <w:pStyle w:val="Compact"/>
       </w:pPr>
       <w:r>
-        <w:t xml:space="preserve">Zuverlässigkeit</w:t>
+        <w:t xml:space="preserve">USB-Stick oder Speicherkarte als Wechseldatenträger</w:t>
       </w:r>
     </w:p>
     <w:p>
@@ -11030,7 +11510,7 @@
         <w:pStyle w:val="Compact"/>
       </w:pPr>
       <w:r>
-        <w:t xml:space="preserve">Mobilität</w:t>
+        <w:t xml:space="preserve">Netzwerkspeicher im Schul- oder Heimnetz</w:t>
       </w:r>
     </w:p>
     <w:p>
@@ -11042,23 +11522,177 @@
         <w:pStyle w:val="Compact"/>
       </w:pPr>
       <w:r>
-        <w:t xml:space="preserve">Kosten</w:t>
+        <w:t xml:space="preserve">entfernte Server bei Cloud-Diensten</w:t>
+      </w:r>
+    </w:p>
+    <w:p>
+      <w:pPr>
+        <w:pStyle w:val="FirstParagraph"/>
+      </w:pPr>
+      <w:r>
+        <w:t xml:space="preserve">„Cloud“ bedeutet also nicht, dass Daten nirgends gespeichert werden. Sie liegen auf realen Servern und werden über ein Netzwerk erreicht.</w:t>
+      </w:r>
+    </w:p>
+    <w:bookmarkEnd w:id="135"/>
+    <w:bookmarkStart w:id="136" w:name="eigenschaften-vergleichen"/>
+    <w:p>
+      <w:pPr>
+        <w:pStyle w:val="Heading2"/>
+      </w:pPr>
+      <w:r>
+        <w:t xml:space="preserve">Eigenschaften vergleichen</w:t>
+      </w:r>
+    </w:p>
+    <w:p>
+      <w:pPr>
+        <w:pStyle w:val="FirstParagraph"/>
+      </w:pPr>
+      <w:r>
+        <w:t xml:space="preserve">Speicher unterscheiden sich unter anderem in:</w:t>
       </w:r>
     </w:p>
     <w:p>
       <w:pPr>
         <w:numPr>
           <w:ilvl w:val="0"/>
-          <w:numId w:val="1042"/>
+          <w:numId w:val="1043"/>
         </w:numPr>
         <w:pStyle w:val="Compact"/>
       </w:pPr>
       <w:r>
-        <w:t xml:space="preserve">Art des Zugriffs</w:t>
-      </w:r>
-    </w:p>
-    <w:bookmarkEnd w:id="134"/>
-    <w:bookmarkStart w:id="135" w:name="bit-und-byte"/>
+        <w:rPr>
+          <w:bCs/>
+          <w:b/>
+        </w:rPr>
+        <w:t xml:space="preserve">Zugriffsart:</w:t>
+      </w:r>
+      <w:r>
+        <w:t xml:space="preserve"> </w:t>
+      </w:r>
+      <w:r>
+        <w:t xml:space="preserve">direkt im Gerät, über ein Netzwerk oder als Wechseldatenträger</w:t>
+      </w:r>
+    </w:p>
+    <w:p>
+      <w:pPr>
+        <w:numPr>
+          <w:ilvl w:val="0"/>
+          <w:numId w:val="1043"/>
+        </w:numPr>
+        <w:pStyle w:val="Compact"/>
+      </w:pPr>
+      <w:r>
+        <w:rPr>
+          <w:bCs/>
+          <w:b/>
+        </w:rPr>
+        <w:t xml:space="preserve">Zugriffszeit/Geschwindigkeit:</w:t>
+      </w:r>
+      <w:r>
+        <w:t xml:space="preserve"> </w:t>
+      </w:r>
+      <w:r>
+        <w:t xml:space="preserve">Wie schnell können Daten gelesen oder geschrieben werden?</w:t>
+      </w:r>
+    </w:p>
+    <w:p>
+      <w:pPr>
+        <w:numPr>
+          <w:ilvl w:val="0"/>
+          <w:numId w:val="1043"/>
+        </w:numPr>
+        <w:pStyle w:val="Compact"/>
+      </w:pPr>
+      <w:r>
+        <w:rPr>
+          <w:bCs/>
+          <w:b/>
+        </w:rPr>
+        <w:t xml:space="preserve">Kapazität:</w:t>
+      </w:r>
+      <w:r>
+        <w:t xml:space="preserve"> </w:t>
+      </w:r>
+      <w:r>
+        <w:t xml:space="preserve">Wie viele Daten passen hinein?</w:t>
+      </w:r>
+    </w:p>
+    <w:p>
+      <w:pPr>
+        <w:numPr>
+          <w:ilvl w:val="0"/>
+          <w:numId w:val="1043"/>
+        </w:numPr>
+        <w:pStyle w:val="Compact"/>
+      </w:pPr>
+      <w:r>
+        <w:rPr>
+          <w:bCs/>
+          <w:b/>
+        </w:rPr>
+        <w:t xml:space="preserve">Zuverlässigkeit:</w:t>
+      </w:r>
+      <w:r>
+        <w:t xml:space="preserve"> </w:t>
+      </w:r>
+      <w:r>
+        <w:t xml:space="preserve">Wie wahrscheinlich ist ein Ausfall und wie gut sind Daten geschützt?</w:t>
+      </w:r>
+    </w:p>
+    <w:p>
+      <w:pPr>
+        <w:numPr>
+          <w:ilvl w:val="0"/>
+          <w:numId w:val="1043"/>
+        </w:numPr>
+        <w:pStyle w:val="Compact"/>
+      </w:pPr>
+      <w:r>
+        <w:rPr>
+          <w:bCs/>
+          <w:b/>
+        </w:rPr>
+        <w:t xml:space="preserve">Mobilität/Bauform:</w:t>
+      </w:r>
+      <w:r>
+        <w:t xml:space="preserve"> </w:t>
+      </w:r>
+      <w:r>
+        <w:t xml:space="preserve">Ist der Speicher fest eingebaut oder leicht transportierbar?</w:t>
+      </w:r>
+    </w:p>
+    <w:p>
+      <w:pPr>
+        <w:numPr>
+          <w:ilvl w:val="0"/>
+          <w:numId w:val="1043"/>
+        </w:numPr>
+        <w:pStyle w:val="Compact"/>
+      </w:pPr>
+      <w:r>
+        <w:rPr>
+          <w:bCs/>
+          <w:b/>
+        </w:rPr>
+        <w:t xml:space="preserve">Kosten:</w:t>
+      </w:r>
+      <w:r>
+        <w:t xml:space="preserve"> </w:t>
+      </w:r>
+      <w:r>
+        <w:t xml:space="preserve">Wie teuer ist Speicherplatz?</w:t>
+      </w:r>
+    </w:p>
+    <w:p>
+      <w:pPr>
+        <w:pStyle w:val="FirstParagraph"/>
+      </w:pPr>
+      <w:r>
+        <w:t xml:space="preserve">Es gibt deshalb nicht „den besten Speicher“. Die passende Wahl hängt vom Einsatzzweck ab.</w:t>
+      </w:r>
+    </w:p>
+    <w:bookmarkEnd w:id="136"/>
+    <w:bookmarkStart w:id="137" w:name="bit-und-byte"/>
     <w:p>
       <w:pPr>
         <w:pStyle w:val="Heading2"/>
@@ -11109,17 +11743,17 @@
         <w:pStyle w:val="BodyText"/>
       </w:pPr>
       <w:r>
-        <w:t xml:space="preserve">Für Größenordnungen verwenden wir Byte, Kilobyte, Megabyte, Gigabyte und Terabyte. In technischen Angaben können dezimale und binäre Vielfache vorkommen; entscheidend ist, die Größenordnung sicher einschätzen zu können.</w:t>
-      </w:r>
-    </w:p>
-    <w:bookmarkEnd w:id="135"/>
-    <w:bookmarkStart w:id="136" w:name="backup"/>
+        <w:t xml:space="preserve">Für Größenordnungen verwenden wir Byte, Kilobyte, Megabyte, Gigabyte und Terabyte. In technischen Angaben können dezimale und binäre Vielfache vorkommen; entscheidend ist in Klasse 7 vor allem, Größenordnungen sicher einschätzen zu können.</w:t>
+      </w:r>
+    </w:p>
+    <w:bookmarkEnd w:id="137"/>
+    <w:bookmarkStart w:id="138" w:name="backup-und-zuverlässigkeit"/>
     <w:p>
       <w:pPr>
         <w:pStyle w:val="Heading2"/>
       </w:pPr>
       <w:r>
-        <w:t xml:space="preserve">Backup</w:t>
+        <w:t xml:space="preserve">Backup und Zuverlässigkeit</w:t>
       </w:r>
     </w:p>
     <w:p>
@@ -11146,8 +11780,16 @@
         <w:t xml:space="preserve">ist eine zusätzliche Kopie wichtiger Daten. Eine Kopie auf demselben defekten Datenträger schützt nicht vor dessen Ausfall.</w:t>
       </w:r>
     </w:p>
-    <w:bookmarkEnd w:id="136"/>
-    <w:bookmarkStart w:id="137" w:name="aufgaben-2"/>
+    <w:p>
+      <w:pPr>
+        <w:pStyle w:val="BodyText"/>
+      </w:pPr>
+      <w:r>
+        <w:t xml:space="preserve">Für wichtige Daten ist es sinnvoll, mindestens eine zusätzliche Kopie an einem anderen Speicherort zu haben.</w:t>
+      </w:r>
+    </w:p>
+    <w:bookmarkEnd w:id="138"/>
+    <w:bookmarkStart w:id="139" w:name="aufgaben-2"/>
     <w:p>
       <w:pPr>
         <w:pStyle w:val="Heading2"/>
@@ -11160,7 +11802,7 @@
       <w:pPr>
         <w:numPr>
           <w:ilvl w:val="0"/>
-          <w:numId w:val="1043"/>
+          <w:numId w:val="1044"/>
         </w:numPr>
         <w:pStyle w:val="Compact"/>
       </w:pPr>
@@ -11172,19 +11814,19 @@
       <w:pPr>
         <w:numPr>
           <w:ilvl w:val="0"/>
-          <w:numId w:val="1043"/>
+          <w:numId w:val="1044"/>
         </w:numPr>
         <w:pStyle w:val="Compact"/>
       </w:pPr>
       <w:r>
-        <w:t xml:space="preserve">Vergleiche SSD, USB-Stick und Cloudspeicher für eine Schulpräsentation.</w:t>
+        <w:t xml:space="preserve">Vergleiche SSD, USB-Stick und Cloudspeicher anhand von Zugriffsart, Geschwindigkeit, Mobilität und Zuverlässigkeit.</w:t>
       </w:r>
     </w:p>
     <w:p>
       <w:pPr>
         <w:numPr>
           <w:ilvl w:val="0"/>
-          <w:numId w:val="1043"/>
+          <w:numId w:val="1044"/>
         </w:numPr>
         <w:pStyle w:val="Compact"/>
       </w:pPr>
@@ -11196,7 +11838,7 @@
       <w:pPr>
         <w:numPr>
           <w:ilvl w:val="0"/>
-          <w:numId w:val="1043"/>
+          <w:numId w:val="1044"/>
         </w:numPr>
         <w:pStyle w:val="Compact"/>
       </w:pPr>
@@ -11208,7 +11850,7 @@
       <w:pPr>
         <w:numPr>
           <w:ilvl w:val="0"/>
-          <w:numId w:val="1043"/>
+          <w:numId w:val="1044"/>
         </w:numPr>
         <w:pStyle w:val="Compact"/>
       </w:pPr>
@@ -11220,7 +11862,7 @@
       <w:pPr>
         <w:numPr>
           <w:ilvl w:val="0"/>
-          <w:numId w:val="1043"/>
+          <w:numId w:val="1044"/>
         </w:numPr>
         <w:pStyle w:val="Compact"/>
       </w:pPr>
@@ -11228,14 +11870,26 @@
         <w:t xml:space="preserve">Erkläre, warum „Cloud“ nicht bedeutet, dass Daten ohne reale Computer gespeichert werden.</w:t>
       </w:r>
     </w:p>
-    <w:bookmarkEnd w:id="137"/>
-    <w:bookmarkStart w:id="138" w:name="ausblick-7"/>
+    <w:p>
+      <w:pPr>
+        <w:numPr>
+          <w:ilvl w:val="0"/>
+          <w:numId w:val="1044"/>
+        </w:numPr>
+        <w:pStyle w:val="Compact"/>
+      </w:pPr>
+      <w:r>
+        <w:t xml:space="preserve">Entscheide jeweils begründet: Wo würdest du eine Datei speichern, die du nur an einem Schul-PC brauchst, eine Präsentation für Gruppenarbeit und ein Backup deiner wichtigsten Dokumente?</w:t>
+      </w:r>
+    </w:p>
+    <w:bookmarkEnd w:id="139"/>
+    <w:bookmarkStart w:id="140" w:name="merksatz-2"/>
     <w:p>
       <w:pPr>
         <w:pStyle w:val="Heading2"/>
       </w:pPr>
       <w:r>
-        <w:t xml:space="preserve">Ausblick</w:t>
+        <w:t xml:space="preserve">Merksatz</w:t>
       </w:r>
     </w:p>
     <w:p>
@@ -11243,7 +11897,7 @@
         <w:pStyle w:val="BlockText"/>
       </w:pPr>
       <w:r>
-        <w:t xml:space="preserve">Gespeicherte Daten müssen nicht nur irgendwo liegen – wir müssen sie auch wiederfinden.</w:t>
+        <w:t xml:space="preserve">Speicher unterscheiden sich in Zugriffsart, Geschwindigkeit, Kapazität, Zuverlässigkeit und Bauform. Der Einsatzzweck entscheidet, welcher Speicher geeignet ist.</w:t>
       </w:r>
     </w:p>
     <w:p>
@@ -11251,18 +11905,18 @@
         <w:br w:type="page"/>
       </w:r>
     </w:p>
-    <w:bookmarkEnd w:id="138"/>
-    <w:bookmarkEnd w:id="139"/>
-    <w:bookmarkStart w:id="149" w:name="wie-finden-wir-dateien-wieder"/>
+    <w:bookmarkEnd w:id="140"/>
+    <w:bookmarkEnd w:id="141"/>
+    <w:bookmarkStart w:id="152" w:name="wie-finden-wir-dateien-wieder"/>
     <w:p>
       <w:pPr>
         <w:pStyle w:val="Heading1"/>
       </w:pPr>
       <w:r>
-        <w:t xml:space="preserve">17 – Wie finden wir Dateien wieder?</w:t>
-      </w:r>
-    </w:p>
-    <w:bookmarkStart w:id="140" w:name="leitfrage-4"/>
+        <w:t xml:space="preserve">09 – Wie finden wir Dateien wieder?</w:t>
+      </w:r>
+    </w:p>
+    <w:bookmarkStart w:id="142" w:name="leitfrage-4"/>
     <w:p>
       <w:pPr>
         <w:pStyle w:val="Heading2"/>
@@ -11276,11 +11930,11 @@
         <w:pStyle w:val="BlockText"/>
       </w:pPr>
       <w:r>
-        <w:t xml:space="preserve">Was nützt ein großer Speicher, wenn wir unsere Dateien nicht wiederfinden?</w:t>
-      </w:r>
-    </w:p>
-    <w:bookmarkEnd w:id="140"/>
-    <w:bookmarkStart w:id="141" w:name="datei-und-dateityp"/>
+        <w:t xml:space="preserve">Was nützt ein großer Speicher, wenn wir unsere Dateien nicht wiederfinden oder versehentlich überschreiben?</w:t>
+      </w:r>
+    </w:p>
+    <w:bookmarkEnd w:id="142"/>
+    <w:bookmarkStart w:id="143" w:name="datei-und-dateityp"/>
     <w:p>
       <w:pPr>
         <w:pStyle w:val="Heading2"/>
@@ -11341,7 +11995,7 @@
       <w:pPr>
         <w:numPr>
           <w:ilvl w:val="0"/>
-          <w:numId w:val="1044"/>
+          <w:numId w:val="1045"/>
         </w:numPr>
         <w:pStyle w:val="Compact"/>
       </w:pPr>
@@ -11362,7 +12016,7 @@
       <w:pPr>
         <w:numPr>
           <w:ilvl w:val="0"/>
-          <w:numId w:val="1044"/>
+          <w:numId w:val="1045"/>
         </w:numPr>
         <w:pStyle w:val="Compact"/>
       </w:pPr>
@@ -11383,7 +12037,7 @@
       <w:pPr>
         <w:numPr>
           <w:ilvl w:val="0"/>
-          <w:numId w:val="1044"/>
+          <w:numId w:val="1045"/>
         </w:numPr>
         <w:pStyle w:val="Compact"/>
       </w:pPr>
@@ -11404,7 +12058,7 @@
       <w:pPr>
         <w:numPr>
           <w:ilvl w:val="0"/>
-          <w:numId w:val="1044"/>
+          <w:numId w:val="1045"/>
         </w:numPr>
         <w:pStyle w:val="Compact"/>
       </w:pPr>
@@ -11426,11 +12080,11 @@
         <w:pStyle w:val="FirstParagraph"/>
       </w:pPr>
       <w:r>
-        <w:t xml:space="preserve">Die Dateiendung ist ein Hinweis auf den Dateityp, nicht der eigentliche Inhalt.</w:t>
-      </w:r>
-    </w:p>
-    <w:bookmarkEnd w:id="141"/>
-    <w:bookmarkStart w:id="142" w:name="ordner"/>
+        <w:t xml:space="preserve">Die Dateiendung ist ein Hinweis auf den Dateityp, nicht der eigentliche Inhalt. Der Dateityp hilft bei der Wahl einer geeigneten Anwendung.</w:t>
+      </w:r>
+    </w:p>
+    <w:bookmarkEnd w:id="143"/>
+    <w:bookmarkStart w:id="144" w:name="ordner"/>
     <w:p>
       <w:pPr>
         <w:pStyle w:val="Heading2"/>
@@ -11489,8 +12143,29 @@
         <w:t xml:space="preserve">zu verwenden.</w:t>
       </w:r>
     </w:p>
-    <w:bookmarkEnd w:id="142"/>
-    <w:bookmarkStart w:id="143" w:name="pfad"/>
+    <w:p>
+      <w:pPr>
+        <w:pStyle w:val="BodyText"/>
+      </w:pPr>
+      <w:r>
+        <w:t xml:space="preserve">Eine gute Struktur ist</w:t>
+      </w:r>
+      <w:r>
+        <w:t xml:space="preserve"> </w:t>
+      </w:r>
+      <w:r>
+        <w:rPr>
+          <w:bCs/>
+          <w:b/>
+        </w:rPr>
+        <w:t xml:space="preserve">übersichtlich, nachvollziehbar und nicht unnötig tief verschachtelt</w:t>
+      </w:r>
+      <w:r>
+        <w:t xml:space="preserve">.</w:t>
+      </w:r>
+    </w:p>
+    <w:bookmarkEnd w:id="144"/>
+    <w:bookmarkStart w:id="145" w:name="pfad"/>
     <w:p>
       <w:pPr>
         <w:pStyle w:val="Heading2"/>
@@ -11542,8 +12217,16 @@
         <w:t xml:space="preserve">Schule/Klasse_7/Informatik/EVAS/Praesentation.pptx</w:t>
       </w:r>
     </w:p>
-    <w:bookmarkEnd w:id="143"/>
-    <w:bookmarkStart w:id="144" w:name="grundlegende-dateioperationen"/>
+    <w:p>
+      <w:pPr>
+        <w:pStyle w:val="FirstParagraph"/>
+      </w:pPr>
+      <w:r>
+        <w:t xml:space="preserve">Je nach Betriebssystem oder Anwendung kann ein Pfad anders dargestellt werden. Das Grundprinzip bleibt gleich: Er beschreibt den Speicherort.</w:t>
+      </w:r>
+    </w:p>
+    <w:bookmarkEnd w:id="145"/>
+    <w:bookmarkStart w:id="146" w:name="grundlegende-dateioperationen"/>
     <w:p>
       <w:pPr>
         <w:pStyle w:val="Heading2"/>
@@ -11556,7 +12239,7 @@
       <w:pPr>
         <w:numPr>
           <w:ilvl w:val="0"/>
-          <w:numId w:val="1045"/>
+          <w:numId w:val="1046"/>
         </w:numPr>
         <w:pStyle w:val="Compact"/>
       </w:pPr>
@@ -11568,7 +12251,7 @@
       <w:pPr>
         <w:numPr>
           <w:ilvl w:val="0"/>
-          <w:numId w:val="1045"/>
+          <w:numId w:val="1046"/>
         </w:numPr>
         <w:pStyle w:val="Compact"/>
       </w:pPr>
@@ -11580,7 +12263,7 @@
       <w:pPr>
         <w:numPr>
           <w:ilvl w:val="0"/>
-          <w:numId w:val="1045"/>
+          <w:numId w:val="1046"/>
         </w:numPr>
         <w:pStyle w:val="Compact"/>
       </w:pPr>
@@ -11592,7 +12275,7 @@
       <w:pPr>
         <w:numPr>
           <w:ilvl w:val="0"/>
-          <w:numId w:val="1045"/>
+          <w:numId w:val="1046"/>
         </w:numPr>
         <w:pStyle w:val="Compact"/>
       </w:pPr>
@@ -11604,7 +12287,7 @@
       <w:pPr>
         <w:numPr>
           <w:ilvl w:val="0"/>
-          <w:numId w:val="1045"/>
+          <w:numId w:val="1046"/>
         </w:numPr>
         <w:pStyle w:val="Compact"/>
       </w:pPr>
@@ -11646,14 +12329,22 @@
         <w:t xml:space="preserve">ändert ihren Speicherort.</w:t>
       </w:r>
     </w:p>
-    <w:bookmarkEnd w:id="144"/>
-    <w:bookmarkStart w:id="145" w:name="lokal-und-vernetzt"/>
+    <w:p>
+      <w:pPr>
+        <w:pStyle w:val="BodyText"/>
+      </w:pPr>
+      <w:r>
+        <w:t xml:space="preserve">Vor dem Löschen oder Überschreiben lohnt sich ein Blick auf Dateiname, Speicherort und gegebenenfalls Datum oder Größe.</w:t>
+      </w:r>
+    </w:p>
+    <w:bookmarkEnd w:id="146"/>
+    <w:bookmarkStart w:id="147" w:name="lokal-vernetzt-und-webbasiert"/>
     <w:p>
       <w:pPr>
         <w:pStyle w:val="Heading2"/>
       </w:pPr>
       <w:r>
-        <w:t xml:space="preserve">Lokal und vernetzt</w:t>
+        <w:t xml:space="preserve">Lokal, vernetzt und webbasiert</w:t>
       </w:r>
     </w:p>
     <w:p>
@@ -11661,36 +12352,186 @@
         <w:pStyle w:val="FirstParagraph"/>
       </w:pPr>
       <w:r>
-        <w:t xml:space="preserve">Dateien können lokal auf einem Gerät oder auf einem Netzwerk-/Cloudspeicher liegen. Bei Netzwerkspeichern können Zugriffsrechte und eine Internet- bzw. Netzwerkverbindung wichtig sein.</w:t>
-      </w:r>
-    </w:p>
-    <w:bookmarkEnd w:id="145"/>
-    <w:bookmarkStart w:id="146" w:name="aufgaben-3"/>
+        <w:t xml:space="preserve">Dateien können lokal auf einem Gerät, auf einem Netzwerk-/Schulspeicher oder in einem webbasierten Cloud-Dienst liegen. Bei vernetzten Speichern können Zugriffsrechte, Anmeldung und eine Netzwerkverbindung wichtig sein.</w:t>
+      </w:r>
+    </w:p>
+    <w:p>
+      <w:pPr>
+        <w:pStyle w:val="BodyText"/>
+      </w:pPr>
+      <w:r>
+        <w:t xml:space="preserve">Dasselbe Dokument kann deshalb auf einem Schul-PC anders erreicht werden als auf einem Tablet oder über eine Browser-Anwendung.</w:t>
+      </w:r>
+    </w:p>
+    <w:bookmarkEnd w:id="147"/>
+    <w:bookmarkStart w:id="148" w:name="Xbd77babe37eefc5ed7c952a4d1add1b46a70d69"/>
     <w:p>
       <w:pPr>
         <w:pStyle w:val="Heading2"/>
       </w:pPr>
       <w:r>
-        <w:t xml:space="preserve">Aufgaben</w:t>
+        <w:t xml:space="preserve">Hinweise und Fehlermeldungen ernst nehmen</w:t>
+      </w:r>
+    </w:p>
+    <w:p>
+      <w:pPr>
+        <w:pStyle w:val="FirstParagraph"/>
+      </w:pPr>
+      <w:r>
+        <w:t xml:space="preserve">Ein Informatiksystem meldet häufig, warum eine Aktion nicht funktioniert. Beispiele:</w:t>
       </w:r>
     </w:p>
     <w:p>
       <w:pPr>
         <w:numPr>
           <w:ilvl w:val="0"/>
-          <w:numId w:val="1046"/>
+          <w:numId w:val="1047"/>
         </w:numPr>
         <w:pStyle w:val="Compact"/>
       </w:pPr>
       <w:r>
-        <w:t xml:space="preserve">Plane eine Ordnerstruktur für Informatik, Deutsch und Mathematik.</w:t>
+        <w:t xml:space="preserve">„Datei existiert bereits“</w:t>
       </w:r>
     </w:p>
     <w:p>
       <w:pPr>
         <w:numPr>
           <w:ilvl w:val="0"/>
-          <w:numId w:val="1046"/>
+          <w:numId w:val="1047"/>
+        </w:numPr>
+        <w:pStyle w:val="Compact"/>
+      </w:pPr>
+      <w:r>
+        <w:t xml:space="preserve">„Keine Berechtigung“</w:t>
+      </w:r>
+    </w:p>
+    <w:p>
+      <w:pPr>
+        <w:numPr>
+          <w:ilvl w:val="0"/>
+          <w:numId w:val="1047"/>
+        </w:numPr>
+        <w:pStyle w:val="Compact"/>
+      </w:pPr>
+      <w:r>
+        <w:t xml:space="preserve">„Speicher voll“</w:t>
+      </w:r>
+    </w:p>
+    <w:p>
+      <w:pPr>
+        <w:numPr>
+          <w:ilvl w:val="0"/>
+          <w:numId w:val="1047"/>
+        </w:numPr>
+        <w:pStyle w:val="Compact"/>
+      </w:pPr>
+      <w:r>
+        <w:t xml:space="preserve">„Datei wird von einem anderen Programm verwendet“</w:t>
+      </w:r>
+    </w:p>
+    <w:p>
+      <w:pPr>
+        <w:numPr>
+          <w:ilvl w:val="0"/>
+          <w:numId w:val="1047"/>
+        </w:numPr>
+        <w:pStyle w:val="Compact"/>
+      </w:pPr>
+      <w:r>
+        <w:t xml:space="preserve">„Netzwerk nicht verfügbar“</w:t>
+      </w:r>
+    </w:p>
+    <w:p>
+      <w:pPr>
+        <w:pStyle w:val="FirstParagraph"/>
+      </w:pPr>
+      <w:r>
+        <w:t xml:space="preserve">Sinnvolles Vorgehen:</w:t>
+      </w:r>
+    </w:p>
+    <w:p>
+      <w:pPr>
+        <w:numPr>
+          <w:ilvl w:val="0"/>
+          <w:numId w:val="1048"/>
+        </w:numPr>
+        <w:pStyle w:val="Compact"/>
+      </w:pPr>
+      <w:r>
+        <w:t xml:space="preserve">Meldung vollständig lesen.</w:t>
+      </w:r>
+    </w:p>
+    <w:p>
+      <w:pPr>
+        <w:numPr>
+          <w:ilvl w:val="0"/>
+          <w:numId w:val="1048"/>
+        </w:numPr>
+        <w:pStyle w:val="Compact"/>
+      </w:pPr>
+      <w:r>
+        <w:t xml:space="preserve">Prüfen, welche Aktion gerade ausgeführt wurde.</w:t>
+      </w:r>
+    </w:p>
+    <w:p>
+      <w:pPr>
+        <w:numPr>
+          <w:ilvl w:val="0"/>
+          <w:numId w:val="1048"/>
+        </w:numPr>
+        <w:pStyle w:val="Compact"/>
+      </w:pPr>
+      <w:r>
+        <w:t xml:space="preserve">Ursache eingrenzen.</w:t>
+      </w:r>
+    </w:p>
+    <w:p>
+      <w:pPr>
+        <w:numPr>
+          <w:ilvl w:val="0"/>
+          <w:numId w:val="1048"/>
+        </w:numPr>
+        <w:pStyle w:val="Compact"/>
+      </w:pPr>
+      <w:r>
+        <w:t xml:space="preserve">Erst dann erneut versuchen oder Hilfe holen.</w:t>
+      </w:r>
+    </w:p>
+    <w:p>
+      <w:pPr>
+        <w:pStyle w:val="FirstParagraph"/>
+      </w:pPr>
+      <w:r>
+        <w:t xml:space="preserve">Nicht sinnvoll ist, Warnungen grundsätzlich wegzuklicken.</w:t>
+      </w:r>
+    </w:p>
+    <w:bookmarkEnd w:id="148"/>
+    <w:bookmarkStart w:id="149" w:name="aufgaben-3"/>
+    <w:p>
+      <w:pPr>
+        <w:pStyle w:val="Heading2"/>
+      </w:pPr>
+      <w:r>
+        <w:t xml:space="preserve">Aufgaben</w:t>
+      </w:r>
+    </w:p>
+    <w:p>
+      <w:pPr>
+        <w:numPr>
+          <w:ilvl w:val="0"/>
+          <w:numId w:val="1049"/>
+        </w:numPr>
+        <w:pStyle w:val="Compact"/>
+      </w:pPr>
+      <w:r>
+        <w:t xml:space="preserve">Plane eine Ordnerstruktur für Informatik, Deutsch und Mathematik.</w:t>
+      </w:r>
+    </w:p>
+    <w:p>
+      <w:pPr>
+        <w:numPr>
+          <w:ilvl w:val="0"/>
+          <w:numId w:val="1049"/>
         </w:numPr>
         <w:pStyle w:val="Compact"/>
       </w:pPr>
@@ -11717,7 +12558,7 @@
       <w:pPr>
         <w:numPr>
           <w:ilvl w:val="0"/>
-          <w:numId w:val="1046"/>
+          <w:numId w:val="1049"/>
         </w:numPr>
         <w:pStyle w:val="Compact"/>
       </w:pPr>
@@ -11729,7 +12570,7 @@
       <w:pPr>
         <w:numPr>
           <w:ilvl w:val="0"/>
-          <w:numId w:val="1046"/>
+          <w:numId w:val="1049"/>
         </w:numPr>
         <w:pStyle w:val="Compact"/>
       </w:pPr>
@@ -11756,7 +12597,7 @@
       <w:pPr>
         <w:numPr>
           <w:ilvl w:val="0"/>
-          <w:numId w:val="1046"/>
+          <w:numId w:val="1049"/>
         </w:numPr>
         <w:pStyle w:val="Compact"/>
       </w:pPr>
@@ -11810,7 +12651,7 @@
       <w:pPr>
         <w:numPr>
           <w:ilvl w:val="0"/>
-          <w:numId w:val="1046"/>
+          <w:numId w:val="1049"/>
         </w:numPr>
         <w:pStyle w:val="Compact"/>
       </w:pPr>
@@ -11818,8 +12659,32 @@
         <w:t xml:space="preserve">Eine Datei wurde versehentlich gelöscht. Welche Schutzmaßnahmen können helfen?</w:t>
       </w:r>
     </w:p>
-    <w:bookmarkEnd w:id="146"/>
-    <w:bookmarkStart w:id="147" w:name="praxisauftrag"/>
+    <w:p>
+      <w:pPr>
+        <w:numPr>
+          <w:ilvl w:val="0"/>
+          <w:numId w:val="1049"/>
+        </w:numPr>
+        <w:pStyle w:val="Compact"/>
+      </w:pPr>
+      <w:r>
+        <w:t xml:space="preserve">Du erhältst die Meldung „Keine Berechtigung“. Was solltest du prüfen, bevor du die Datei mehrfach erneut zu speichern versuchst?</w:t>
+      </w:r>
+    </w:p>
+    <w:p>
+      <w:pPr>
+        <w:numPr>
+          <w:ilvl w:val="0"/>
+          <w:numId w:val="1049"/>
+        </w:numPr>
+        <w:pStyle w:val="Compact"/>
+      </w:pPr>
+      <w:r>
+        <w:t xml:space="preserve">Erkläre einen Unterschied zwischen einer lokalen Datei und einer Datei in einer Schulcloud.</w:t>
+      </w:r>
+    </w:p>
+    <w:bookmarkEnd w:id="149"/>
+    <w:bookmarkStart w:id="150" w:name="praxisauftrag"/>
     <w:p>
       <w:pPr>
         <w:pStyle w:val="Heading2"/>
@@ -11833,11 +12698,11 @@
         <w:pStyle w:val="FirstParagraph"/>
       </w:pPr>
       <w:r>
-        <w:t xml:space="preserve">Lege eine vorgegebene Ordnerstruktur an, erstelle zwei Dateien, kopiere eine Datei in einen zweiten Ordner, verschiebe die andere und benenne sie sinnvoll um. Dokumentiere die Schritte.</w:t>
-      </w:r>
-    </w:p>
-    <w:bookmarkEnd w:id="147"/>
-    <w:bookmarkStart w:id="148" w:name="merksatz-2"/>
+        <w:t xml:space="preserve">Lege eine vorgegebene Ordnerstruktur an, erstelle zwei Dateien, kopiere eine Datei in einen zweiten Ordner, verschiebe die andere und benenne sie sinnvoll um. Führe den Auftrag möglichst einmal lokal und – wenn vorhanden – einmal in einer schulischen Online- oder Netzwerkumgebung durch. Dokumentiere die Schritte und auftretende Hinweise.</w:t>
+      </w:r>
+    </w:p>
+    <w:bookmarkEnd w:id="150"/>
+    <w:bookmarkStart w:id="151" w:name="merksatz-3"/>
     <w:p>
       <w:pPr>
         <w:pStyle w:val="Heading2"/>
@@ -11851,11 +12716,11 @@
         <w:pStyle w:val="BlockText"/>
       </w:pPr>
       <w:r>
-        <w:t xml:space="preserve">Ordner strukturieren Dateien; Pfade beschreiben ihren Speicherort.</w:t>
-      </w:r>
-    </w:p>
-    <w:bookmarkEnd w:id="148"/>
-    <w:bookmarkEnd w:id="149"/>
+        <w:t xml:space="preserve">Ordner strukturieren Dateien; Pfade beschreiben ihren Speicherort. Hinweise und Fehlermeldungen helfen, Probleme systematisch zu lösen.</w:t>
+      </w:r>
+    </w:p>
+    <w:bookmarkEnd w:id="151"/>
+    <w:bookmarkEnd w:id="152"/>
     <w:sectPr>
       <w:headerReference r:id="rId9" w:type="default"/>
       <w:footerReference r:id="rId11" w:type="default"/>
@@ -11886,7 +12751,7 @@
       <w:rPr>
         <w:sz w:val="16"/>
       </w:rPr>
-      <w:t>Unterrichtsmaterial Oberschule Sachsen · Version v0.4.0-341-g0b15cca-dirty · Build 17.08.2026</w:t>
+      <w:t>Unterrichtsmaterial Oberschule Sachsen · Version v0.4.0-356-g3db0967-dirty · Build 17.08.2026</w:t>
     </w:r>
   </w:p>
 </w:ftr>
@@ -12448,6 +13313,9 @@
     </w:lvlOverride>
   </w:num>
   <w:num w:numId="1003">
+    <w:abstractNumId w:val="991"/>
+  </w:num>
+  <w:num w:numId="1004">
     <w:abstractNumId w:val="99411"/>
     <w:lvlOverride w:ilvl="0">
       <w:startOverride w:val="1"/>
@@ -12477,10 +13345,10 @@
       <w:startOverride w:val="1"/>
     </w:lvlOverride>
   </w:num>
-  <w:num w:numId="1004">
+  <w:num w:numId="1005">
     <w:abstractNumId w:val="991"/>
   </w:num>
-  <w:num w:numId="1005">
+  <w:num w:numId="1006">
     <w:abstractNumId w:val="99411"/>
     <w:lvlOverride w:ilvl="0">
       <w:startOverride w:val="1"/>
@@ -12510,38 +13378,8 @@
       <w:startOverride w:val="1"/>
     </w:lvlOverride>
   </w:num>
-  <w:num w:numId="1006">
+  <w:num w:numId="1007">
     <w:abstractNumId w:val="991"/>
-  </w:num>
-  <w:num w:numId="1007">
-    <w:abstractNumId w:val="99411"/>
-    <w:lvlOverride w:ilvl="0">
-      <w:startOverride w:val="1"/>
-    </w:lvlOverride>
-    <w:lvlOverride w:ilvl="1">
-      <w:startOverride w:val="1"/>
-    </w:lvlOverride>
-    <w:lvlOverride w:ilvl="2">
-      <w:startOverride w:val="1"/>
-    </w:lvlOverride>
-    <w:lvlOverride w:ilvl="3">
-      <w:startOverride w:val="1"/>
-    </w:lvlOverride>
-    <w:lvlOverride w:ilvl="4">
-      <w:startOverride w:val="1"/>
-    </w:lvlOverride>
-    <w:lvlOverride w:ilvl="5">
-      <w:startOverride w:val="1"/>
-    </w:lvlOverride>
-    <w:lvlOverride w:ilvl="6">
-      <w:startOverride w:val="1"/>
-    </w:lvlOverride>
-    <w:lvlOverride w:ilvl="7">
-      <w:startOverride w:val="1"/>
-    </w:lvlOverride>
-    <w:lvlOverride w:ilvl="8">
-      <w:startOverride w:val="1"/>
-    </w:lvlOverride>
   </w:num>
   <w:num w:numId="1008">
     <w:abstractNumId w:val="99411"/>
@@ -12634,12 +13472,6 @@
     </w:lvlOverride>
   </w:num>
   <w:num w:numId="1011">
-    <w:abstractNumId w:val="991"/>
-  </w:num>
-  <w:num w:numId="1012">
-    <w:abstractNumId w:val="991"/>
-  </w:num>
-  <w:num w:numId="1013">
     <w:abstractNumId w:val="99411"/>
     <w:lvlOverride w:ilvl="0">
       <w:startOverride w:val="1"/>
@@ -12669,10 +13501,13 @@
       <w:startOverride w:val="1"/>
     </w:lvlOverride>
   </w:num>
-  <w:num w:numId="1014">
+  <w:num w:numId="1012">
     <w:abstractNumId w:val="991"/>
   </w:num>
-  <w:num w:numId="1015">
+  <w:num w:numId="1013">
+    <w:abstractNumId w:val="991"/>
+  </w:num>
+  <w:num w:numId="1014">
     <w:abstractNumId w:val="99411"/>
     <w:lvlOverride w:ilvl="0">
       <w:startOverride w:val="1"/>
@@ -12702,16 +13537,10 @@
       <w:startOverride w:val="1"/>
     </w:lvlOverride>
   </w:num>
-  <w:num w:numId="1016">
+  <w:num w:numId="1015">
     <w:abstractNumId w:val="991"/>
   </w:num>
-  <w:num w:numId="1017">
-    <w:abstractNumId w:val="991"/>
-  </w:num>
-  <w:num w:numId="1018">
-    <w:abstractNumId w:val="991"/>
-  </w:num>
-  <w:num w:numId="1019">
+  <w:num w:numId="1016">
     <w:abstractNumId w:val="99411"/>
     <w:lvlOverride w:ilvl="0">
       <w:startOverride w:val="1"/>
@@ -12741,10 +13570,16 @@
       <w:startOverride w:val="1"/>
     </w:lvlOverride>
   </w:num>
-  <w:num w:numId="1020">
+  <w:num w:numId="1017">
     <w:abstractNumId w:val="991"/>
   </w:num>
-  <w:num w:numId="1021">
+  <w:num w:numId="1018">
+    <w:abstractNumId w:val="991"/>
+  </w:num>
+  <w:num w:numId="1019">
+    <w:abstractNumId w:val="991"/>
+  </w:num>
+  <w:num w:numId="1020">
     <w:abstractNumId w:val="99411"/>
     <w:lvlOverride w:ilvl="0">
       <w:startOverride w:val="1"/>
@@ -12773,6 +13608,9 @@
     <w:lvlOverride w:ilvl="8">
       <w:startOverride w:val="1"/>
     </w:lvlOverride>
+  </w:num>
+  <w:num w:numId="1021">
+    <w:abstractNumId w:val="991"/>
   </w:num>
   <w:num w:numId="1022">
     <w:abstractNumId w:val="99411"/>
@@ -12835,12 +13673,6 @@
     </w:lvlOverride>
   </w:num>
   <w:num w:numId="1024">
-    <w:abstractNumId w:val="991"/>
-  </w:num>
-  <w:num w:numId="1025">
-    <w:abstractNumId w:val="991"/>
-  </w:num>
-  <w:num w:numId="1026">
     <w:abstractNumId w:val="99411"/>
     <w:lvlOverride w:ilvl="0">
       <w:startOverride w:val="1"/>
@@ -12870,19 +13702,13 @@
       <w:startOverride w:val="1"/>
     </w:lvlOverride>
   </w:num>
-  <w:num w:numId="1027">
+  <w:num w:numId="1025">
     <w:abstractNumId w:val="991"/>
   </w:num>
-  <w:num w:numId="1028">
+  <w:num w:numId="1026">
     <w:abstractNumId w:val="991"/>
   </w:num>
-  <w:num w:numId="1029">
-    <w:abstractNumId w:val="991"/>
-  </w:num>
-  <w:num w:numId="1030">
-    <w:abstractNumId w:val="991"/>
-  </w:num>
-  <w:num w:numId="1031">
+  <w:num w:numId="1027">
     <w:abstractNumId w:val="99411"/>
     <w:lvlOverride w:ilvl="0">
       <w:startOverride w:val="1"/>
@@ -12912,10 +13738,19 @@
       <w:startOverride w:val="1"/>
     </w:lvlOverride>
   </w:num>
-  <w:num w:numId="1032">
+  <w:num w:numId="1028">
     <w:abstractNumId w:val="991"/>
   </w:num>
-  <w:num w:numId="1033">
+  <w:num w:numId="1029">
+    <w:abstractNumId w:val="991"/>
+  </w:num>
+  <w:num w:numId="1030">
+    <w:abstractNumId w:val="991"/>
+  </w:num>
+  <w:num w:numId="1031">
+    <w:abstractNumId w:val="991"/>
+  </w:num>
+  <w:num w:numId="1032">
     <w:abstractNumId w:val="99411"/>
     <w:lvlOverride w:ilvl="0">
       <w:startOverride w:val="1"/>
@@ -12945,16 +13780,10 @@
       <w:startOverride w:val="1"/>
     </w:lvlOverride>
   </w:num>
-  <w:num w:numId="1034">
+  <w:num w:numId="1033">
     <w:abstractNumId w:val="991"/>
   </w:num>
-  <w:num w:numId="1035">
-    <w:abstractNumId w:val="991"/>
-  </w:num>
-  <w:num w:numId="1036">
-    <w:abstractNumId w:val="991"/>
-  </w:num>
-  <w:num w:numId="1037">
+  <w:num w:numId="1034">
     <w:abstractNumId w:val="99411"/>
     <w:lvlOverride w:ilvl="0">
       <w:startOverride w:val="1"/>
@@ -12984,8 +13813,44 @@
       <w:startOverride w:val="1"/>
     </w:lvlOverride>
   </w:num>
+  <w:num w:numId="1035">
+    <w:abstractNumId w:val="991"/>
+  </w:num>
+  <w:num w:numId="1036">
+    <w:abstractNumId w:val="991"/>
+  </w:num>
+  <w:num w:numId="1037">
+    <w:abstractNumId w:val="991"/>
+  </w:num>
   <w:num w:numId="1038">
-    <w:abstractNumId w:val="991"/>
+    <w:abstractNumId w:val="99411"/>
+    <w:lvlOverride w:ilvl="0">
+      <w:startOverride w:val="1"/>
+    </w:lvlOverride>
+    <w:lvlOverride w:ilvl="1">
+      <w:startOverride w:val="1"/>
+    </w:lvlOverride>
+    <w:lvlOverride w:ilvl="2">
+      <w:startOverride w:val="1"/>
+    </w:lvlOverride>
+    <w:lvlOverride w:ilvl="3">
+      <w:startOverride w:val="1"/>
+    </w:lvlOverride>
+    <w:lvlOverride w:ilvl="4">
+      <w:startOverride w:val="1"/>
+    </w:lvlOverride>
+    <w:lvlOverride w:ilvl="5">
+      <w:startOverride w:val="1"/>
+    </w:lvlOverride>
+    <w:lvlOverride w:ilvl="6">
+      <w:startOverride w:val="1"/>
+    </w:lvlOverride>
+    <w:lvlOverride w:ilvl="7">
+      <w:startOverride w:val="1"/>
+    </w:lvlOverride>
+    <w:lvlOverride w:ilvl="8">
+      <w:startOverride w:val="1"/>
+    </w:lvlOverride>
   </w:num>
   <w:num w:numId="1039">
     <w:abstractNumId w:val="991"/>
@@ -13021,12 +13886,6 @@
     </w:lvlOverride>
   </w:num>
   <w:num w:numId="1041">
-    <w:abstractNumId w:val="991"/>
-  </w:num>
-  <w:num w:numId="1042">
-    <w:abstractNumId w:val="991"/>
-  </w:num>
-  <w:num w:numId="1043">
     <w:abstractNumId w:val="99411"/>
     <w:lvlOverride w:ilvl="0">
       <w:startOverride w:val="1"/>
@@ -13056,13 +13915,82 @@
       <w:startOverride w:val="1"/>
     </w:lvlOverride>
   </w:num>
+  <w:num w:numId="1042">
+    <w:abstractNumId w:val="991"/>
+  </w:num>
+  <w:num w:numId="1043">
+    <w:abstractNumId w:val="991"/>
+  </w:num>
   <w:num w:numId="1044">
-    <w:abstractNumId w:val="991"/>
+    <w:abstractNumId w:val="99411"/>
+    <w:lvlOverride w:ilvl="0">
+      <w:startOverride w:val="1"/>
+    </w:lvlOverride>
+    <w:lvlOverride w:ilvl="1">
+      <w:startOverride w:val="1"/>
+    </w:lvlOverride>
+    <w:lvlOverride w:ilvl="2">
+      <w:startOverride w:val="1"/>
+    </w:lvlOverride>
+    <w:lvlOverride w:ilvl="3">
+      <w:startOverride w:val="1"/>
+    </w:lvlOverride>
+    <w:lvlOverride w:ilvl="4">
+      <w:startOverride w:val="1"/>
+    </w:lvlOverride>
+    <w:lvlOverride w:ilvl="5">
+      <w:startOverride w:val="1"/>
+    </w:lvlOverride>
+    <w:lvlOverride w:ilvl="6">
+      <w:startOverride w:val="1"/>
+    </w:lvlOverride>
+    <w:lvlOverride w:ilvl="7">
+      <w:startOverride w:val="1"/>
+    </w:lvlOverride>
+    <w:lvlOverride w:ilvl="8">
+      <w:startOverride w:val="1"/>
+    </w:lvlOverride>
   </w:num>
   <w:num w:numId="1045">
     <w:abstractNumId w:val="991"/>
   </w:num>
   <w:num w:numId="1046">
+    <w:abstractNumId w:val="991"/>
+  </w:num>
+  <w:num w:numId="1047">
+    <w:abstractNumId w:val="991"/>
+  </w:num>
+  <w:num w:numId="1048">
+    <w:abstractNumId w:val="99411"/>
+    <w:lvlOverride w:ilvl="0">
+      <w:startOverride w:val="1"/>
+    </w:lvlOverride>
+    <w:lvlOverride w:ilvl="1">
+      <w:startOverride w:val="1"/>
+    </w:lvlOverride>
+    <w:lvlOverride w:ilvl="2">
+      <w:startOverride w:val="1"/>
+    </w:lvlOverride>
+    <w:lvlOverride w:ilvl="3">
+      <w:startOverride w:val="1"/>
+    </w:lvlOverride>
+    <w:lvlOverride w:ilvl="4">
+      <w:startOverride w:val="1"/>
+    </w:lvlOverride>
+    <w:lvlOverride w:ilvl="5">
+      <w:startOverride w:val="1"/>
+    </w:lvlOverride>
+    <w:lvlOverride w:ilvl="6">
+      <w:startOverride w:val="1"/>
+    </w:lvlOverride>
+    <w:lvlOverride w:ilvl="7">
+      <w:startOverride w:val="1"/>
+    </w:lvlOverride>
+    <w:lvlOverride w:ilvl="8">
+      <w:startOverride w:val="1"/>
+    </w:lvlOverride>
+  </w:num>
+  <w:num w:numId="1049">
     <w:abstractNumId w:val="99411"/>
     <w:lvlOverride w:ilvl="0">
       <w:startOverride w:val="1"/>

--- a/Ausgabe/Klasse_7/01_Informatik_im_Alltag/01_Arbeitsheft.docx
+++ b/Ausgabe/Klasse_7/01_Informatik_im_Alltag/01_Arbeitsheft.docx
@@ -12751,7 +12751,7 @@
       <w:rPr>
         <w:sz w:val="16"/>
       </w:rPr>
-      <w:t>Unterrichtsmaterial Oberschule Sachsen · Version v0.4.0-356-g3db0967-dirty · Build 17.08.2026</w:t>
+      <w:t>Unterrichtsmaterial Oberschule Sachsen · Version v0.4.0-376-gf442749-dirty · Build 17.08.2026</w:t>
     </w:r>
   </w:p>
 </w:ftr>

--- a/Ausgabe/Klasse_7/01_Informatik_im_Alltag/01_Arbeitsheft.docx
+++ b/Ausgabe/Klasse_7/01_Informatik_im_Alltag/01_Arbeitsheft.docx
@@ -12751,7 +12751,7 @@
       <w:rPr>
         <w:sz w:val="16"/>
       </w:rPr>
-      <w:t>Unterrichtsmaterial Oberschule Sachsen · Version v0.4.0-356-g3db0967-dirty · Build 17.08.2026</w:t>
+      <w:t>Unterrichtsmaterial Oberschule Sachsen · Version v0.4.0-376-g6ba679b-dirty · Build 17.08.2026</w:t>
     </w:r>
   </w:p>
 </w:ftr>

--- a/Ausgabe/Klasse_7/01_Informatik_im_Alltag/01_Arbeitsheft.docx
+++ b/Ausgabe/Klasse_7/01_Informatik_im_Alltag/01_Arbeitsheft.docx
@@ -12751,7 +12751,7 @@
       <w:rPr>
         <w:sz w:val="16"/>
       </w:rPr>
-      <w:t>Unterrichtsmaterial Oberschule Sachsen · Version v0.4.0-356-g3db0967-dirty · Build 17.08.2026</w:t>
+      <w:t>Unterrichtsmaterial Oberschule Sachsen · Version v0.4.0-378-g61c0f2a-dirty · Build 17.08.2026</w:t>
     </w:r>
   </w:p>
 </w:ftr>

--- a/Ausgabe/Klasse_7/01_Informatik_im_Alltag/01_Arbeitsheft.docx
+++ b/Ausgabe/Klasse_7/01_Informatik_im_Alltag/01_Arbeitsheft.docx
@@ -12751,7 +12751,7 @@
       <w:rPr>
         <w:sz w:val="16"/>
       </w:rPr>
-      <w:t>Unterrichtsmaterial Oberschule Sachsen · Version v0.4.0-356-g3db0967-dirty · Build 17.08.2026</w:t>
+      <w:t>Unterrichtsmaterial Oberschule Sachsen · Version v0.4.0-367-gb55ec7c-dirty · Build 17.08.2026</w:t>
     </w:r>
   </w:p>
 </w:ftr>

--- a/Ausgabe/Klasse_7/01_Informatik_im_Alltag/01_Arbeitsheft.docx
+++ b/Ausgabe/Klasse_7/01_Informatik_im_Alltag/01_Arbeitsheft.docx
@@ -12751,7 +12751,7 @@
       <w:rPr>
         <w:sz w:val="16"/>
       </w:rPr>
-      <w:t>Unterrichtsmaterial Oberschule Sachsen · Version v0.4.0-376-gf442749-dirty · Build 17.08.2026</w:t>
+      <w:t>Unterrichtsmaterial Oberschule Sachsen · Version v0.4.0-410-g8744ce6-dirty · Build 17.08.2026</w:t>
     </w:r>
   </w:p>
 </w:ftr>

--- a/Ausgabe/Klasse_7/01_Informatik_im_Alltag/01_Arbeitsheft.docx
+++ b/Ausgabe/Klasse_7/01_Informatik_im_Alltag/01_Arbeitsheft.docx
@@ -12751,7 +12751,7 @@
       <w:rPr>
         <w:sz w:val="16"/>
       </w:rPr>
-      <w:t>Unterrichtsmaterial Oberschule Sachsen · Version v0.4.0-410-g8744ce6-dirty · Build 17.08.2026</w:t>
+      <w:t>Unterrichtsmaterial Oberschule Sachsen · Version v0.4.0-444-gad95bb4-dirty · Build 18.08.2026</w:t>
     </w:r>
   </w:p>
 </w:ftr>

--- a/Ausgabe/Klasse_7/01_Informatik_im_Alltag/01_Arbeitsheft.docx
+++ b/Ausgabe/Klasse_7/01_Informatik_im_Alltag/01_Arbeitsheft.docx
@@ -12751,7 +12751,7 @@
       <w:rPr>
         <w:sz w:val="16"/>
       </w:rPr>
-      <w:t>Unterrichtsmaterial Oberschule Sachsen · Version v0.4.0-444-gad95bb4-dirty · Build 18.08.2026</w:t>
+      <w:t>Unterrichtsmaterial Oberschule Sachsen · Version v0.4.0-459-gb11fd20-dirty · Build 18.08.2026</w:t>
     </w:r>
   </w:p>
 </w:ftr>

--- a/Ausgabe/Klasse_7/01_Informatik_im_Alltag/01_Arbeitsheft.docx
+++ b/Ausgabe/Klasse_7/01_Informatik_im_Alltag/01_Arbeitsheft.docx
@@ -12751,7 +12751,7 @@
       <w:rPr>
         <w:sz w:val="16"/>
       </w:rPr>
-      <w:t>Unterrichtsmaterial Oberschule Sachsen · Version v0.4.0-459-gb11fd20-dirty · Build 18.08.2026</w:t>
+      <w:t>Unterrichtsmaterial Oberschule Sachsen · Version v0.4.0-444-gad95bb4-dirty · Build 18.08.2026</w:t>
     </w:r>
   </w:p>
 </w:ftr>

--- a/Ausgabe/Klasse_7/01_Informatik_im_Alltag/01_Arbeitsheft.docx
+++ b/Ausgabe/Klasse_7/01_Informatik_im_Alltag/01_Arbeitsheft.docx
@@ -12751,7 +12751,7 @@
       <w:rPr>
         <w:sz w:val="16"/>
       </w:rPr>
-      <w:t>Unterrichtsmaterial Oberschule Sachsen · Version v0.4.0-444-gad95bb4-dirty · Build 18.08.2026</w:t>
+      <w:t>Unterrichtsmaterial Oberschule Sachsen · Version v0.4.0-489-gf58e499-dirty · Build 18.08.2026</w:t>
     </w:r>
   </w:p>
 </w:ftr>

--- a/Ausgabe/Klasse_7/01_Informatik_im_Alltag/01_Arbeitsheft.docx
+++ b/Ausgabe/Klasse_7/01_Informatik_im_Alltag/01_Arbeitsheft.docx
@@ -12751,7 +12751,7 @@
       <w:rPr>
         <w:sz w:val="16"/>
       </w:rPr>
-      <w:t>Unterrichtsmaterial Oberschule Sachsen · Version v0.4.0-444-gad95bb4-dirty · Build 18.08.2026</w:t>
+      <w:t>Unterrichtsmaterial Oberschule Sachsen · Version v0.4.0-490-g2532335-dirty · Build 18.08.2026</w:t>
     </w:r>
   </w:p>
 </w:ftr>

--- a/Ausgabe/Klasse_7/01_Informatik_im_Alltag/01_Arbeitsheft.docx
+++ b/Ausgabe/Klasse_7/01_Informatik_im_Alltag/01_Arbeitsheft.docx
@@ -12751,7 +12751,7 @@
       <w:rPr>
         <w:sz w:val="16"/>
       </w:rPr>
-      <w:t>Unterrichtsmaterial Oberschule Sachsen · Version v0.4.0-490-g2532335-dirty · Build 18.08.2026</w:t>
+      <w:t>Unterrichtsmaterial Oberschule Sachsen · Version v0.4.0-521-gfaabf71-dirty · Build 19.08.2026</w:t>
     </w:r>
   </w:p>
 </w:ftr>

--- a/Ausgabe/Klasse_7/01_Informatik_im_Alltag/01_Arbeitsheft.docx
+++ b/Ausgabe/Klasse_7/01_Informatik_im_Alltag/01_Arbeitsheft.docx
@@ -12751,7 +12751,7 @@
       <w:rPr>
         <w:sz w:val="16"/>
       </w:rPr>
-      <w:t>Unterrichtsmaterial Oberschule Sachsen · Version v0.4.0-490-g2532335-dirty · Build 18.08.2026</w:t>
+      <w:t>Unterrichtsmaterial Oberschule Sachsen · Version v0.4.0-521-g87c4bcc-dirty · Build 19.08.2026</w:t>
     </w:r>
   </w:p>
 </w:ftr>

--- a/Ausgabe/Klasse_7/01_Informatik_im_Alltag/01_Arbeitsheft.docx
+++ b/Ausgabe/Klasse_7/01_Informatik_im_Alltag/01_Arbeitsheft.docx
@@ -12751,7 +12751,7 @@
       <w:rPr>
         <w:sz w:val="16"/>
       </w:rPr>
-      <w:t>Unterrichtsmaterial Oberschule Sachsen · Version v0.4.0-521-g87c4bcc-dirty · Build 19.08.2026</w:t>
+      <w:t>Unterrichtsmaterial Oberschule Sachsen · Version v0.4.0-527-gca6ed1b-dirty · Build 19.08.2026</w:t>
     </w:r>
   </w:p>
 </w:ftr>

--- a/Ausgabe/Klasse_7/01_Informatik_im_Alltag/01_Arbeitsheft.docx
+++ b/Ausgabe/Klasse_7/01_Informatik_im_Alltag/01_Arbeitsheft.docx
@@ -12751,7 +12751,7 @@
       <w:rPr>
         <w:sz w:val="16"/>
       </w:rPr>
-      <w:t>Unterrichtsmaterial Oberschule Sachsen · Version v0.4.0-527-gca6ed1b-dirty · Build 19.08.2026</w:t>
+      <w:t>Unterrichtsmaterial Oberschule Sachsen · Version v0.4.0-530-gbb43ae4-dirty · Build 20.08.2026</w:t>
     </w:r>
   </w:p>
 </w:ftr>

--- a/Ausgabe/Klasse_7/01_Informatik_im_Alltag/01_Arbeitsheft.docx
+++ b/Ausgabe/Klasse_7/01_Informatik_im_Alltag/01_Arbeitsheft.docx
@@ -12751,7 +12751,7 @@
       <w:rPr>
         <w:sz w:val="16"/>
       </w:rPr>
-      <w:t>Unterrichtsmaterial Oberschule Sachsen · Version v0.4.0-530-gbb43ae4-dirty · Build 20.08.2026</w:t>
+      <w:t>Unterrichtsmaterial Oberschule Sachsen · Version v0.4.0-534-gc09a6c6-dirty · Build 20.08.2026</w:t>
     </w:r>
   </w:p>
 </w:ftr>
